--- a/5-人员管理/流程制度规范类文件/050106-人员备份管理制度.docx
+++ b/5-人员管理/流程制度规范类文件/050106-人员备份管理制度.docx
@@ -1,7 +1,6 @@
 
 <file path=word/document.xml><?xml version="1.0" encoding="utf-8"?>
-<w:document xmlns:wpc="http://schemas.microsoft.com/office/word/2010/wordprocessingCanvas" xmlns:mc="http://schemas.openxmlformats.org/markup-compatibility/2006" xmlns:o="urn:schemas-microsoft-com:office:office" xmlns:r="http://schemas.openxmlformats.org/officeDocument/2006/relationships" xmlns:m="http://schemas.openxmlformats.org/officeDocument/2006/math" xmlns:v="urn:schemas-microsoft-com:vml" xmlns:wp14="http://schemas.microsoft.com/office/word/2010/wordprocessingDrawing" xmlns:wp="http://schemas.openxmlformats.org/drawingml/2006/wordprocessingDrawing" xmlns:w10="urn:schemas-microsoft-com:office:word" xmlns:w="http://schemas.openxmlformats.org/wordprocessingml/2006/main" xmlns:w14="http://schemas.microsoft.com/office/word/2010/wordml" xmlns:w15="http://schemas.microsoft.com/office/word/2012/wordml" xmlns:wne="http://schemas.microsoft.com/office/word/2006/wordml" xmlns:wpg="http://schemas.microsoft.com/office/word/2010/wordprocessingGroup" xmlns:wpi="http://schemas.microsoft.com/office/word/2010/wordprocessingInk" xmlns:wps="http://schemas.microsoft.com/office/word/2010/wordprocessingShape" mc:Ignorable="w14 w15 wp14">
-  <!-- Generated by Aspose.Words for .NET 13.3.0.1 -->
+<w:document xmlns:wpc="http://schemas.microsoft.com/office/word/2010/wordprocessingCanvas" xmlns:mc="http://schemas.openxmlformats.org/markup-compatibility/2006" xmlns:o="urn:schemas-microsoft-com:office:office" xmlns:r="http://schemas.openxmlformats.org/officeDocument/2006/relationships" xmlns:m="http://schemas.openxmlformats.org/officeDocument/2006/math" xmlns:v="urn:schemas-microsoft-com:vml" xmlns:wp14="http://schemas.microsoft.com/office/word/2010/wordprocessingDrawing" xmlns:wp="http://schemas.openxmlformats.org/drawingml/2006/wordprocessingDrawing" xmlns:w="http://schemas.openxmlformats.org/wordprocessingml/2006/main" xmlns:w14="http://schemas.microsoft.com/office/word/2010/wordml" xmlns:w10="urn:schemas-microsoft-com:office:word" xmlns:w15="http://schemas.microsoft.com/office/word/2012/wordml" xmlns:wpg="http://schemas.microsoft.com/office/word/2010/wordprocessingGroup" xmlns:wpi="http://schemas.microsoft.com/office/word/2010/wordprocessingInk" xmlns:wne="http://schemas.microsoft.com/office/word/2006/wordml" xmlns:wps="http://schemas.microsoft.com/office/word/2010/wordprocessingShape" xmlns:wpsCustomData="http://www.wps.cn/officeDocument/2013/wpsCustomData" mc:Ignorable="w14 w15 wp14">
   <w:body>
     <w:p>
       <w:pPr>
@@ -13,7 +12,7 @@
         <w:spacing w:before="78" w:line="219" w:lineRule="auto"/>
         <w:ind w:left="25"/>
         <w:rPr>
-          <w:rFonts w:ascii="宋体" w:eastAsia="宋体" w:hAnsi="宋体" w:cs="宋体" w:hint="default"/>
+          <w:rFonts w:hint="default" w:ascii="宋体" w:hAnsi="宋体" w:eastAsia="宋体" w:cs="宋体"/>
           <w:sz w:val="24"/>
           <w:szCs w:val="24"/>
           <w:lang w:val="en-US" w:eastAsia="zh-CN"/>
@@ -21,7 +20,7 @@
       </w:pPr>
       <w:r>
         <w:rPr>
-          <w:rFonts w:ascii="宋体" w:eastAsia="宋体" w:hAnsi="宋体" w:cs="宋体"/>
+          <w:rFonts w:ascii="宋体" w:hAnsi="宋体" w:eastAsia="宋体" w:cs="宋体"/>
           <w:b/>
           <w:bCs/>
           <w:spacing w:val="-3"/>
@@ -32,7 +31,7 @@
       </w:r>
       <w:r>
         <w:rPr>
-          <w:rFonts w:ascii="宋体" w:eastAsia="宋体" w:hAnsi="宋体" w:cs="宋体" w:hint="eastAsia"/>
+          <w:rFonts w:hint="eastAsia" w:ascii="宋体" w:hAnsi="宋体" w:eastAsia="宋体" w:cs="宋体"/>
           <w:b/>
           <w:bCs/>
           <w:spacing w:val="-3"/>
@@ -44,7 +43,7 @@
       </w:r>
       <w:r>
         <w:rPr>
-          <w:rFonts w:ascii="宋体" w:eastAsia="宋体" w:hAnsi="宋体" w:cs="宋体"/>
+          <w:rFonts w:ascii="宋体" w:hAnsi="宋体" w:eastAsia="宋体" w:cs="宋体"/>
           <w:b/>
           <w:bCs/>
           <w:spacing w:val="-3"/>
@@ -55,7 +54,7 @@
       </w:r>
       <w:r>
         <w:rPr>
-          <w:rFonts w:ascii="宋体" w:eastAsia="宋体" w:hAnsi="宋体" w:cs="宋体" w:hint="eastAsia"/>
+          <w:rFonts w:hint="eastAsia" w:ascii="宋体" w:hAnsi="宋体" w:eastAsia="宋体" w:cs="宋体"/>
           <w:b/>
           <w:bCs/>
           <w:spacing w:val="-3"/>
@@ -85,14 +84,14 @@
         <w:ind w:left="23"/>
         <w:textAlignment w:val="auto"/>
         <w:rPr>
-          <w:rFonts w:ascii="宋体" w:eastAsia="宋体" w:hAnsi="宋体" w:cs="宋体"/>
+          <w:rFonts w:ascii="宋体" w:hAnsi="宋体" w:eastAsia="宋体" w:cs="宋体"/>
           <w:sz w:val="24"/>
           <w:szCs w:val="24"/>
         </w:rPr>
       </w:pPr>
       <w:r>
         <w:rPr>
-          <w:rFonts w:ascii="宋体" w:eastAsia="宋体" w:hAnsi="宋体" w:cs="宋体"/>
+          <w:rFonts w:ascii="宋体" w:hAnsi="宋体" w:eastAsia="宋体" w:cs="宋体"/>
           <w:b/>
           <w:bCs/>
           <w:spacing w:val="240"/>
@@ -104,7 +103,7 @@
       </w:r>
       <w:r>
         <w:rPr>
-          <w:rFonts w:ascii="宋体" w:eastAsia="宋体" w:hAnsi="宋体" w:cs="宋体"/>
+          <w:rFonts w:ascii="宋体" w:hAnsi="宋体" w:eastAsia="宋体" w:cs="宋体"/>
           <w:b/>
           <w:bCs/>
           <w:spacing w:val="0"/>
@@ -116,7 +115,7 @@
       </w:r>
       <w:r>
         <w:rPr>
-          <w:rFonts w:ascii="宋体" w:eastAsia="宋体" w:hAnsi="宋体" w:cs="宋体"/>
+          <w:rFonts w:ascii="宋体" w:hAnsi="宋体" w:eastAsia="宋体" w:cs="宋体"/>
           <w:b/>
           <w:bCs/>
           <w:spacing w:val="-5"/>
@@ -128,7 +127,7 @@
     </w:p>
     <w:p>
       <w:pPr>
-        <w:pStyle w:val="a"/>
+        <w:pStyle w:val="26"/>
         <w:keepLines w:val="0"/>
         <w:pageBreakBefore w:val="0"/>
         <w:wordWrap/>
@@ -147,7 +146,7 @@
     </w:p>
     <w:p>
       <w:pPr>
-        <w:pStyle w:val="a0"/>
+        <w:pStyle w:val="27"/>
         <w:keepLines w:val="0"/>
         <w:pageBreakBefore w:val="0"/>
         <w:wordWrap/>
@@ -170,17 +169,18 @@
     </w:p>
     <w:tbl>
       <w:tblPr>
-        <w:tblStyle w:val="TableGrid"/>
+        <w:tblStyle w:val="22"/>
         <w:tblW w:w="0" w:type="auto"/>
         <w:tblInd w:w="2443" w:type="dxa"/>
         <w:tblBorders>
-          <w:top w:val="nil"/>
-          <w:left w:val="nil"/>
-          <w:bottom w:val="nil"/>
-          <w:right w:val="nil"/>
-          <w:insideH w:val="nil"/>
-          <w:insideV w:val="nil"/>
+          <w:top w:val="none" w:color="auto" w:sz="0" w:space="0"/>
+          <w:left w:val="none" w:color="auto" w:sz="0" w:space="0"/>
+          <w:bottom w:val="none" w:color="auto" w:sz="0" w:space="0"/>
+          <w:right w:val="none" w:color="auto" w:sz="0" w:space="0"/>
+          <w:insideH w:val="none" w:color="auto" w:sz="0" w:space="0"/>
+          <w:insideV w:val="none" w:color="auto" w:sz="0" w:space="0"/>
         </w:tblBorders>
+        <w:tblLayout w:type="autofit"/>
         <w:tblCellMar>
           <w:top w:w="0" w:type="dxa"/>
           <w:left w:w="108" w:type="dxa"/>
@@ -194,15 +194,13 @@
       </w:tblGrid>
       <w:tr>
         <w:tblPrEx>
-          <w:tblW w:w="0" w:type="auto"/>
-          <w:tblInd w:w="2443" w:type="dxa"/>
           <w:tblBorders>
-            <w:top w:val="nil"/>
-            <w:left w:val="nil"/>
-            <w:bottom w:val="nil"/>
-            <w:right w:val="nil"/>
-            <w:insideH w:val="nil"/>
-            <w:insideV w:val="nil"/>
+            <w:top w:val="none" w:color="auto" w:sz="0" w:space="0"/>
+            <w:left w:val="none" w:color="auto" w:sz="0" w:space="0"/>
+            <w:bottom w:val="none" w:color="auto" w:sz="0" w:space="0"/>
+            <w:right w:val="none" w:color="auto" w:sz="0" w:space="0"/>
+            <w:insideH w:val="none" w:color="auto" w:sz="0" w:space="0"/>
+            <w:insideV w:val="none" w:color="auto" w:sz="0" w:space="0"/>
           </w:tblBorders>
           <w:tblCellMar>
             <w:top w:w="0" w:type="dxa"/>
@@ -212,7 +210,7 @@
           </w:tblCellMar>
         </w:tblPrEx>
         <w:trPr>
-          <w:trHeight w:val="810"/>
+          <w:trHeight w:val="810" w:hRule="atLeast"/>
         </w:trPr>
         <w:tc>
           <w:tcPr>
@@ -242,7 +240,7 @@
             </w:r>
             <w:r>
               <w:rPr>
-                <w:rFonts w:asciiTheme="minorAscii" w:eastAsiaTheme="minorEastAsia" w:hAnsiTheme="minorAscii" w:hint="default"/>
+                <w:rFonts w:hint="default" w:asciiTheme="minorAscii" w:hAnsiTheme="minorAscii" w:eastAsiaTheme="minorEastAsia"/>
                 <w:spacing w:val="227"/>
                 <w:sz w:val="21"/>
                 <w:vertAlign w:val="baseline"/>
@@ -292,7 +290,7 @@
             </w:r>
             <w:r>
               <w:rPr>
-                <w:rFonts w:asciiTheme="minorAscii" w:eastAsiaTheme="minorEastAsia" w:hAnsiTheme="minorAscii" w:hint="eastAsia"/>
+                <w:rFonts w:hint="eastAsia" w:asciiTheme="minorAscii" w:hAnsiTheme="minorAscii" w:eastAsiaTheme="minorEastAsia"/>
                 <w:spacing w:val="227"/>
                 <w:sz w:val="21"/>
                 <w:vertAlign w:val="baseline"/>
@@ -314,8 +312,14 @@
       </w:tr>
       <w:tr>
         <w:tblPrEx>
-          <w:tblW w:w="0" w:type="auto"/>
-          <w:tblInd w:w="2443" w:type="dxa"/>
+          <w:tblBorders>
+            <w:top w:val="none" w:color="auto" w:sz="0" w:space="0"/>
+            <w:left w:val="none" w:color="auto" w:sz="0" w:space="0"/>
+            <w:bottom w:val="none" w:color="auto" w:sz="0" w:space="0"/>
+            <w:right w:val="none" w:color="auto" w:sz="0" w:space="0"/>
+            <w:insideH w:val="none" w:color="auto" w:sz="0" w:space="0"/>
+            <w:insideV w:val="none" w:color="auto" w:sz="0" w:space="0"/>
+          </w:tblBorders>
           <w:tblCellMar>
             <w:top w:w="0" w:type="dxa"/>
             <w:left w:w="108" w:type="dxa"/>
@@ -324,7 +328,7 @@
           </w:tblCellMar>
         </w:tblPrEx>
         <w:trPr>
-          <w:trHeight w:val="810"/>
+          <w:trHeight w:val="810" w:hRule="atLeast"/>
         </w:trPr>
         <w:tc>
           <w:tcPr>
@@ -340,7 +344,7 @@
               <w:overflowPunct/>
               <w:bidi w:val="0"/>
               <w:rPr>
-                <w:rFonts w:ascii="Arial" w:eastAsia="Arial" w:hAnsi="Arial" w:cs="Arial" w:hint="eastAsia"/>
+                <w:rFonts w:hint="eastAsia" w:ascii="Arial" w:hAnsi="Arial" w:eastAsia="Arial" w:cs="Arial"/>
                 <w:snapToGrid w:val="0"/>
                 <w:color w:val="000000"/>
                 <w:kern w:val="0"/>
@@ -360,7 +364,7 @@
             </w:r>
             <w:r>
               <w:rPr>
-                <w:rFonts w:asciiTheme="minorAscii" w:eastAsiaTheme="minorEastAsia" w:hAnsiTheme="minorAscii" w:hint="default"/>
+                <w:rFonts w:hint="default" w:asciiTheme="minorAscii" w:hAnsiTheme="minorAscii" w:eastAsiaTheme="minorEastAsia"/>
                 <w:spacing w:val="227"/>
                 <w:sz w:val="21"/>
                 <w:vertAlign w:val="baseline"/>
@@ -392,7 +396,7 @@
               <w:overflowPunct/>
               <w:bidi w:val="0"/>
               <w:rPr>
-                <w:rFonts w:ascii="Arial" w:eastAsia="Arial" w:hAnsi="Arial" w:cs="Arial" w:hint="eastAsia"/>
+                <w:rFonts w:hint="eastAsia" w:ascii="Arial" w:hAnsi="Arial" w:eastAsia="Arial" w:cs="Arial"/>
                 <w:snapToGrid w:val="0"/>
                 <w:color w:val="000000"/>
                 <w:kern w:val="0"/>
@@ -408,11 +412,21 @@
                 <w:vertAlign w:val="baseline"/>
                 <w:lang w:val="en-US" w:eastAsia="zh-CN"/>
               </w:rPr>
-              <w:t>编制时间</w:t>
+              <w:t>审核</w:t>
+            </w:r>
+            <w:bookmarkStart w:id="25" w:name="_GoBack"/>
+            <w:bookmarkEnd w:id="25"/>
+            <w:r>
+              <w:rPr>
+                <w:rFonts w:hint="eastAsia"/>
+                <w:vertAlign w:val="baseline"/>
+                <w:lang w:val="en-US" w:eastAsia="zh-CN"/>
+              </w:rPr>
+              <w:t>时间</w:t>
             </w:r>
             <w:r>
               <w:rPr>
-                <w:rFonts w:asciiTheme="minorAscii" w:eastAsiaTheme="minorEastAsia" w:hAnsiTheme="minorAscii" w:hint="eastAsia"/>
+                <w:rFonts w:hint="eastAsia" w:asciiTheme="minorAscii" w:hAnsiTheme="minorAscii" w:eastAsiaTheme="minorEastAsia"/>
                 <w:spacing w:val="227"/>
                 <w:sz w:val="21"/>
                 <w:vertAlign w:val="baseline"/>
@@ -434,8 +448,14 @@
       </w:tr>
       <w:tr>
         <w:tblPrEx>
-          <w:tblW w:w="0" w:type="auto"/>
-          <w:tblInd w:w="2443" w:type="dxa"/>
+          <w:tblBorders>
+            <w:top w:val="none" w:color="auto" w:sz="0" w:space="0"/>
+            <w:left w:val="none" w:color="auto" w:sz="0" w:space="0"/>
+            <w:bottom w:val="none" w:color="auto" w:sz="0" w:space="0"/>
+            <w:right w:val="none" w:color="auto" w:sz="0" w:space="0"/>
+            <w:insideH w:val="none" w:color="auto" w:sz="0" w:space="0"/>
+            <w:insideV w:val="none" w:color="auto" w:sz="0" w:space="0"/>
+          </w:tblBorders>
           <w:tblCellMar>
             <w:top w:w="0" w:type="dxa"/>
             <w:left w:w="108" w:type="dxa"/>
@@ -444,7 +464,7 @@
           </w:tblCellMar>
         </w:tblPrEx>
         <w:trPr>
-          <w:trHeight w:val="635"/>
+          <w:trHeight w:val="635" w:hRule="atLeast"/>
         </w:trPr>
         <w:tc>
           <w:tcPr>
@@ -474,7 +494,7 @@
             </w:r>
             <w:r>
               <w:rPr>
-                <w:rFonts w:asciiTheme="minorAscii" w:eastAsiaTheme="minorEastAsia" w:hAnsiTheme="minorAscii" w:hint="eastAsia"/>
+                <w:rFonts w:hint="eastAsia" w:asciiTheme="minorAscii" w:hAnsiTheme="minorAscii" w:eastAsiaTheme="minorEastAsia"/>
                 <w:spacing w:val="227"/>
                 <w:sz w:val="21"/>
                 <w:vertAlign w:val="baseline"/>
@@ -520,7 +540,7 @@
             </w:r>
             <w:r>
               <w:rPr>
-                <w:rFonts w:asciiTheme="minorAscii" w:eastAsiaTheme="minorEastAsia" w:hAnsiTheme="minorAscii" w:hint="eastAsia"/>
+                <w:rFonts w:hint="eastAsia" w:asciiTheme="minorAscii" w:hAnsiTheme="minorAscii" w:eastAsiaTheme="minorEastAsia"/>
                 <w:spacing w:val="227"/>
                 <w:sz w:val="21"/>
                 <w:vertAlign w:val="baseline"/>
@@ -563,14 +583,14 @@
         <w:spacing w:before="153" w:line="225" w:lineRule="auto"/>
         <w:ind w:left="3634"/>
         <w:rPr>
-          <w:rFonts w:ascii="宋体" w:eastAsia="宋体" w:hAnsi="宋体" w:cs="宋体"/>
+          <w:rFonts w:ascii="宋体" w:hAnsi="宋体" w:eastAsia="宋体" w:cs="宋体"/>
           <w:sz w:val="31"/>
           <w:szCs w:val="31"/>
         </w:rPr>
       </w:pPr>
       <w:r>
         <w:rPr>
-          <w:rFonts w:ascii="宋体" w:eastAsia="宋体" w:hAnsi="宋体" w:cs="宋体"/>
+          <w:rFonts w:ascii="宋体" w:hAnsi="宋体" w:eastAsia="宋体" w:cs="宋体"/>
           <w:b/>
           <w:bCs/>
           <w:spacing w:val="4"/>
@@ -582,16 +602,16 @@
     </w:p>
     <w:tbl>
       <w:tblPr>
-        <w:tblStyle w:val="TableNormal0"/>
+        <w:tblStyle w:val="28"/>
         <w:tblW w:w="8301" w:type="dxa"/>
         <w:tblInd w:w="2" w:type="dxa"/>
         <w:tblBorders>
-          <w:top w:val="single" w:sz="2" w:space="0" w:color="000000"/>
-          <w:left w:val="single" w:sz="2" w:space="0" w:color="000000"/>
-          <w:bottom w:val="single" w:sz="2" w:space="0" w:color="000000"/>
-          <w:right w:val="single" w:sz="2" w:space="0" w:color="000000"/>
-          <w:insideH w:val="single" w:sz="2" w:space="0" w:color="000000"/>
-          <w:insideV w:val="single" w:sz="2" w:space="0" w:color="000000"/>
+          <w:top w:val="single" w:color="000000" w:sz="2" w:space="0"/>
+          <w:left w:val="single" w:color="000000" w:sz="2" w:space="0"/>
+          <w:bottom w:val="single" w:color="000000" w:sz="2" w:space="0"/>
+          <w:right w:val="single" w:color="000000" w:sz="2" w:space="0"/>
+          <w:insideH w:val="single" w:color="000000" w:sz="2" w:space="0"/>
+          <w:insideV w:val="single" w:color="000000" w:sz="2" w:space="0"/>
         </w:tblBorders>
         <w:tblLayout w:type="fixed"/>
         <w:tblCellMar>
@@ -611,17 +631,14 @@
       </w:tblGrid>
       <w:tr>
         <w:tblPrEx>
-          <w:tblW w:w="8301" w:type="dxa"/>
-          <w:tblInd w:w="2" w:type="dxa"/>
           <w:tblBorders>
-            <w:top w:val="single" w:sz="2" w:space="0" w:color="000000"/>
-            <w:left w:val="single" w:sz="2" w:space="0" w:color="000000"/>
-            <w:bottom w:val="single" w:sz="2" w:space="0" w:color="000000"/>
-            <w:right w:val="single" w:sz="2" w:space="0" w:color="000000"/>
-            <w:insideH w:val="single" w:sz="2" w:space="0" w:color="000000"/>
-            <w:insideV w:val="single" w:sz="2" w:space="0" w:color="000000"/>
+            <w:top w:val="single" w:color="000000" w:sz="2" w:space="0"/>
+            <w:left w:val="single" w:color="000000" w:sz="2" w:space="0"/>
+            <w:bottom w:val="single" w:color="000000" w:sz="2" w:space="0"/>
+            <w:right w:val="single" w:color="000000" w:sz="2" w:space="0"/>
+            <w:insideH w:val="single" w:color="000000" w:sz="2" w:space="0"/>
+            <w:insideV w:val="single" w:color="000000" w:sz="2" w:space="0"/>
           </w:tblBorders>
-          <w:tblLayout w:type="fixed"/>
           <w:tblCellMar>
             <w:top w:w="0" w:type="dxa"/>
             <w:left w:w="0" w:type="dxa"/>
@@ -630,7 +647,7 @@
           </w:tblCellMar>
         </w:tblPrEx>
         <w:trPr>
-          <w:trHeight w:val="593"/>
+          <w:trHeight w:val="593" w:hRule="atLeast"/>
         </w:trPr>
         <w:tc>
           <w:tcPr>
@@ -646,14 +663,14 @@
               <w:spacing w:before="176" w:line="228" w:lineRule="auto"/>
               <w:ind w:left="607"/>
               <w:rPr>
-                <w:rFonts w:ascii="宋体" w:eastAsia="宋体" w:hAnsi="宋体" w:cs="宋体"/>
+                <w:rFonts w:ascii="宋体" w:hAnsi="宋体" w:eastAsia="宋体" w:cs="宋体"/>
                 <w:sz w:val="20"/>
                 <w:szCs w:val="20"/>
               </w:rPr>
             </w:pPr>
             <w:r>
               <w:rPr>
-                <w:rFonts w:ascii="宋体" w:eastAsia="宋体" w:hAnsi="宋体" w:cs="宋体"/>
+                <w:rFonts w:ascii="宋体" w:hAnsi="宋体" w:eastAsia="宋体" w:cs="宋体"/>
                 <w:spacing w:val="-14"/>
                 <w:sz w:val="20"/>
                 <w:szCs w:val="20"/>
@@ -676,14 +693,14 @@
               <w:spacing w:before="175" w:line="227" w:lineRule="auto"/>
               <w:ind w:left="253"/>
               <w:rPr>
-                <w:rFonts w:ascii="宋体" w:eastAsia="宋体" w:hAnsi="宋体" w:cs="宋体"/>
+                <w:rFonts w:ascii="宋体" w:hAnsi="宋体" w:eastAsia="宋体" w:cs="宋体"/>
                 <w:sz w:val="20"/>
                 <w:szCs w:val="20"/>
               </w:rPr>
             </w:pPr>
             <w:r>
               <w:rPr>
-                <w:rFonts w:ascii="宋体" w:eastAsia="宋体" w:hAnsi="宋体" w:cs="宋体"/>
+                <w:rFonts w:ascii="宋体" w:hAnsi="宋体" w:eastAsia="宋体" w:cs="宋体"/>
                 <w:spacing w:val="4"/>
                 <w:sz w:val="20"/>
                 <w:szCs w:val="20"/>
@@ -706,14 +723,14 @@
               <w:spacing w:before="175" w:line="228" w:lineRule="auto"/>
               <w:ind w:left="730"/>
               <w:rPr>
-                <w:rFonts w:ascii="宋体" w:eastAsia="宋体" w:hAnsi="宋体" w:cs="宋体"/>
+                <w:rFonts w:ascii="宋体" w:hAnsi="宋体" w:eastAsia="宋体" w:cs="宋体"/>
                 <w:sz w:val="20"/>
                 <w:szCs w:val="20"/>
               </w:rPr>
             </w:pPr>
             <w:r>
               <w:rPr>
-                <w:rFonts w:ascii="宋体" w:eastAsia="宋体" w:hAnsi="宋体" w:cs="宋体"/>
+                <w:rFonts w:ascii="宋体" w:hAnsi="宋体" w:eastAsia="宋体" w:cs="宋体"/>
                 <w:spacing w:val="7"/>
                 <w:sz w:val="20"/>
                 <w:szCs w:val="20"/>
@@ -736,14 +753,14 @@
               <w:spacing w:before="175" w:line="228" w:lineRule="auto"/>
               <w:ind w:left="310"/>
               <w:rPr>
-                <w:rFonts w:ascii="宋体" w:eastAsia="宋体" w:hAnsi="宋体" w:cs="宋体"/>
+                <w:rFonts w:ascii="宋体" w:hAnsi="宋体" w:eastAsia="宋体" w:cs="宋体"/>
                 <w:sz w:val="20"/>
                 <w:szCs w:val="20"/>
               </w:rPr>
             </w:pPr>
             <w:r>
               <w:rPr>
-                <w:rFonts w:ascii="宋体" w:eastAsia="宋体" w:hAnsi="宋体" w:cs="宋体"/>
+                <w:rFonts w:ascii="宋体" w:hAnsi="宋体" w:eastAsia="宋体" w:cs="宋体"/>
                 <w:spacing w:val="6"/>
                 <w:sz w:val="20"/>
                 <w:szCs w:val="20"/>
@@ -766,7 +783,7 @@
               <w:spacing w:before="175" w:line="228" w:lineRule="auto"/>
               <w:ind w:left="310"/>
               <w:rPr>
-                <w:rFonts w:ascii="宋体" w:eastAsia="宋体" w:hAnsi="宋体" w:cs="宋体" w:hint="eastAsia"/>
+                <w:rFonts w:hint="eastAsia" w:ascii="宋体" w:hAnsi="宋体" w:eastAsia="宋体" w:cs="宋体"/>
                 <w:spacing w:val="6"/>
                 <w:sz w:val="20"/>
                 <w:szCs w:val="20"/>
@@ -775,7 +792,7 @@
             </w:pPr>
             <w:r>
               <w:rPr>
-                <w:rFonts w:ascii="宋体" w:eastAsia="宋体" w:hAnsi="宋体" w:cs="宋体" w:hint="eastAsia"/>
+                <w:rFonts w:hint="eastAsia" w:ascii="宋体" w:hAnsi="宋体" w:eastAsia="宋体" w:cs="宋体"/>
                 <w:spacing w:val="6"/>
                 <w:sz w:val="20"/>
                 <w:szCs w:val="20"/>
@@ -799,14 +816,14 @@
               <w:spacing w:before="176" w:line="229" w:lineRule="auto"/>
               <w:ind w:left="311"/>
               <w:rPr>
-                <w:rFonts w:ascii="宋体" w:eastAsia="宋体" w:hAnsi="宋体" w:cs="宋体"/>
+                <w:rFonts w:ascii="宋体" w:hAnsi="宋体" w:eastAsia="宋体" w:cs="宋体"/>
                 <w:sz w:val="20"/>
                 <w:szCs w:val="20"/>
               </w:rPr>
             </w:pPr>
             <w:r>
               <w:rPr>
-                <w:rFonts w:ascii="宋体" w:eastAsia="宋体" w:hAnsi="宋体" w:cs="宋体"/>
+                <w:rFonts w:ascii="宋体" w:hAnsi="宋体" w:eastAsia="宋体" w:cs="宋体"/>
                 <w:spacing w:val="7"/>
                 <w:sz w:val="20"/>
                 <w:szCs w:val="20"/>
@@ -818,9 +835,14 @@
       </w:tr>
       <w:tr>
         <w:tblPrEx>
-          <w:tblW w:w="8301" w:type="dxa"/>
-          <w:tblInd w:w="2" w:type="dxa"/>
-          <w:tblLayout w:type="fixed"/>
+          <w:tblBorders>
+            <w:top w:val="single" w:color="000000" w:sz="2" w:space="0"/>
+            <w:left w:val="single" w:color="000000" w:sz="2" w:space="0"/>
+            <w:bottom w:val="single" w:color="000000" w:sz="2" w:space="0"/>
+            <w:right w:val="single" w:color="000000" w:sz="2" w:space="0"/>
+            <w:insideH w:val="single" w:color="000000" w:sz="2" w:space="0"/>
+            <w:insideV w:val="single" w:color="000000" w:sz="2" w:space="0"/>
+          </w:tblBorders>
           <w:tblCellMar>
             <w:top w:w="0" w:type="dxa"/>
             <w:left w:w="0" w:type="dxa"/>
@@ -829,7 +851,7 @@
           </w:tblCellMar>
         </w:tblPrEx>
         <w:trPr>
-          <w:trHeight w:val="556"/>
+          <w:trHeight w:val="556" w:hRule="atLeast"/>
         </w:trPr>
         <w:tc>
           <w:tcPr>
@@ -845,14 +867,14 @@
               <w:spacing w:before="173" w:line="267" w:lineRule="exact"/>
               <w:ind w:left="260"/>
               <w:rPr>
-                <w:rFonts w:ascii="宋体" w:eastAsia="宋体" w:hAnsi="宋体" w:cs="宋体"/>
+                <w:rFonts w:ascii="宋体" w:hAnsi="宋体" w:eastAsia="宋体" w:cs="宋体"/>
                 <w:sz w:val="20"/>
                 <w:szCs w:val="20"/>
               </w:rPr>
             </w:pPr>
             <w:r>
               <w:rPr>
-                <w:rFonts w:ascii="宋体" w:eastAsia="宋体" w:hAnsi="宋体" w:cs="宋体"/>
+                <w:rFonts w:ascii="宋体" w:hAnsi="宋体" w:eastAsia="宋体" w:cs="宋体"/>
                 <w:spacing w:val="3"/>
                 <w:position w:val="1"/>
                 <w:sz w:val="20"/>
@@ -876,14 +898,14 @@
               <w:spacing w:before="173" w:line="267" w:lineRule="exact"/>
               <w:ind w:left="248"/>
               <w:rPr>
-                <w:rFonts w:ascii="宋体" w:eastAsia="宋体" w:hAnsi="宋体" w:cs="宋体"/>
+                <w:rFonts w:ascii="宋体" w:hAnsi="宋体" w:eastAsia="宋体" w:cs="宋体"/>
                 <w:sz w:val="20"/>
                 <w:szCs w:val="20"/>
               </w:rPr>
             </w:pPr>
             <w:r>
               <w:rPr>
-                <w:rFonts w:ascii="宋体" w:eastAsia="宋体" w:hAnsi="宋体" w:cs="宋体"/>
+                <w:rFonts w:ascii="宋体" w:hAnsi="宋体" w:eastAsia="宋体" w:cs="宋体"/>
                 <w:spacing w:val="4"/>
                 <w:position w:val="1"/>
                 <w:sz w:val="20"/>
@@ -908,14 +930,14 @@
               <w:ind w:left="114"/>
               <w:jc w:val="center"/>
               <w:rPr>
-                <w:rFonts w:ascii="宋体" w:eastAsia="宋体" w:hAnsi="宋体" w:cs="宋体"/>
+                <w:rFonts w:ascii="宋体" w:hAnsi="宋体" w:eastAsia="宋体" w:cs="宋体"/>
                 <w:sz w:val="20"/>
                 <w:szCs w:val="20"/>
               </w:rPr>
             </w:pPr>
             <w:r>
               <w:rPr>
-                <w:rFonts w:ascii="宋体" w:eastAsia="宋体" w:hAnsi="宋体" w:cs="宋体"/>
+                <w:rFonts w:ascii="宋体" w:hAnsi="宋体" w:eastAsia="宋体" w:cs="宋体"/>
                 <w:spacing w:val="7"/>
                 <w:sz w:val="20"/>
                 <w:szCs w:val="20"/>
@@ -938,14 +960,14 @@
               <w:spacing w:before="172" w:line="228" w:lineRule="auto"/>
               <w:ind w:left="313"/>
               <w:rPr>
-                <w:rFonts w:ascii="宋体" w:eastAsia="宋体" w:hAnsi="宋体" w:cs="宋体"/>
+                <w:rFonts w:ascii="宋体" w:hAnsi="宋体" w:eastAsia="宋体" w:cs="宋体"/>
                 <w:sz w:val="20"/>
                 <w:szCs w:val="20"/>
               </w:rPr>
             </w:pPr>
             <w:r>
               <w:rPr>
-                <w:rFonts w:ascii="宋体" w:eastAsia="宋体" w:hAnsi="宋体" w:cs="宋体" w:hint="eastAsia"/>
+                <w:rFonts w:hint="eastAsia" w:ascii="宋体" w:hAnsi="宋体" w:eastAsia="宋体" w:cs="宋体"/>
                 <w:spacing w:val="0"/>
                 <w:kern w:val="0"/>
                 <w:sz w:val="20"/>
@@ -970,7 +992,7 @@
               <w:spacing w:before="172" w:line="228" w:lineRule="auto"/>
               <w:ind w:left="313"/>
               <w:rPr>
-                <w:rFonts w:ascii="宋体" w:eastAsia="宋体" w:hAnsi="宋体" w:cs="宋体" w:hint="eastAsia"/>
+                <w:rFonts w:hint="eastAsia" w:ascii="宋体" w:hAnsi="宋体" w:eastAsia="宋体" w:cs="宋体"/>
                 <w:spacing w:val="5"/>
                 <w:sz w:val="20"/>
                 <w:szCs w:val="20"/>
@@ -999,14 +1021,14 @@
               <w:spacing w:before="173" w:line="229" w:lineRule="auto"/>
               <w:ind w:left="314"/>
               <w:rPr>
-                <w:rFonts w:ascii="宋体" w:eastAsia="宋体" w:hAnsi="宋体" w:cs="宋体"/>
+                <w:rFonts w:ascii="宋体" w:hAnsi="宋体" w:eastAsia="宋体" w:cs="宋体"/>
                 <w:sz w:val="20"/>
                 <w:szCs w:val="20"/>
               </w:rPr>
             </w:pPr>
             <w:r>
               <w:rPr>
-                <w:rFonts w:ascii="宋体" w:eastAsia="宋体" w:hAnsi="宋体" w:cs="宋体" w:hint="eastAsia"/>
+                <w:rFonts w:hint="eastAsia" w:ascii="宋体" w:hAnsi="宋体" w:eastAsia="宋体" w:cs="宋体"/>
                 <w:spacing w:val="6"/>
                 <w:sz w:val="20"/>
                 <w:szCs w:val="20"/>
@@ -1019,9 +1041,14 @@
       </w:tr>
       <w:tr>
         <w:tblPrEx>
-          <w:tblW w:w="8301" w:type="dxa"/>
-          <w:tblInd w:w="2" w:type="dxa"/>
-          <w:tblLayout w:type="fixed"/>
+          <w:tblBorders>
+            <w:top w:val="single" w:color="000000" w:sz="2" w:space="0"/>
+            <w:left w:val="single" w:color="000000" w:sz="2" w:space="0"/>
+            <w:bottom w:val="single" w:color="000000" w:sz="2" w:space="0"/>
+            <w:right w:val="single" w:color="000000" w:sz="2" w:space="0"/>
+            <w:insideH w:val="single" w:color="000000" w:sz="2" w:space="0"/>
+            <w:insideV w:val="single" w:color="000000" w:sz="2" w:space="0"/>
+          </w:tblBorders>
           <w:tblCellMar>
             <w:top w:w="0" w:type="dxa"/>
             <w:left w:w="0" w:type="dxa"/>
@@ -1030,7 +1057,7 @@
           </w:tblCellMar>
         </w:tblPrEx>
         <w:trPr>
-          <w:trHeight w:val="556"/>
+          <w:trHeight w:val="556" w:hRule="atLeast"/>
         </w:trPr>
         <w:tc>
           <w:tcPr>
@@ -1038,7 +1065,7 @@
           </w:tcPr>
           <w:p>
             <w:pPr>
-              <w:pStyle w:val="TableText"/>
+              <w:pStyle w:val="29"/>
               <w:keepLines w:val="0"/>
               <w:pageBreakBefore w:val="0"/>
               <w:wordWrap/>
@@ -1053,7 +1080,7 @@
           </w:tcPr>
           <w:p>
             <w:pPr>
-              <w:pStyle w:val="TableText"/>
+              <w:pStyle w:val="29"/>
               <w:keepLines w:val="0"/>
               <w:pageBreakBefore w:val="0"/>
               <w:wordWrap/>
@@ -1068,7 +1095,7 @@
           </w:tcPr>
           <w:p>
             <w:pPr>
-              <w:pStyle w:val="TableText"/>
+              <w:pStyle w:val="29"/>
               <w:keepLines w:val="0"/>
               <w:pageBreakBefore w:val="0"/>
               <w:wordWrap/>
@@ -1115,7 +1142,7 @@
           </w:tcPr>
           <w:p>
             <w:pPr>
-              <w:pStyle w:val="TableText"/>
+              <w:pStyle w:val="29"/>
               <w:keepLines w:val="0"/>
               <w:pageBreakBefore w:val="0"/>
               <w:wordWrap/>
@@ -1127,9 +1154,14 @@
       </w:tr>
       <w:tr>
         <w:tblPrEx>
-          <w:tblW w:w="8301" w:type="dxa"/>
-          <w:tblInd w:w="2" w:type="dxa"/>
-          <w:tblLayout w:type="fixed"/>
+          <w:tblBorders>
+            <w:top w:val="single" w:color="000000" w:sz="2" w:space="0"/>
+            <w:left w:val="single" w:color="000000" w:sz="2" w:space="0"/>
+            <w:bottom w:val="single" w:color="000000" w:sz="2" w:space="0"/>
+            <w:right w:val="single" w:color="000000" w:sz="2" w:space="0"/>
+            <w:insideH w:val="single" w:color="000000" w:sz="2" w:space="0"/>
+            <w:insideV w:val="single" w:color="000000" w:sz="2" w:space="0"/>
+          </w:tblBorders>
           <w:tblCellMar>
             <w:top w:w="0" w:type="dxa"/>
             <w:left w:w="0" w:type="dxa"/>
@@ -1138,7 +1170,7 @@
           </w:tblCellMar>
         </w:tblPrEx>
         <w:trPr>
-          <w:trHeight w:val="556"/>
+          <w:trHeight w:val="556" w:hRule="atLeast"/>
         </w:trPr>
         <w:tc>
           <w:tcPr>
@@ -1146,7 +1178,7 @@
           </w:tcPr>
           <w:p>
             <w:pPr>
-              <w:pStyle w:val="TableText"/>
+              <w:pStyle w:val="29"/>
               <w:keepLines w:val="0"/>
               <w:pageBreakBefore w:val="0"/>
               <w:wordWrap/>
@@ -1161,7 +1193,7 @@
           </w:tcPr>
           <w:p>
             <w:pPr>
-              <w:pStyle w:val="TableText"/>
+              <w:pStyle w:val="29"/>
               <w:keepLines w:val="0"/>
               <w:pageBreakBefore w:val="0"/>
               <w:wordWrap/>
@@ -1176,7 +1208,7 @@
           </w:tcPr>
           <w:p>
             <w:pPr>
-              <w:pStyle w:val="TableText"/>
+              <w:pStyle w:val="29"/>
               <w:keepLines w:val="0"/>
               <w:pageBreakBefore w:val="0"/>
               <w:wordWrap/>
@@ -1223,7 +1255,7 @@
           </w:tcPr>
           <w:p>
             <w:pPr>
-              <w:pStyle w:val="TableText"/>
+              <w:pStyle w:val="29"/>
               <w:keepLines w:val="0"/>
               <w:pageBreakBefore w:val="0"/>
               <w:wordWrap/>
@@ -1235,9 +1267,14 @@
       </w:tr>
       <w:tr>
         <w:tblPrEx>
-          <w:tblW w:w="8301" w:type="dxa"/>
-          <w:tblInd w:w="2" w:type="dxa"/>
-          <w:tblLayout w:type="fixed"/>
+          <w:tblBorders>
+            <w:top w:val="single" w:color="000000" w:sz="2" w:space="0"/>
+            <w:left w:val="single" w:color="000000" w:sz="2" w:space="0"/>
+            <w:bottom w:val="single" w:color="000000" w:sz="2" w:space="0"/>
+            <w:right w:val="single" w:color="000000" w:sz="2" w:space="0"/>
+            <w:insideH w:val="single" w:color="000000" w:sz="2" w:space="0"/>
+            <w:insideV w:val="single" w:color="000000" w:sz="2" w:space="0"/>
+          </w:tblBorders>
           <w:tblCellMar>
             <w:top w:w="0" w:type="dxa"/>
             <w:left w:w="0" w:type="dxa"/>
@@ -1246,7 +1283,7 @@
           </w:tblCellMar>
         </w:tblPrEx>
         <w:trPr>
-          <w:trHeight w:val="557"/>
+          <w:trHeight w:val="557" w:hRule="atLeast"/>
         </w:trPr>
         <w:tc>
           <w:tcPr>
@@ -1254,7 +1291,7 @@
           </w:tcPr>
           <w:p>
             <w:pPr>
-              <w:pStyle w:val="TableText"/>
+              <w:pStyle w:val="29"/>
               <w:keepLines w:val="0"/>
               <w:pageBreakBefore w:val="0"/>
               <w:wordWrap/>
@@ -1269,7 +1306,7 @@
           </w:tcPr>
           <w:p>
             <w:pPr>
-              <w:pStyle w:val="TableText"/>
+              <w:pStyle w:val="29"/>
               <w:keepLines w:val="0"/>
               <w:pageBreakBefore w:val="0"/>
               <w:wordWrap/>
@@ -1284,7 +1321,7 @@
           </w:tcPr>
           <w:p>
             <w:pPr>
-              <w:pStyle w:val="TableText"/>
+              <w:pStyle w:val="29"/>
               <w:keepLines w:val="0"/>
               <w:pageBreakBefore w:val="0"/>
               <w:wordWrap/>
@@ -1299,7 +1336,7 @@
           </w:tcPr>
           <w:p>
             <w:pPr>
-              <w:pStyle w:val="TableText"/>
+              <w:pStyle w:val="29"/>
               <w:keepLines w:val="0"/>
               <w:pageBreakBefore w:val="0"/>
               <w:wordWrap/>
@@ -1314,7 +1351,7 @@
           </w:tcPr>
           <w:p>
             <w:pPr>
-              <w:pStyle w:val="TableText"/>
+              <w:pStyle w:val="29"/>
               <w:keepLines w:val="0"/>
               <w:pageBreakBefore w:val="0"/>
               <w:wordWrap/>
@@ -1329,7 +1366,7 @@
           </w:tcPr>
           <w:p>
             <w:pPr>
-              <w:pStyle w:val="TableText"/>
+              <w:pStyle w:val="29"/>
               <w:keepLines w:val="0"/>
               <w:pageBreakBefore w:val="0"/>
               <w:wordWrap/>
@@ -1341,9 +1378,14 @@
       </w:tr>
       <w:tr>
         <w:tblPrEx>
-          <w:tblW w:w="8301" w:type="dxa"/>
-          <w:tblInd w:w="2" w:type="dxa"/>
-          <w:tblLayout w:type="fixed"/>
+          <w:tblBorders>
+            <w:top w:val="single" w:color="000000" w:sz="2" w:space="0"/>
+            <w:left w:val="single" w:color="000000" w:sz="2" w:space="0"/>
+            <w:bottom w:val="single" w:color="000000" w:sz="2" w:space="0"/>
+            <w:right w:val="single" w:color="000000" w:sz="2" w:space="0"/>
+            <w:insideH w:val="single" w:color="000000" w:sz="2" w:space="0"/>
+            <w:insideV w:val="single" w:color="000000" w:sz="2" w:space="0"/>
+          </w:tblBorders>
           <w:tblCellMar>
             <w:top w:w="0" w:type="dxa"/>
             <w:left w:w="0" w:type="dxa"/>
@@ -1352,7 +1394,7 @@
           </w:tblCellMar>
         </w:tblPrEx>
         <w:trPr>
-          <w:trHeight w:val="556"/>
+          <w:trHeight w:val="556" w:hRule="atLeast"/>
         </w:trPr>
         <w:tc>
           <w:tcPr>
@@ -1360,7 +1402,7 @@
           </w:tcPr>
           <w:p>
             <w:pPr>
-              <w:pStyle w:val="TableText"/>
+              <w:pStyle w:val="29"/>
               <w:keepLines w:val="0"/>
               <w:pageBreakBefore w:val="0"/>
               <w:wordWrap/>
@@ -1375,7 +1417,7 @@
           </w:tcPr>
           <w:p>
             <w:pPr>
-              <w:pStyle w:val="TableText"/>
+              <w:pStyle w:val="29"/>
               <w:keepLines w:val="0"/>
               <w:pageBreakBefore w:val="0"/>
               <w:wordWrap/>
@@ -1390,7 +1432,7 @@
           </w:tcPr>
           <w:p>
             <w:pPr>
-              <w:pStyle w:val="TableText"/>
+              <w:pStyle w:val="29"/>
               <w:keepLines w:val="0"/>
               <w:pageBreakBefore w:val="0"/>
               <w:wordWrap/>
@@ -1405,7 +1447,7 @@
           </w:tcPr>
           <w:p>
             <w:pPr>
-              <w:pStyle w:val="TableText"/>
+              <w:pStyle w:val="29"/>
               <w:keepLines w:val="0"/>
               <w:pageBreakBefore w:val="0"/>
               <w:wordWrap/>
@@ -1420,7 +1462,7 @@
           </w:tcPr>
           <w:p>
             <w:pPr>
-              <w:pStyle w:val="TableText"/>
+              <w:pStyle w:val="29"/>
               <w:keepLines w:val="0"/>
               <w:pageBreakBefore w:val="0"/>
               <w:wordWrap/>
@@ -1435,7 +1477,7 @@
           </w:tcPr>
           <w:p>
             <w:pPr>
-              <w:pStyle w:val="TableText"/>
+              <w:pStyle w:val="29"/>
               <w:keepLines w:val="0"/>
               <w:pageBreakBefore w:val="0"/>
               <w:wordWrap/>
@@ -1447,9 +1489,14 @@
       </w:tr>
       <w:tr>
         <w:tblPrEx>
-          <w:tblW w:w="8301" w:type="dxa"/>
-          <w:tblInd w:w="2" w:type="dxa"/>
-          <w:tblLayout w:type="fixed"/>
+          <w:tblBorders>
+            <w:top w:val="single" w:color="000000" w:sz="2" w:space="0"/>
+            <w:left w:val="single" w:color="000000" w:sz="2" w:space="0"/>
+            <w:bottom w:val="single" w:color="000000" w:sz="2" w:space="0"/>
+            <w:right w:val="single" w:color="000000" w:sz="2" w:space="0"/>
+            <w:insideH w:val="single" w:color="000000" w:sz="2" w:space="0"/>
+            <w:insideV w:val="single" w:color="000000" w:sz="2" w:space="0"/>
+          </w:tblBorders>
           <w:tblCellMar>
             <w:top w:w="0" w:type="dxa"/>
             <w:left w:w="0" w:type="dxa"/>
@@ -1458,7 +1505,7 @@
           </w:tblCellMar>
         </w:tblPrEx>
         <w:trPr>
-          <w:trHeight w:val="561"/>
+          <w:trHeight w:val="561" w:hRule="atLeast"/>
         </w:trPr>
         <w:tc>
           <w:tcPr>
@@ -1466,7 +1513,7 @@
           </w:tcPr>
           <w:p>
             <w:pPr>
-              <w:pStyle w:val="TableText"/>
+              <w:pStyle w:val="29"/>
               <w:keepLines w:val="0"/>
               <w:pageBreakBefore w:val="0"/>
               <w:wordWrap/>
@@ -1481,7 +1528,7 @@
           </w:tcPr>
           <w:p>
             <w:pPr>
-              <w:pStyle w:val="TableText"/>
+              <w:pStyle w:val="29"/>
               <w:keepLines w:val="0"/>
               <w:pageBreakBefore w:val="0"/>
               <w:wordWrap/>
@@ -1496,7 +1543,7 @@
           </w:tcPr>
           <w:p>
             <w:pPr>
-              <w:pStyle w:val="TableText"/>
+              <w:pStyle w:val="29"/>
               <w:keepLines w:val="0"/>
               <w:pageBreakBefore w:val="0"/>
               <w:wordWrap/>
@@ -1511,7 +1558,7 @@
           </w:tcPr>
           <w:p>
             <w:pPr>
-              <w:pStyle w:val="TableText"/>
+              <w:pStyle w:val="29"/>
               <w:keepLines w:val="0"/>
               <w:pageBreakBefore w:val="0"/>
               <w:wordWrap/>
@@ -1526,7 +1573,7 @@
           </w:tcPr>
           <w:p>
             <w:pPr>
-              <w:pStyle w:val="TableText"/>
+              <w:pStyle w:val="29"/>
               <w:keepLines w:val="0"/>
               <w:pageBreakBefore w:val="0"/>
               <w:wordWrap/>
@@ -1541,7 +1588,7 @@
           </w:tcPr>
           <w:p>
             <w:pPr>
-              <w:pStyle w:val="TableText"/>
+              <w:pStyle w:val="29"/>
               <w:keepLines w:val="0"/>
               <w:pageBreakBefore w:val="0"/>
               <w:wordWrap/>
@@ -1567,7 +1614,7 @@
     <w:sdt>
       <w:sdtPr>
         <w:rPr>
-          <w:rFonts w:ascii="宋体" w:eastAsia="宋体" w:hAnsi="宋体" w:cs="Arial"/>
+          <w:rFonts w:ascii="宋体" w:hAnsi="宋体" w:eastAsia="宋体" w:cs="Arial"/>
           <w:snapToGrid w:val="0"/>
           <w:color w:val="000000"/>
           <w:kern w:val="0"/>
@@ -1583,7 +1630,7 @@
       </w:sdtPr>
       <w:sdtEndPr>
         <w:rPr>
-          <w:rFonts w:ascii="宋体" w:eastAsia="宋体" w:hAnsi="宋体" w:cs="宋体" w:hint="eastAsia"/>
+          <w:rFonts w:hint="eastAsia" w:ascii="宋体" w:hAnsi="宋体" w:eastAsia="宋体" w:cs="宋体"/>
           <w:snapToGrid w:val="0"/>
           <w:color w:val="000000"/>
           <w:kern w:val="0"/>
@@ -1601,17 +1648,17 @@
             <w:overflowPunct/>
             <w:bidi w:val="0"/>
             <w:spacing w:before="0" w:beforeLines="0" w:after="0" w:afterLines="0" w:line="240" w:lineRule="auto"/>
-            <w:ind w:left="0" w:right="0" w:firstLine="0" w:leftChars="0" w:rightChars="0" w:firstLineChars="0"/>
+            <w:ind w:left="0" w:leftChars="0" w:right="0" w:rightChars="0" w:firstLine="0" w:firstLineChars="0"/>
             <w:jc w:val="center"/>
             <w:rPr>
-              <w:rFonts w:ascii="宋体" w:eastAsia="宋体" w:hAnsi="宋体" w:cs="宋体" w:hint="eastAsia"/>
+              <w:rFonts w:hint="eastAsia" w:ascii="宋体" w:hAnsi="宋体" w:eastAsia="宋体" w:cs="宋体"/>
               <w:sz w:val="24"/>
               <w:szCs w:val="24"/>
             </w:rPr>
           </w:pPr>
           <w:r>
             <w:rPr>
-              <w:rFonts w:ascii="宋体" w:eastAsia="宋体" w:hAnsi="宋体" w:cs="宋体" w:hint="eastAsia"/>
+              <w:rFonts w:hint="eastAsia" w:ascii="宋体" w:hAnsi="宋体" w:eastAsia="宋体" w:cs="宋体"/>
               <w:sz w:val="24"/>
               <w:szCs w:val="24"/>
             </w:rPr>
@@ -1620,14 +1667,14 @@
         </w:p>
         <w:p>
           <w:pPr>
-            <w:pStyle w:val="TOC1"/>
+            <w:pStyle w:val="16"/>
             <w:tabs>
               <w:tab w:val="right" w:leader="dot" w:pos="8306"/>
             </w:tabs>
           </w:pPr>
           <w:r>
             <w:rPr>
-              <w:rFonts w:ascii="宋体" w:eastAsia="宋体" w:hAnsi="宋体" w:cs="宋体" w:hint="eastAsia"/>
+              <w:rFonts w:hint="eastAsia" w:ascii="宋体" w:hAnsi="宋体" w:eastAsia="宋体" w:cs="宋体"/>
               <w:sz w:val="24"/>
               <w:szCs w:val="24"/>
             </w:rPr>
@@ -1635,7 +1682,7 @@
           </w:r>
           <w:r>
             <w:rPr>
-              <w:rFonts w:ascii="宋体" w:eastAsia="宋体" w:hAnsi="宋体" w:cs="宋体" w:hint="eastAsia"/>
+              <w:rFonts w:hint="eastAsia" w:ascii="宋体" w:hAnsi="宋体" w:eastAsia="宋体" w:cs="宋体"/>
               <w:sz w:val="24"/>
               <w:szCs w:val="24"/>
             </w:rPr>
@@ -1643,7 +1690,7 @@
           </w:r>
           <w:r>
             <w:rPr>
-              <w:rFonts w:ascii="宋体" w:eastAsia="宋体" w:hAnsi="宋体" w:cs="宋体" w:hint="eastAsia"/>
+              <w:rFonts w:hint="eastAsia" w:ascii="宋体" w:hAnsi="宋体" w:eastAsia="宋体" w:cs="宋体"/>
               <w:sz w:val="24"/>
               <w:szCs w:val="24"/>
             </w:rPr>
@@ -1651,21 +1698,21 @@
           </w:r>
           <w:r>
             <w:rPr>
-              <w:rFonts w:ascii="宋体" w:eastAsia="宋体" w:hAnsi="宋体" w:cs="宋体" w:hint="eastAsia"/>
+              <w:rFonts w:hint="eastAsia" w:ascii="宋体" w:hAnsi="宋体" w:eastAsia="宋体" w:cs="宋体"/>
               <w:szCs w:val="24"/>
             </w:rPr>
             <w:fldChar w:fldCharType="begin"/>
           </w:r>
           <w:r>
             <w:rPr>
-              <w:rFonts w:ascii="宋体" w:eastAsia="宋体" w:hAnsi="宋体" w:cs="宋体" w:hint="eastAsia"/>
+              <w:rFonts w:hint="eastAsia" w:ascii="宋体" w:hAnsi="宋体" w:eastAsia="宋体" w:cs="宋体"/>
               <w:szCs w:val="24"/>
             </w:rPr>
             <w:instrText xml:space="preserve"> HYPERLINK \l _Toc15912 </w:instrText>
           </w:r>
           <w:r>
             <w:rPr>
-              <w:rFonts w:ascii="宋体" w:eastAsia="宋体" w:hAnsi="宋体" w:cs="宋体" w:hint="eastAsia"/>
+              <w:rFonts w:hint="eastAsia" w:ascii="宋体" w:hAnsi="宋体" w:eastAsia="宋体" w:cs="宋体"/>
               <w:szCs w:val="24"/>
             </w:rPr>
             <w:fldChar w:fldCharType="separate"/>
@@ -1697,7 +1744,7 @@
           </w:r>
           <w:r>
             <w:rPr>
-              <w:rFonts w:ascii="宋体" w:eastAsia="宋体" w:hAnsi="宋体" w:cs="宋体" w:hint="eastAsia"/>
+              <w:rFonts w:hint="eastAsia" w:ascii="宋体" w:hAnsi="宋体" w:eastAsia="宋体" w:cs="宋体"/>
               <w:szCs w:val="24"/>
             </w:rPr>
             <w:fldChar w:fldCharType="end"/>
@@ -1705,28 +1752,28 @@
         </w:p>
         <w:p>
           <w:pPr>
-            <w:pStyle w:val="TOC1"/>
+            <w:pStyle w:val="16"/>
             <w:tabs>
               <w:tab w:val="right" w:leader="dot" w:pos="8306"/>
             </w:tabs>
           </w:pPr>
           <w:r>
             <w:rPr>
-              <w:rFonts w:ascii="宋体" w:eastAsia="宋体" w:hAnsi="宋体" w:cs="宋体" w:hint="eastAsia"/>
+              <w:rFonts w:hint="eastAsia" w:ascii="宋体" w:hAnsi="宋体" w:eastAsia="宋体" w:cs="宋体"/>
               <w:szCs w:val="24"/>
             </w:rPr>
             <w:fldChar w:fldCharType="begin"/>
           </w:r>
           <w:r>
             <w:rPr>
-              <w:rFonts w:ascii="宋体" w:eastAsia="宋体" w:hAnsi="宋体" w:cs="宋体" w:hint="eastAsia"/>
+              <w:rFonts w:hint="eastAsia" w:ascii="宋体" w:hAnsi="宋体" w:eastAsia="宋体" w:cs="宋体"/>
               <w:szCs w:val="24"/>
             </w:rPr>
             <w:instrText xml:space="preserve"> HYPERLINK \l _Toc25002 </w:instrText>
           </w:r>
           <w:r>
             <w:rPr>
-              <w:rFonts w:ascii="宋体" w:eastAsia="宋体" w:hAnsi="宋体" w:cs="宋体" w:hint="eastAsia"/>
+              <w:rFonts w:hint="eastAsia" w:ascii="宋体" w:hAnsi="宋体" w:eastAsia="宋体" w:cs="宋体"/>
               <w:szCs w:val="24"/>
             </w:rPr>
             <w:fldChar w:fldCharType="separate"/>
@@ -1758,7 +1805,7 @@
           </w:r>
           <w:r>
             <w:rPr>
-              <w:rFonts w:ascii="宋体" w:eastAsia="宋体" w:hAnsi="宋体" w:cs="宋体" w:hint="eastAsia"/>
+              <w:rFonts w:hint="eastAsia" w:ascii="宋体" w:hAnsi="宋体" w:eastAsia="宋体" w:cs="宋体"/>
               <w:szCs w:val="24"/>
             </w:rPr>
             <w:fldChar w:fldCharType="end"/>
@@ -1766,28 +1813,28 @@
         </w:p>
         <w:p>
           <w:pPr>
-            <w:pStyle w:val="TOC1"/>
+            <w:pStyle w:val="16"/>
             <w:tabs>
               <w:tab w:val="right" w:leader="dot" w:pos="8306"/>
             </w:tabs>
           </w:pPr>
           <w:r>
             <w:rPr>
-              <w:rFonts w:ascii="宋体" w:eastAsia="宋体" w:hAnsi="宋体" w:cs="宋体" w:hint="eastAsia"/>
+              <w:rFonts w:hint="eastAsia" w:ascii="宋体" w:hAnsi="宋体" w:eastAsia="宋体" w:cs="宋体"/>
               <w:szCs w:val="24"/>
             </w:rPr>
             <w:fldChar w:fldCharType="begin"/>
           </w:r>
           <w:r>
             <w:rPr>
-              <w:rFonts w:ascii="宋体" w:eastAsia="宋体" w:hAnsi="宋体" w:cs="宋体" w:hint="eastAsia"/>
+              <w:rFonts w:hint="eastAsia" w:ascii="宋体" w:hAnsi="宋体" w:eastAsia="宋体" w:cs="宋体"/>
               <w:szCs w:val="24"/>
             </w:rPr>
             <w:instrText xml:space="preserve"> HYPERLINK \l _Toc31664 </w:instrText>
           </w:r>
           <w:r>
             <w:rPr>
-              <w:rFonts w:ascii="宋体" w:eastAsia="宋体" w:hAnsi="宋体" w:cs="宋体" w:hint="eastAsia"/>
+              <w:rFonts w:hint="eastAsia" w:ascii="宋体" w:hAnsi="宋体" w:eastAsia="宋体" w:cs="宋体"/>
               <w:szCs w:val="24"/>
             </w:rPr>
             <w:fldChar w:fldCharType="separate"/>
@@ -1821,7 +1868,7 @@
           </w:r>
           <w:r>
             <w:rPr>
-              <w:rFonts w:ascii="宋体" w:eastAsia="宋体" w:hAnsi="宋体" w:cs="宋体" w:hint="eastAsia"/>
+              <w:rFonts w:hint="eastAsia" w:ascii="宋体" w:hAnsi="宋体" w:eastAsia="宋体" w:cs="宋体"/>
               <w:szCs w:val="24"/>
             </w:rPr>
             <w:fldChar w:fldCharType="end"/>
@@ -1829,28 +1876,28 @@
         </w:p>
         <w:p>
           <w:pPr>
-            <w:pStyle w:val="TOC1"/>
+            <w:pStyle w:val="16"/>
             <w:tabs>
               <w:tab w:val="right" w:leader="dot" w:pos="8306"/>
             </w:tabs>
           </w:pPr>
           <w:r>
             <w:rPr>
-              <w:rFonts w:ascii="宋体" w:eastAsia="宋体" w:hAnsi="宋体" w:cs="宋体" w:hint="eastAsia"/>
+              <w:rFonts w:hint="eastAsia" w:ascii="宋体" w:hAnsi="宋体" w:eastAsia="宋体" w:cs="宋体"/>
               <w:szCs w:val="24"/>
             </w:rPr>
             <w:fldChar w:fldCharType="begin"/>
           </w:r>
           <w:r>
             <w:rPr>
-              <w:rFonts w:ascii="宋体" w:eastAsia="宋体" w:hAnsi="宋体" w:cs="宋体" w:hint="eastAsia"/>
+              <w:rFonts w:hint="eastAsia" w:ascii="宋体" w:hAnsi="宋体" w:eastAsia="宋体" w:cs="宋体"/>
               <w:szCs w:val="24"/>
             </w:rPr>
             <w:instrText xml:space="preserve"> HYPERLINK \l _Toc29162 </w:instrText>
           </w:r>
           <w:r>
             <w:rPr>
-              <w:rFonts w:ascii="宋体" w:eastAsia="宋体" w:hAnsi="宋体" w:cs="宋体" w:hint="eastAsia"/>
+              <w:rFonts w:hint="eastAsia" w:ascii="宋体" w:hAnsi="宋体" w:eastAsia="宋体" w:cs="宋体"/>
               <w:szCs w:val="24"/>
             </w:rPr>
             <w:fldChar w:fldCharType="separate"/>
@@ -1889,7 +1936,7 @@
           </w:r>
           <w:r>
             <w:rPr>
-              <w:rFonts w:ascii="宋体" w:eastAsia="宋体" w:hAnsi="宋体" w:cs="宋体" w:hint="eastAsia"/>
+              <w:rFonts w:hint="eastAsia" w:ascii="宋体" w:hAnsi="宋体" w:eastAsia="宋体" w:cs="宋体"/>
               <w:szCs w:val="24"/>
             </w:rPr>
             <w:fldChar w:fldCharType="end"/>
@@ -1897,28 +1944,28 @@
         </w:p>
         <w:p>
           <w:pPr>
-            <w:pStyle w:val="TOC1"/>
+            <w:pStyle w:val="16"/>
             <w:tabs>
               <w:tab w:val="right" w:leader="dot" w:pos="8306"/>
             </w:tabs>
           </w:pPr>
           <w:r>
             <w:rPr>
-              <w:rFonts w:ascii="宋体" w:eastAsia="宋体" w:hAnsi="宋体" w:cs="宋体" w:hint="eastAsia"/>
+              <w:rFonts w:hint="eastAsia" w:ascii="宋体" w:hAnsi="宋体" w:eastAsia="宋体" w:cs="宋体"/>
               <w:szCs w:val="24"/>
             </w:rPr>
             <w:fldChar w:fldCharType="begin"/>
           </w:r>
           <w:r>
             <w:rPr>
-              <w:rFonts w:ascii="宋体" w:eastAsia="宋体" w:hAnsi="宋体" w:cs="宋体" w:hint="eastAsia"/>
+              <w:rFonts w:hint="eastAsia" w:ascii="宋体" w:hAnsi="宋体" w:eastAsia="宋体" w:cs="宋体"/>
               <w:szCs w:val="24"/>
             </w:rPr>
             <w:instrText xml:space="preserve"> HYPERLINK \l _Toc3206 </w:instrText>
           </w:r>
           <w:r>
             <w:rPr>
-              <w:rFonts w:ascii="宋体" w:eastAsia="宋体" w:hAnsi="宋体" w:cs="宋体" w:hint="eastAsia"/>
+              <w:rFonts w:hint="eastAsia" w:ascii="宋体" w:hAnsi="宋体" w:eastAsia="宋体" w:cs="宋体"/>
               <w:szCs w:val="24"/>
             </w:rPr>
             <w:fldChar w:fldCharType="separate"/>
@@ -1959,7 +2006,7 @@
           </w:r>
           <w:r>
             <w:rPr>
-              <w:rFonts w:ascii="宋体" w:eastAsia="宋体" w:hAnsi="宋体" w:cs="宋体" w:hint="eastAsia"/>
+              <w:rFonts w:hint="eastAsia" w:ascii="宋体" w:hAnsi="宋体" w:eastAsia="宋体" w:cs="宋体"/>
               <w:szCs w:val="24"/>
             </w:rPr>
             <w:fldChar w:fldCharType="end"/>
@@ -1967,28 +2014,28 @@
         </w:p>
         <w:p>
           <w:pPr>
-            <w:pStyle w:val="TOC1"/>
+            <w:pStyle w:val="16"/>
             <w:tabs>
               <w:tab w:val="right" w:leader="dot" w:pos="8306"/>
             </w:tabs>
           </w:pPr>
           <w:r>
             <w:rPr>
-              <w:rFonts w:ascii="宋体" w:eastAsia="宋体" w:hAnsi="宋体" w:cs="宋体" w:hint="eastAsia"/>
+              <w:rFonts w:hint="eastAsia" w:ascii="宋体" w:hAnsi="宋体" w:eastAsia="宋体" w:cs="宋体"/>
               <w:szCs w:val="24"/>
             </w:rPr>
             <w:fldChar w:fldCharType="begin"/>
           </w:r>
           <w:r>
             <w:rPr>
-              <w:rFonts w:ascii="宋体" w:eastAsia="宋体" w:hAnsi="宋体" w:cs="宋体" w:hint="eastAsia"/>
+              <w:rFonts w:hint="eastAsia" w:ascii="宋体" w:hAnsi="宋体" w:eastAsia="宋体" w:cs="宋体"/>
               <w:szCs w:val="24"/>
             </w:rPr>
             <w:instrText xml:space="preserve"> HYPERLINK \l _Toc9800 </w:instrText>
           </w:r>
           <w:r>
             <w:rPr>
-              <w:rFonts w:ascii="宋体" w:eastAsia="宋体" w:hAnsi="宋体" w:cs="宋体" w:hint="eastAsia"/>
+              <w:rFonts w:hint="eastAsia" w:ascii="宋体" w:hAnsi="宋体" w:eastAsia="宋体" w:cs="宋体"/>
               <w:szCs w:val="24"/>
             </w:rPr>
             <w:fldChar w:fldCharType="separate"/>
@@ -2027,7 +2074,7 @@
           </w:r>
           <w:r>
             <w:rPr>
-              <w:rFonts w:ascii="宋体" w:eastAsia="宋体" w:hAnsi="宋体" w:cs="宋体" w:hint="eastAsia"/>
+              <w:rFonts w:hint="eastAsia" w:ascii="宋体" w:hAnsi="宋体" w:eastAsia="宋体" w:cs="宋体"/>
               <w:szCs w:val="24"/>
             </w:rPr>
             <w:fldChar w:fldCharType="end"/>
@@ -2035,28 +2082,28 @@
         </w:p>
         <w:p>
           <w:pPr>
-            <w:pStyle w:val="TOC2"/>
+            <w:pStyle w:val="18"/>
             <w:tabs>
               <w:tab w:val="right" w:leader="dot" w:pos="8306"/>
             </w:tabs>
           </w:pPr>
           <w:r>
             <w:rPr>
-              <w:rFonts w:ascii="宋体" w:eastAsia="宋体" w:hAnsi="宋体" w:cs="宋体" w:hint="eastAsia"/>
+              <w:rFonts w:hint="eastAsia" w:ascii="宋体" w:hAnsi="宋体" w:eastAsia="宋体" w:cs="宋体"/>
               <w:szCs w:val="24"/>
             </w:rPr>
             <w:fldChar w:fldCharType="begin"/>
           </w:r>
           <w:r>
             <w:rPr>
-              <w:rFonts w:ascii="宋体" w:eastAsia="宋体" w:hAnsi="宋体" w:cs="宋体" w:hint="eastAsia"/>
+              <w:rFonts w:hint="eastAsia" w:ascii="宋体" w:hAnsi="宋体" w:eastAsia="宋体" w:cs="宋体"/>
               <w:szCs w:val="24"/>
             </w:rPr>
             <w:instrText xml:space="preserve"> HYPERLINK \l _Toc14328 </w:instrText>
           </w:r>
           <w:r>
             <w:rPr>
-              <w:rFonts w:ascii="宋体" w:eastAsia="宋体" w:hAnsi="宋体" w:cs="宋体" w:hint="eastAsia"/>
+              <w:rFonts w:hint="eastAsia" w:ascii="宋体" w:hAnsi="宋体" w:eastAsia="宋体" w:cs="宋体"/>
               <w:szCs w:val="24"/>
             </w:rPr>
             <w:fldChar w:fldCharType="separate"/>
@@ -2095,7 +2142,7 @@
           </w:r>
           <w:r>
             <w:rPr>
-              <w:rFonts w:ascii="宋体" w:eastAsia="宋体" w:hAnsi="宋体" w:cs="宋体" w:hint="eastAsia"/>
+              <w:rFonts w:hint="eastAsia" w:ascii="宋体" w:hAnsi="宋体" w:eastAsia="宋体" w:cs="宋体"/>
               <w:szCs w:val="24"/>
             </w:rPr>
             <w:fldChar w:fldCharType="end"/>
@@ -2103,28 +2150,28 @@
         </w:p>
         <w:p>
           <w:pPr>
-            <w:pStyle w:val="TOC2"/>
+            <w:pStyle w:val="18"/>
             <w:tabs>
               <w:tab w:val="right" w:leader="dot" w:pos="8306"/>
             </w:tabs>
           </w:pPr>
           <w:r>
             <w:rPr>
-              <w:rFonts w:ascii="宋体" w:eastAsia="宋体" w:hAnsi="宋体" w:cs="宋体" w:hint="eastAsia"/>
+              <w:rFonts w:hint="eastAsia" w:ascii="宋体" w:hAnsi="宋体" w:eastAsia="宋体" w:cs="宋体"/>
               <w:szCs w:val="24"/>
             </w:rPr>
             <w:fldChar w:fldCharType="begin"/>
           </w:r>
           <w:r>
             <w:rPr>
-              <w:rFonts w:ascii="宋体" w:eastAsia="宋体" w:hAnsi="宋体" w:cs="宋体" w:hint="eastAsia"/>
+              <w:rFonts w:hint="eastAsia" w:ascii="宋体" w:hAnsi="宋体" w:eastAsia="宋体" w:cs="宋体"/>
               <w:szCs w:val="24"/>
             </w:rPr>
             <w:instrText xml:space="preserve"> HYPERLINK \l _Toc21235 </w:instrText>
           </w:r>
           <w:r>
             <w:rPr>
-              <w:rFonts w:ascii="宋体" w:eastAsia="宋体" w:hAnsi="宋体" w:cs="宋体" w:hint="eastAsia"/>
+              <w:rFonts w:hint="eastAsia" w:ascii="宋体" w:hAnsi="宋体" w:eastAsia="宋体" w:cs="宋体"/>
               <w:szCs w:val="24"/>
             </w:rPr>
             <w:fldChar w:fldCharType="separate"/>
@@ -2163,7 +2210,7 @@
           </w:r>
           <w:r>
             <w:rPr>
-              <w:rFonts w:ascii="宋体" w:eastAsia="宋体" w:hAnsi="宋体" w:cs="宋体" w:hint="eastAsia"/>
+              <w:rFonts w:hint="eastAsia" w:ascii="宋体" w:hAnsi="宋体" w:eastAsia="宋体" w:cs="宋体"/>
               <w:szCs w:val="24"/>
             </w:rPr>
             <w:fldChar w:fldCharType="end"/>
@@ -2171,28 +2218,28 @@
         </w:p>
         <w:p>
           <w:pPr>
-            <w:pStyle w:val="TOC1"/>
+            <w:pStyle w:val="16"/>
             <w:tabs>
               <w:tab w:val="right" w:leader="dot" w:pos="8306"/>
             </w:tabs>
           </w:pPr>
           <w:r>
             <w:rPr>
-              <w:rFonts w:ascii="宋体" w:eastAsia="宋体" w:hAnsi="宋体" w:cs="宋体" w:hint="eastAsia"/>
+              <w:rFonts w:hint="eastAsia" w:ascii="宋体" w:hAnsi="宋体" w:eastAsia="宋体" w:cs="宋体"/>
               <w:szCs w:val="24"/>
             </w:rPr>
             <w:fldChar w:fldCharType="begin"/>
           </w:r>
           <w:r>
             <w:rPr>
-              <w:rFonts w:ascii="宋体" w:eastAsia="宋体" w:hAnsi="宋体" w:cs="宋体" w:hint="eastAsia"/>
+              <w:rFonts w:hint="eastAsia" w:ascii="宋体" w:hAnsi="宋体" w:eastAsia="宋体" w:cs="宋体"/>
               <w:szCs w:val="24"/>
             </w:rPr>
             <w:instrText xml:space="preserve"> HYPERLINK \l _Toc2829 </w:instrText>
           </w:r>
           <w:r>
             <w:rPr>
-              <w:rFonts w:ascii="宋体" w:eastAsia="宋体" w:hAnsi="宋体" w:cs="宋体" w:hint="eastAsia"/>
+              <w:rFonts w:hint="eastAsia" w:ascii="宋体" w:hAnsi="宋体" w:eastAsia="宋体" w:cs="宋体"/>
               <w:szCs w:val="24"/>
             </w:rPr>
             <w:fldChar w:fldCharType="separate"/>
@@ -2231,7 +2278,7 @@
           </w:r>
           <w:r>
             <w:rPr>
-              <w:rFonts w:ascii="宋体" w:eastAsia="宋体" w:hAnsi="宋体" w:cs="宋体" w:hint="eastAsia"/>
+              <w:rFonts w:hint="eastAsia" w:ascii="宋体" w:hAnsi="宋体" w:eastAsia="宋体" w:cs="宋体"/>
               <w:szCs w:val="24"/>
             </w:rPr>
             <w:fldChar w:fldCharType="end"/>
@@ -2239,28 +2286,28 @@
         </w:p>
         <w:p>
           <w:pPr>
-            <w:pStyle w:val="TOC2"/>
+            <w:pStyle w:val="18"/>
             <w:tabs>
               <w:tab w:val="right" w:leader="dot" w:pos="8306"/>
             </w:tabs>
           </w:pPr>
           <w:r>
             <w:rPr>
-              <w:rFonts w:ascii="宋体" w:eastAsia="宋体" w:hAnsi="宋体" w:cs="宋体" w:hint="eastAsia"/>
+              <w:rFonts w:hint="eastAsia" w:ascii="宋体" w:hAnsi="宋体" w:eastAsia="宋体" w:cs="宋体"/>
               <w:szCs w:val="24"/>
             </w:rPr>
             <w:fldChar w:fldCharType="begin"/>
           </w:r>
           <w:r>
             <w:rPr>
-              <w:rFonts w:ascii="宋体" w:eastAsia="宋体" w:hAnsi="宋体" w:cs="宋体" w:hint="eastAsia"/>
+              <w:rFonts w:hint="eastAsia" w:ascii="宋体" w:hAnsi="宋体" w:eastAsia="宋体" w:cs="宋体"/>
               <w:szCs w:val="24"/>
             </w:rPr>
             <w:instrText xml:space="preserve"> HYPERLINK \l _Toc7183 </w:instrText>
           </w:r>
           <w:r>
             <w:rPr>
-              <w:rFonts w:ascii="宋体" w:eastAsia="宋体" w:hAnsi="宋体" w:cs="宋体" w:hint="eastAsia"/>
+              <w:rFonts w:hint="eastAsia" w:ascii="宋体" w:hAnsi="宋体" w:eastAsia="宋体" w:cs="宋体"/>
               <w:szCs w:val="24"/>
             </w:rPr>
             <w:fldChar w:fldCharType="separate"/>
@@ -2299,7 +2346,7 @@
           </w:r>
           <w:r>
             <w:rPr>
-              <w:rFonts w:ascii="宋体" w:eastAsia="宋体" w:hAnsi="宋体" w:cs="宋体" w:hint="eastAsia"/>
+              <w:rFonts w:hint="eastAsia" w:ascii="宋体" w:hAnsi="宋体" w:eastAsia="宋体" w:cs="宋体"/>
               <w:szCs w:val="24"/>
             </w:rPr>
             <w:fldChar w:fldCharType="end"/>
@@ -2307,28 +2354,28 @@
         </w:p>
         <w:p>
           <w:pPr>
-            <w:pStyle w:val="TOC2"/>
+            <w:pStyle w:val="18"/>
             <w:tabs>
               <w:tab w:val="right" w:leader="dot" w:pos="8306"/>
             </w:tabs>
           </w:pPr>
           <w:r>
             <w:rPr>
-              <w:rFonts w:ascii="宋体" w:eastAsia="宋体" w:hAnsi="宋体" w:cs="宋体" w:hint="eastAsia"/>
+              <w:rFonts w:hint="eastAsia" w:ascii="宋体" w:hAnsi="宋体" w:eastAsia="宋体" w:cs="宋体"/>
               <w:szCs w:val="24"/>
             </w:rPr>
             <w:fldChar w:fldCharType="begin"/>
           </w:r>
           <w:r>
             <w:rPr>
-              <w:rFonts w:ascii="宋体" w:eastAsia="宋体" w:hAnsi="宋体" w:cs="宋体" w:hint="eastAsia"/>
+              <w:rFonts w:hint="eastAsia" w:ascii="宋体" w:hAnsi="宋体" w:eastAsia="宋体" w:cs="宋体"/>
               <w:szCs w:val="24"/>
             </w:rPr>
             <w:instrText xml:space="preserve"> HYPERLINK \l _Toc32711 </w:instrText>
           </w:r>
           <w:r>
             <w:rPr>
-              <w:rFonts w:ascii="宋体" w:eastAsia="宋体" w:hAnsi="宋体" w:cs="宋体" w:hint="eastAsia"/>
+              <w:rFonts w:hint="eastAsia" w:ascii="宋体" w:hAnsi="宋体" w:eastAsia="宋体" w:cs="宋体"/>
               <w:szCs w:val="24"/>
             </w:rPr>
             <w:fldChar w:fldCharType="separate"/>
@@ -2362,7 +2409,7 @@
           </w:r>
           <w:r>
             <w:rPr>
-              <w:rFonts w:ascii="宋体" w:eastAsia="宋体" w:hAnsi="宋体" w:cs="宋体" w:hint="eastAsia"/>
+              <w:rFonts w:hint="eastAsia" w:ascii="宋体" w:hAnsi="宋体" w:eastAsia="宋体" w:cs="宋体"/>
               <w:szCs w:val="24"/>
             </w:rPr>
             <w:fldChar w:fldCharType="end"/>
@@ -2370,28 +2417,28 @@
         </w:p>
         <w:p>
           <w:pPr>
-            <w:pStyle w:val="TOC2"/>
+            <w:pStyle w:val="18"/>
             <w:tabs>
               <w:tab w:val="right" w:leader="dot" w:pos="8306"/>
             </w:tabs>
           </w:pPr>
           <w:r>
             <w:rPr>
-              <w:rFonts w:ascii="宋体" w:eastAsia="宋体" w:hAnsi="宋体" w:cs="宋体" w:hint="eastAsia"/>
+              <w:rFonts w:hint="eastAsia" w:ascii="宋体" w:hAnsi="宋体" w:eastAsia="宋体" w:cs="宋体"/>
               <w:szCs w:val="24"/>
             </w:rPr>
             <w:fldChar w:fldCharType="begin"/>
           </w:r>
           <w:r>
             <w:rPr>
-              <w:rFonts w:ascii="宋体" w:eastAsia="宋体" w:hAnsi="宋体" w:cs="宋体" w:hint="eastAsia"/>
+              <w:rFonts w:hint="eastAsia" w:ascii="宋体" w:hAnsi="宋体" w:eastAsia="宋体" w:cs="宋体"/>
               <w:szCs w:val="24"/>
             </w:rPr>
             <w:instrText xml:space="preserve"> HYPERLINK \l _Toc2135 </w:instrText>
           </w:r>
           <w:r>
             <w:rPr>
-              <w:rFonts w:ascii="宋体" w:eastAsia="宋体" w:hAnsi="宋体" w:cs="宋体" w:hint="eastAsia"/>
+              <w:rFonts w:hint="eastAsia" w:ascii="宋体" w:hAnsi="宋体" w:eastAsia="宋体" w:cs="宋体"/>
               <w:szCs w:val="24"/>
             </w:rPr>
             <w:fldChar w:fldCharType="separate"/>
@@ -2432,7 +2479,7 @@
           </w:r>
           <w:r>
             <w:rPr>
-              <w:rFonts w:ascii="宋体" w:eastAsia="宋体" w:hAnsi="宋体" w:cs="宋体" w:hint="eastAsia"/>
+              <w:rFonts w:hint="eastAsia" w:ascii="宋体" w:hAnsi="宋体" w:eastAsia="宋体" w:cs="宋体"/>
               <w:szCs w:val="24"/>
             </w:rPr>
             <w:fldChar w:fldCharType="end"/>
@@ -2440,28 +2487,28 @@
         </w:p>
         <w:p>
           <w:pPr>
-            <w:pStyle w:val="TOC2"/>
+            <w:pStyle w:val="18"/>
             <w:tabs>
               <w:tab w:val="right" w:leader="dot" w:pos="8306"/>
             </w:tabs>
           </w:pPr>
           <w:r>
             <w:rPr>
-              <w:rFonts w:ascii="宋体" w:eastAsia="宋体" w:hAnsi="宋体" w:cs="宋体" w:hint="eastAsia"/>
+              <w:rFonts w:hint="eastAsia" w:ascii="宋体" w:hAnsi="宋体" w:eastAsia="宋体" w:cs="宋体"/>
               <w:szCs w:val="24"/>
             </w:rPr>
             <w:fldChar w:fldCharType="begin"/>
           </w:r>
           <w:r>
             <w:rPr>
-              <w:rFonts w:ascii="宋体" w:eastAsia="宋体" w:hAnsi="宋体" w:cs="宋体" w:hint="eastAsia"/>
+              <w:rFonts w:hint="eastAsia" w:ascii="宋体" w:hAnsi="宋体" w:eastAsia="宋体" w:cs="宋体"/>
               <w:szCs w:val="24"/>
             </w:rPr>
             <w:instrText xml:space="preserve"> HYPERLINK \l _Toc11182 </w:instrText>
           </w:r>
           <w:r>
             <w:rPr>
-              <w:rFonts w:ascii="宋体" w:eastAsia="宋体" w:hAnsi="宋体" w:cs="宋体" w:hint="eastAsia"/>
+              <w:rFonts w:hint="eastAsia" w:ascii="宋体" w:hAnsi="宋体" w:eastAsia="宋体" w:cs="宋体"/>
               <w:szCs w:val="24"/>
             </w:rPr>
             <w:fldChar w:fldCharType="separate"/>
@@ -2495,7 +2542,7 @@
           </w:r>
           <w:r>
             <w:rPr>
-              <w:rFonts w:ascii="宋体" w:eastAsia="宋体" w:hAnsi="宋体" w:cs="宋体" w:hint="eastAsia"/>
+              <w:rFonts w:hint="eastAsia" w:ascii="宋体" w:hAnsi="宋体" w:eastAsia="宋体" w:cs="宋体"/>
               <w:szCs w:val="24"/>
             </w:rPr>
             <w:fldChar w:fldCharType="end"/>
@@ -2503,28 +2550,28 @@
         </w:p>
         <w:p>
           <w:pPr>
-            <w:pStyle w:val="TOC2"/>
+            <w:pStyle w:val="18"/>
             <w:tabs>
               <w:tab w:val="right" w:leader="dot" w:pos="8306"/>
             </w:tabs>
           </w:pPr>
           <w:r>
             <w:rPr>
-              <w:rFonts w:ascii="宋体" w:eastAsia="宋体" w:hAnsi="宋体" w:cs="宋体" w:hint="eastAsia"/>
+              <w:rFonts w:hint="eastAsia" w:ascii="宋体" w:hAnsi="宋体" w:eastAsia="宋体" w:cs="宋体"/>
               <w:szCs w:val="24"/>
             </w:rPr>
             <w:fldChar w:fldCharType="begin"/>
           </w:r>
           <w:r>
             <w:rPr>
-              <w:rFonts w:ascii="宋体" w:eastAsia="宋体" w:hAnsi="宋体" w:cs="宋体" w:hint="eastAsia"/>
+              <w:rFonts w:hint="eastAsia" w:ascii="宋体" w:hAnsi="宋体" w:eastAsia="宋体" w:cs="宋体"/>
               <w:szCs w:val="24"/>
             </w:rPr>
             <w:instrText xml:space="preserve"> HYPERLINK \l _Toc16899 </w:instrText>
           </w:r>
           <w:r>
             <w:rPr>
-              <w:rFonts w:ascii="宋体" w:eastAsia="宋体" w:hAnsi="宋体" w:cs="宋体" w:hint="eastAsia"/>
+              <w:rFonts w:hint="eastAsia" w:ascii="宋体" w:hAnsi="宋体" w:eastAsia="宋体" w:cs="宋体"/>
               <w:szCs w:val="24"/>
             </w:rPr>
             <w:fldChar w:fldCharType="separate"/>
@@ -2562,7 +2609,7 @@
           </w:r>
           <w:r>
             <w:rPr>
-              <w:rFonts w:ascii="宋体" w:eastAsia="宋体" w:hAnsi="宋体" w:cs="宋体" w:hint="eastAsia"/>
+              <w:rFonts w:hint="eastAsia" w:ascii="宋体" w:hAnsi="宋体" w:eastAsia="宋体" w:cs="宋体"/>
               <w:szCs w:val="24"/>
             </w:rPr>
             <w:fldChar w:fldCharType="end"/>
@@ -2570,42 +2617,42 @@
         </w:p>
         <w:p>
           <w:pPr>
-            <w:pStyle w:val="TOC1"/>
+            <w:pStyle w:val="16"/>
             <w:tabs>
               <w:tab w:val="right" w:leader="dot" w:pos="8306"/>
             </w:tabs>
           </w:pPr>
           <w:r>
             <w:rPr>
-              <w:rFonts w:ascii="宋体" w:eastAsia="宋体" w:hAnsi="宋体" w:cs="宋体" w:hint="eastAsia"/>
+              <w:rFonts w:hint="eastAsia" w:ascii="宋体" w:hAnsi="宋体" w:eastAsia="宋体" w:cs="宋体"/>
               <w:szCs w:val="24"/>
             </w:rPr>
             <w:fldChar w:fldCharType="begin"/>
           </w:r>
           <w:r>
             <w:rPr>
-              <w:rFonts w:ascii="宋体" w:eastAsia="宋体" w:hAnsi="宋体" w:cs="宋体" w:hint="eastAsia"/>
+              <w:rFonts w:hint="eastAsia" w:ascii="宋体" w:hAnsi="宋体" w:eastAsia="宋体" w:cs="宋体"/>
               <w:szCs w:val="24"/>
             </w:rPr>
             <w:instrText xml:space="preserve"> HYPERLINK \l _Toc6051 </w:instrText>
           </w:r>
           <w:r>
             <w:rPr>
-              <w:rFonts w:ascii="宋体" w:eastAsia="宋体" w:hAnsi="宋体" w:cs="宋体" w:hint="eastAsia"/>
+              <w:rFonts w:hint="eastAsia" w:ascii="宋体" w:hAnsi="宋体" w:eastAsia="宋体" w:cs="宋体"/>
               <w:szCs w:val="24"/>
             </w:rPr>
             <w:fldChar w:fldCharType="separate"/>
           </w:r>
           <w:r>
             <w:rPr>
-              <w:rFonts w:eastAsia="宋体" w:hint="default"/>
+              <w:rFonts w:hint="default" w:eastAsia="宋体"/>
               <w:lang w:val="en-US" w:eastAsia="zh-CN"/>
             </w:rPr>
             <w:t xml:space="preserve">6. </w:t>
           </w:r>
           <w:r>
             <w:rPr>
-              <w:rFonts w:eastAsia="宋体" w:hint="eastAsia"/>
+              <w:rFonts w:hint="eastAsia" w:eastAsia="宋体"/>
               <w:lang w:val="en-US" w:eastAsia="zh-CN"/>
             </w:rPr>
             <w:t>附则</w:t>
@@ -2630,7 +2677,7 @@
           </w:r>
           <w:r>
             <w:rPr>
-              <w:rFonts w:ascii="宋体" w:eastAsia="宋体" w:hAnsi="宋体" w:cs="宋体" w:hint="eastAsia"/>
+              <w:rFonts w:hint="eastAsia" w:ascii="宋体" w:hAnsi="宋体" w:eastAsia="宋体" w:cs="宋体"/>
               <w:szCs w:val="24"/>
             </w:rPr>
             <w:fldChar w:fldCharType="end"/>
@@ -2638,28 +2685,28 @@
         </w:p>
         <w:p>
           <w:pPr>
-            <w:pStyle w:val="TOC1"/>
+            <w:pStyle w:val="16"/>
             <w:tabs>
               <w:tab w:val="right" w:leader="dot" w:pos="8306"/>
             </w:tabs>
           </w:pPr>
           <w:r>
             <w:rPr>
-              <w:rFonts w:ascii="宋体" w:eastAsia="宋体" w:hAnsi="宋体" w:cs="宋体" w:hint="eastAsia"/>
+              <w:rFonts w:hint="eastAsia" w:ascii="宋体" w:hAnsi="宋体" w:eastAsia="宋体" w:cs="宋体"/>
               <w:szCs w:val="24"/>
             </w:rPr>
             <w:fldChar w:fldCharType="begin"/>
           </w:r>
           <w:r>
             <w:rPr>
-              <w:rFonts w:ascii="宋体" w:eastAsia="宋体" w:hAnsi="宋体" w:cs="宋体" w:hint="eastAsia"/>
+              <w:rFonts w:hint="eastAsia" w:ascii="宋体" w:hAnsi="宋体" w:eastAsia="宋体" w:cs="宋体"/>
               <w:szCs w:val="24"/>
             </w:rPr>
             <w:instrText xml:space="preserve"> HYPERLINK \l _Toc16339 </w:instrText>
           </w:r>
           <w:r>
             <w:rPr>
-              <w:rFonts w:ascii="宋体" w:eastAsia="宋体" w:hAnsi="宋体" w:cs="宋体" w:hint="eastAsia"/>
+              <w:rFonts w:hint="eastAsia" w:ascii="宋体" w:hAnsi="宋体" w:eastAsia="宋体" w:cs="宋体"/>
               <w:szCs w:val="24"/>
             </w:rPr>
             <w:fldChar w:fldCharType="separate"/>
@@ -2698,7 +2745,7 @@
           </w:r>
           <w:r>
             <w:rPr>
-              <w:rFonts w:ascii="宋体" w:eastAsia="宋体" w:hAnsi="宋体" w:cs="宋体" w:hint="eastAsia"/>
+              <w:rFonts w:hint="eastAsia" w:ascii="宋体" w:hAnsi="宋体" w:eastAsia="宋体" w:cs="宋体"/>
               <w:szCs w:val="24"/>
             </w:rPr>
             <w:fldChar w:fldCharType="end"/>
@@ -2706,28 +2753,28 @@
         </w:p>
         <w:p>
           <w:pPr>
-            <w:pStyle w:val="TOC1"/>
+            <w:pStyle w:val="16"/>
             <w:tabs>
               <w:tab w:val="right" w:leader="dot" w:pos="8306"/>
             </w:tabs>
           </w:pPr>
           <w:r>
             <w:rPr>
-              <w:rFonts w:ascii="宋体" w:eastAsia="宋体" w:hAnsi="宋体" w:cs="宋体" w:hint="eastAsia"/>
+              <w:rFonts w:hint="eastAsia" w:ascii="宋体" w:hAnsi="宋体" w:eastAsia="宋体" w:cs="宋体"/>
               <w:szCs w:val="24"/>
             </w:rPr>
             <w:fldChar w:fldCharType="begin"/>
           </w:r>
           <w:r>
             <w:rPr>
-              <w:rFonts w:ascii="宋体" w:eastAsia="宋体" w:hAnsi="宋体" w:cs="宋体" w:hint="eastAsia"/>
+              <w:rFonts w:hint="eastAsia" w:ascii="宋体" w:hAnsi="宋体" w:eastAsia="宋体" w:cs="宋体"/>
               <w:szCs w:val="24"/>
             </w:rPr>
             <w:instrText xml:space="preserve"> HYPERLINK \l _Toc13124 </w:instrText>
           </w:r>
           <w:r>
             <w:rPr>
-              <w:rFonts w:ascii="宋体" w:eastAsia="宋体" w:hAnsi="宋体" w:cs="宋体" w:hint="eastAsia"/>
+              <w:rFonts w:hint="eastAsia" w:ascii="宋体" w:hAnsi="宋体" w:eastAsia="宋体" w:cs="宋体"/>
               <w:szCs w:val="24"/>
             </w:rPr>
             <w:fldChar w:fldCharType="separate"/>
@@ -2766,7 +2813,7 @@
           </w:r>
           <w:r>
             <w:rPr>
-              <w:rFonts w:ascii="宋体" w:eastAsia="宋体" w:hAnsi="宋体" w:cs="宋体" w:hint="eastAsia"/>
+              <w:rFonts w:hint="eastAsia" w:ascii="宋体" w:hAnsi="宋体" w:eastAsia="宋体" w:cs="宋体"/>
               <w:szCs w:val="24"/>
             </w:rPr>
             <w:fldChar w:fldCharType="end"/>
@@ -2780,7 +2827,7 @@
             <w:overflowPunct/>
             <w:bidi w:val="0"/>
             <w:rPr>
-              <w:rFonts w:ascii="宋体" w:eastAsia="宋体" w:hAnsi="宋体" w:cs="宋体" w:hint="eastAsia"/>
+              <w:rFonts w:hint="eastAsia" w:ascii="宋体" w:hAnsi="宋体" w:eastAsia="宋体" w:cs="宋体"/>
               <w:snapToGrid w:val="0"/>
               <w:color w:val="000000"/>
               <w:kern w:val="0"/>
@@ -2791,7 +2838,7 @@
           </w:pPr>
           <w:r>
             <w:rPr>
-              <w:rFonts w:ascii="宋体" w:eastAsia="宋体" w:hAnsi="宋体" w:cs="宋体" w:hint="eastAsia"/>
+              <w:rFonts w:hint="eastAsia" w:ascii="宋体" w:hAnsi="宋体" w:eastAsia="宋体" w:cs="宋体"/>
               <w:szCs w:val="24"/>
             </w:rPr>
             <w:fldChar w:fldCharType="end"/>
@@ -2807,7 +2854,7 @@
         <w:overflowPunct/>
         <w:bidi w:val="0"/>
         <w:rPr>
-          <w:rFonts w:ascii="Arial" w:eastAsia="Arial" w:hAnsi="Arial" w:cs="Arial"/>
+          <w:rFonts w:ascii="Arial" w:hAnsi="Arial" w:eastAsia="Arial" w:cs="Arial"/>
           <w:snapToGrid w:val="0"/>
           <w:color w:val="000000"/>
           <w:kern w:val="0"/>
@@ -2818,7 +2865,7 @@
       </w:pPr>
       <w:r>
         <w:rPr>
-          <w:rFonts w:ascii="Arial" w:eastAsia="Arial" w:hAnsi="Arial" w:cs="Arial"/>
+          <w:rFonts w:ascii="Arial" w:hAnsi="Arial" w:eastAsia="Arial" w:cs="Arial"/>
           <w:snapToGrid w:val="0"/>
           <w:color w:val="000000"/>
           <w:kern w:val="0"/>
@@ -2831,7 +2878,7 @@
     </w:p>
     <w:p>
       <w:pPr>
-        <w:pStyle w:val="1"/>
+        <w:pStyle w:val="30"/>
         <w:keepLines w:val="0"/>
         <w:pageBreakBefore w:val="0"/>
         <w:wordWrap/>
@@ -2846,7 +2893,7 @@
     </w:p>
     <w:p>
       <w:pPr>
-        <w:pStyle w:val="a1"/>
+        <w:pStyle w:val="31"/>
         <w:keepLines w:val="0"/>
         <w:pageBreakBefore w:val="0"/>
         <w:wordWrap/>
@@ -2859,7 +2906,7 @@
     </w:p>
     <w:p>
       <w:pPr>
-        <w:pStyle w:val="1"/>
+        <w:pStyle w:val="30"/>
         <w:keepLines w:val="0"/>
         <w:pageBreakBefore w:val="0"/>
         <w:wordWrap/>
@@ -2882,7 +2929,7 @@
     </w:p>
     <w:p>
       <w:pPr>
-        <w:pStyle w:val="a1"/>
+        <w:pStyle w:val="31"/>
         <w:keepLines w:val="0"/>
         <w:pageBreakBefore w:val="0"/>
         <w:wordWrap/>
@@ -2894,9 +2941,9 @@
       </w:r>
       <w:r>
         <w:rPr>
-          <w:rStyle w:val="FootnoteReference"/>
-        </w:rPr>
-        <w:footnoteReference w:id="2"/>
+          <w:rStyle w:val="25"/>
+        </w:rPr>
+        <w:footnoteReference w:id="0"/>
       </w:r>
       <w:r>
         <w:t>。如：部门经理、项目经理等。</w:t>
@@ -2904,7 +2951,7 @@
     </w:p>
     <w:p>
       <w:pPr>
-        <w:pStyle w:val="a1"/>
+        <w:pStyle w:val="31"/>
         <w:keepLines w:val="0"/>
         <w:pageBreakBefore w:val="0"/>
         <w:wordWrap/>
@@ -2917,7 +2964,7 @@
     </w:p>
     <w:p>
       <w:pPr>
-        <w:pStyle w:val="1"/>
+        <w:pStyle w:val="30"/>
         <w:keepLines w:val="0"/>
         <w:pageBreakBefore w:val="0"/>
         <w:wordWrap/>
@@ -2939,7 +2986,7 @@
     </w:p>
     <w:p>
       <w:pPr>
-        <w:pStyle w:val="a1"/>
+        <w:pStyle w:val="31"/>
         <w:keepLines w:val="0"/>
         <w:pageBreakBefore w:val="0"/>
         <w:wordWrap/>
@@ -2952,7 +2999,7 @@
     </w:p>
     <w:p>
       <w:pPr>
-        <w:pStyle w:val="1"/>
+        <w:pStyle w:val="30"/>
         <w:keepLines w:val="0"/>
         <w:pageBreakBefore w:val="0"/>
         <w:wordWrap/>
@@ -2975,7 +3022,7 @@
     </w:p>
     <w:p>
       <w:pPr>
-        <w:pStyle w:val="2"/>
+        <w:pStyle w:val="32"/>
         <w:keepLines w:val="0"/>
         <w:pageBreakBefore w:val="0"/>
         <w:wordWrap/>
@@ -2998,7 +3045,7 @@
     </w:p>
     <w:p>
       <w:pPr>
-        <w:pStyle w:val="a1"/>
+        <w:pStyle w:val="31"/>
         <w:keepLines w:val="0"/>
         <w:pageBreakBefore w:val="0"/>
         <w:numPr>
@@ -3008,7 +3055,7 @@
         <w:wordWrap/>
         <w:overflowPunct/>
         <w:bidi w:val="0"/>
-        <w:ind w:left="425" w:hanging="425" w:leftChars="0" w:firstLineChars="0"/>
+        <w:ind w:left="425" w:leftChars="0" w:hanging="425" w:firstLineChars="0"/>
         <w:rPr>
           <w:rFonts w:hint="eastAsia"/>
           <w:lang w:val="en-US" w:eastAsia="zh-CN"/>
@@ -3024,7 +3071,7 @@
     </w:p>
     <w:p>
       <w:pPr>
-        <w:pStyle w:val="a1"/>
+        <w:pStyle w:val="31"/>
         <w:keepLines w:val="0"/>
         <w:pageBreakBefore w:val="0"/>
         <w:numPr>
@@ -3034,7 +3081,7 @@
         <w:wordWrap/>
         <w:overflowPunct/>
         <w:bidi w:val="0"/>
-        <w:ind w:left="425" w:hanging="425" w:leftChars="0" w:firstLineChars="0"/>
+        <w:ind w:left="425" w:leftChars="0" w:hanging="425" w:firstLineChars="0"/>
         <w:rPr>
           <w:rFonts w:hint="eastAsia"/>
           <w:lang w:val="en-US" w:eastAsia="zh-CN"/>
@@ -3050,7 +3097,7 @@
     </w:p>
     <w:p>
       <w:pPr>
-        <w:pStyle w:val="a1"/>
+        <w:pStyle w:val="31"/>
         <w:keepLines w:val="0"/>
         <w:pageBreakBefore w:val="0"/>
         <w:numPr>
@@ -3060,7 +3107,7 @@
         <w:wordWrap/>
         <w:overflowPunct/>
         <w:bidi w:val="0"/>
-        <w:ind w:left="425" w:hanging="425" w:leftChars="0" w:firstLineChars="0"/>
+        <w:ind w:left="425" w:leftChars="0" w:hanging="425" w:firstLineChars="0"/>
         <w:rPr>
           <w:rFonts w:hint="eastAsia"/>
           <w:lang w:val="en-US" w:eastAsia="zh-CN"/>
@@ -3076,7 +3123,7 @@
     </w:p>
     <w:p>
       <w:pPr>
-        <w:pStyle w:val="a1"/>
+        <w:pStyle w:val="31"/>
         <w:keepLines w:val="0"/>
         <w:pageBreakBefore w:val="0"/>
         <w:numPr>
@@ -3086,7 +3133,7 @@
         <w:wordWrap/>
         <w:overflowPunct/>
         <w:bidi w:val="0"/>
-        <w:ind w:left="425" w:hanging="425" w:leftChars="0" w:firstLineChars="0"/>
+        <w:ind w:left="425" w:leftChars="0" w:hanging="425" w:firstLineChars="0"/>
         <w:rPr>
           <w:rFonts w:hint="default"/>
           <w:lang w:val="en-US" w:eastAsia="zh-CN"/>
@@ -3102,7 +3149,7 @@
     </w:p>
     <w:p>
       <w:pPr>
-        <w:pStyle w:val="2"/>
+        <w:pStyle w:val="32"/>
         <w:keepLines w:val="0"/>
         <w:pageBreakBefore w:val="0"/>
         <w:wordWrap/>
@@ -3125,7 +3172,7 @@
     </w:p>
     <w:p>
       <w:pPr>
-        <w:pStyle w:val="a1"/>
+        <w:pStyle w:val="31"/>
         <w:keepLines w:val="0"/>
         <w:pageBreakBefore w:val="0"/>
         <w:numPr>
@@ -3135,7 +3182,7 @@
         <w:wordWrap/>
         <w:overflowPunct/>
         <w:bidi w:val="0"/>
-        <w:ind w:left="425" w:hanging="425" w:leftChars="0" w:firstLineChars="0"/>
+        <w:ind w:left="425" w:leftChars="0" w:hanging="425" w:firstLineChars="0"/>
         <w:rPr>
           <w:rFonts w:hint="eastAsia"/>
           <w:lang w:val="en-US" w:eastAsia="zh-CN"/>
@@ -3151,7 +3198,7 @@
     </w:p>
     <w:p>
       <w:pPr>
-        <w:pStyle w:val="a1"/>
+        <w:pStyle w:val="31"/>
         <w:keepLines w:val="0"/>
         <w:pageBreakBefore w:val="0"/>
         <w:numPr>
@@ -3161,7 +3208,7 @@
         <w:wordWrap/>
         <w:overflowPunct/>
         <w:bidi w:val="0"/>
-        <w:ind w:left="425" w:hanging="425" w:leftChars="0" w:firstLineChars="0"/>
+        <w:ind w:left="425" w:leftChars="0" w:hanging="425" w:firstLineChars="0"/>
         <w:rPr>
           <w:rFonts w:hint="eastAsia"/>
           <w:lang w:val="en-US" w:eastAsia="zh-CN"/>
@@ -3177,7 +3224,7 @@
     </w:p>
     <w:p>
       <w:pPr>
-        <w:pStyle w:val="a1"/>
+        <w:pStyle w:val="31"/>
         <w:keepLines w:val="0"/>
         <w:pageBreakBefore w:val="0"/>
         <w:numPr>
@@ -3187,7 +3234,7 @@
         <w:wordWrap/>
         <w:overflowPunct/>
         <w:bidi w:val="0"/>
-        <w:ind w:left="425" w:hanging="425" w:leftChars="0" w:firstLineChars="0"/>
+        <w:ind w:left="425" w:leftChars="0" w:hanging="425" w:firstLineChars="0"/>
         <w:rPr>
           <w:rFonts w:hint="default"/>
           <w:lang w:val="en-US" w:eastAsia="zh-CN"/>
@@ -3203,7 +3250,7 @@
     </w:p>
     <w:p>
       <w:pPr>
-        <w:pStyle w:val="1"/>
+        <w:pStyle w:val="30"/>
         <w:keepLines w:val="0"/>
         <w:pageBreakBefore w:val="0"/>
         <w:wordWrap/>
@@ -3228,7 +3275,7 @@
     </w:p>
     <w:p>
       <w:pPr>
-        <w:pStyle w:val="2"/>
+        <w:pStyle w:val="32"/>
         <w:keepLines w:val="0"/>
         <w:pageBreakBefore w:val="0"/>
         <w:wordWrap/>
@@ -3251,7 +3298,7 @@
     </w:p>
     <w:p>
       <w:pPr>
-        <w:pStyle w:val="a1"/>
+        <w:pStyle w:val="31"/>
         <w:keepLines w:val="0"/>
         <w:pageBreakBefore w:val="0"/>
         <w:wordWrap/>
@@ -3264,7 +3311,7 @@
     </w:p>
     <w:p>
       <w:pPr>
-        <w:pStyle w:val="2"/>
+        <w:pStyle w:val="32"/>
         <w:keepLines w:val="0"/>
         <w:pageBreakBefore w:val="0"/>
         <w:wordWrap/>
@@ -3279,7 +3326,7 @@
     </w:p>
     <w:p>
       <w:pPr>
-        <w:pStyle w:val="a1"/>
+        <w:pStyle w:val="31"/>
         <w:keepLines w:val="0"/>
         <w:pageBreakBefore w:val="0"/>
         <w:wordWrap/>
@@ -3292,7 +3339,7 @@
     </w:p>
     <w:p>
       <w:pPr>
-        <w:pStyle w:val="2"/>
+        <w:pStyle w:val="32"/>
         <w:keepLines w:val="0"/>
         <w:pageBreakBefore w:val="0"/>
         <w:wordWrap/>
@@ -3314,7 +3361,7 @@
     </w:p>
     <w:p>
       <w:pPr>
-        <w:pStyle w:val="a1"/>
+        <w:pStyle w:val="31"/>
         <w:keepLines w:val="0"/>
         <w:pageBreakBefore w:val="0"/>
         <w:wordWrap/>
@@ -3327,7 +3374,7 @@
     </w:p>
     <w:p>
       <w:pPr>
-        <w:pStyle w:val="2"/>
+        <w:pStyle w:val="32"/>
         <w:keepLines w:val="0"/>
         <w:pageBreakBefore w:val="0"/>
         <w:wordWrap/>
@@ -3342,7 +3389,7 @@
     </w:p>
     <w:p>
       <w:pPr>
-        <w:pStyle w:val="a1"/>
+        <w:pStyle w:val="31"/>
         <w:keepLines w:val="0"/>
         <w:pageBreakBefore w:val="0"/>
         <w:wordWrap/>
@@ -3355,7 +3402,7 @@
     </w:p>
     <w:p>
       <w:pPr>
-        <w:pStyle w:val="2"/>
+        <w:pStyle w:val="32"/>
         <w:keepLines w:val="0"/>
         <w:pageBreakBefore w:val="0"/>
         <w:wordWrap/>
@@ -3378,7 +3425,7 @@
     </w:p>
     <w:p>
       <w:pPr>
-        <w:pStyle w:val="a1"/>
+        <w:pStyle w:val="31"/>
         <w:keepNext w:val="0"/>
         <w:keepLines w:val="0"/>
         <w:pageBreakBefore w:val="0"/>
@@ -3396,7 +3443,7 @@
         <w:bidi w:val="0"/>
         <w:adjustRightInd w:val="0"/>
         <w:snapToGrid w:val="0"/>
-        <w:ind w:left="425" w:hanging="425" w:leftChars="0" w:firstLineChars="0"/>
+        <w:ind w:left="425" w:leftChars="0" w:hanging="425" w:firstLineChars="0"/>
         <w:textAlignment w:val="baseline"/>
       </w:pPr>
       <w:r>
@@ -3412,7 +3459,7 @@
     </w:p>
     <w:p>
       <w:pPr>
-        <w:pStyle w:val="a1"/>
+        <w:pStyle w:val="31"/>
         <w:keepNext w:val="0"/>
         <w:keepLines w:val="0"/>
         <w:pageBreakBefore w:val="0"/>
@@ -3430,10 +3477,10 @@
         <w:bidi w:val="0"/>
         <w:adjustRightInd w:val="0"/>
         <w:snapToGrid w:val="0"/>
-        <w:ind w:left="425" w:hanging="425" w:leftChars="0" w:firstLineChars="0"/>
+        <w:ind w:left="425" w:leftChars="0" w:hanging="425" w:firstLineChars="0"/>
         <w:textAlignment w:val="baseline"/>
         <w:rPr>
-          <w:rFonts w:eastAsia="宋体" w:hint="default"/>
+          <w:rFonts w:hint="default" w:eastAsia="宋体"/>
           <w:lang w:val="en-US" w:eastAsia="zh-CN"/>
         </w:rPr>
       </w:pPr>
@@ -3449,7 +3496,7 @@
       </w:r>
       <w:r>
         <w:rPr>
-          <w:rFonts w:ascii="宋体" w:hAnsi="宋体" w:cs="宋体" w:hint="eastAsia"/>
+          <w:rFonts w:hint="eastAsia" w:ascii="宋体" w:hAnsi="宋体" w:cs="宋体"/>
           <w:szCs w:val="24"/>
           <w:lang w:val="en-US" w:eastAsia="zh-CN"/>
         </w:rPr>
@@ -3458,7 +3505,7 @@
     </w:p>
     <w:p>
       <w:pPr>
-        <w:pStyle w:val="2"/>
+        <w:pStyle w:val="32"/>
         <w:keepLines w:val="0"/>
         <w:pageBreakBefore w:val="0"/>
         <w:widowControl w:val="0"/>
@@ -3466,8 +3513,8 @@
         <w:overflowPunct/>
         <w:bidi w:val="0"/>
       </w:pPr>
-      <w:bookmarkStart w:id="17" w:name="_Toc26331"/>
-      <w:bookmarkStart w:id="18" w:name="_Toc5250"/>
+      <w:bookmarkStart w:id="17" w:name="_Toc5250"/>
+      <w:bookmarkStart w:id="18" w:name="_Toc26331"/>
       <w:r>
         <w:rPr>
           <w:rFonts w:hint="eastAsia"/>
@@ -3480,17 +3527,18 @@
     </w:p>
     <w:tbl>
       <w:tblPr>
-        <w:tblStyle w:val="TableGrid"/>
+        <w:tblStyle w:val="22"/>
         <w:tblW w:w="0" w:type="auto"/>
         <w:jc w:val="center"/>
         <w:tblBorders>
-          <w:top w:val="single" w:sz="4" w:space="0" w:color="auto"/>
-          <w:left w:val="single" w:sz="4" w:space="0" w:color="auto"/>
-          <w:bottom w:val="single" w:sz="4" w:space="0" w:color="auto"/>
-          <w:right w:val="single" w:sz="4" w:space="0" w:color="auto"/>
-          <w:insideH w:val="single" w:sz="4" w:space="0" w:color="auto"/>
-          <w:insideV w:val="single" w:sz="4" w:space="0" w:color="auto"/>
+          <w:top w:val="single" w:color="auto" w:sz="4" w:space="0"/>
+          <w:left w:val="single" w:color="auto" w:sz="4" w:space="0"/>
+          <w:bottom w:val="single" w:color="auto" w:sz="4" w:space="0"/>
+          <w:right w:val="single" w:color="auto" w:sz="4" w:space="0"/>
+          <w:insideH w:val="single" w:color="auto" w:sz="4" w:space="0"/>
+          <w:insideV w:val="single" w:color="auto" w:sz="4" w:space="0"/>
         </w:tblBorders>
+        <w:tblLayout w:type="autofit"/>
         <w:tblCellMar>
           <w:top w:w="0" w:type="dxa"/>
           <w:left w:w="108" w:type="dxa"/>
@@ -3506,15 +3554,13 @@
       </w:tblGrid>
       <w:tr>
         <w:tblPrEx>
-          <w:tblW w:w="0" w:type="auto"/>
-          <w:jc w:val="center"/>
           <w:tblBorders>
-            <w:top w:val="single" w:sz="4" w:space="0" w:color="auto"/>
-            <w:left w:val="single" w:sz="4" w:space="0" w:color="auto"/>
-            <w:bottom w:val="single" w:sz="4" w:space="0" w:color="auto"/>
-            <w:right w:val="single" w:sz="4" w:space="0" w:color="auto"/>
-            <w:insideH w:val="single" w:sz="4" w:space="0" w:color="auto"/>
-            <w:insideV w:val="single" w:sz="4" w:space="0" w:color="auto"/>
+            <w:top w:val="single" w:color="auto" w:sz="4" w:space="0"/>
+            <w:left w:val="single" w:color="auto" w:sz="4" w:space="0"/>
+            <w:bottom w:val="single" w:color="auto" w:sz="4" w:space="0"/>
+            <w:right w:val="single" w:color="auto" w:sz="4" w:space="0"/>
+            <w:insideH w:val="single" w:color="auto" w:sz="4" w:space="0"/>
+            <w:insideV w:val="single" w:color="auto" w:sz="4" w:space="0"/>
           </w:tblBorders>
           <w:tblCellMar>
             <w:top w:w="0" w:type="dxa"/>
@@ -3541,7 +3587,7 @@
               <w:bidi w:val="0"/>
               <w:jc w:val="center"/>
               <w:rPr>
-                <w:rFonts w:eastAsia="宋体" w:hint="default"/>
+                <w:rFonts w:hint="default" w:eastAsia="宋体"/>
                 <w:b/>
                 <w:bCs/>
                 <w:vertAlign w:val="baseline"/>
@@ -3550,7 +3596,7 @@
             </w:pPr>
             <w:r>
               <w:rPr>
-                <w:rFonts w:eastAsia="宋体" w:hint="eastAsia"/>
+                <w:rFonts w:hint="eastAsia" w:eastAsia="宋体"/>
                 <w:b/>
                 <w:bCs/>
                 <w:vertAlign w:val="baseline"/>
@@ -3575,7 +3621,7 @@
               <w:bidi w:val="0"/>
               <w:jc w:val="center"/>
               <w:rPr>
-                <w:rFonts w:eastAsia="宋体" w:hint="default"/>
+                <w:rFonts w:hint="default" w:eastAsia="宋体"/>
                 <w:b/>
                 <w:bCs/>
                 <w:vertAlign w:val="baseline"/>
@@ -3584,7 +3630,7 @@
             </w:pPr>
             <w:r>
               <w:rPr>
-                <w:rFonts w:eastAsia="宋体" w:hint="eastAsia"/>
+                <w:rFonts w:hint="eastAsia" w:eastAsia="宋体"/>
                 <w:b/>
                 <w:bCs/>
                 <w:vertAlign w:val="baseline"/>
@@ -3609,7 +3655,7 @@
               <w:bidi w:val="0"/>
               <w:jc w:val="center"/>
               <w:rPr>
-                <w:rFonts w:eastAsia="宋体" w:hint="default"/>
+                <w:rFonts w:hint="default" w:eastAsia="宋体"/>
                 <w:b/>
                 <w:bCs/>
                 <w:vertAlign w:val="baseline"/>
@@ -3618,7 +3664,7 @@
             </w:pPr>
             <w:r>
               <w:rPr>
-                <w:rFonts w:eastAsia="宋体" w:hint="eastAsia"/>
+                <w:rFonts w:hint="eastAsia" w:eastAsia="宋体"/>
                 <w:b/>
                 <w:bCs/>
                 <w:vertAlign w:val="baseline"/>
@@ -3644,7 +3690,7 @@
               <w:bidi w:val="0"/>
               <w:jc w:val="center"/>
               <w:rPr>
-                <w:rFonts w:ascii="宋体" w:eastAsia="宋体" w:hAnsi="宋体" w:cs="宋体" w:hint="eastAsia"/>
+                <w:rFonts w:hint="eastAsia" w:ascii="宋体" w:hAnsi="宋体" w:eastAsia="宋体" w:cs="宋体"/>
                 <w:b/>
                 <w:bCs/>
                 <w:snapToGrid w:val="0"/>
@@ -3657,7 +3703,7 @@
             </w:pPr>
             <w:r>
               <w:rPr>
-                <w:rFonts w:ascii="宋体" w:eastAsia="宋体" w:hAnsi="宋体" w:cs="宋体" w:hint="eastAsia"/>
+                <w:rFonts w:hint="eastAsia" w:ascii="宋体" w:hAnsi="宋体" w:eastAsia="宋体" w:cs="宋体"/>
                 <w:b/>
                 <w:bCs/>
                 <w:sz w:val="18"/>
@@ -3670,8 +3716,14 @@
       </w:tr>
       <w:tr>
         <w:tblPrEx>
-          <w:tblW w:w="0" w:type="auto"/>
-          <w:jc w:val="center"/>
+          <w:tblBorders>
+            <w:top w:val="single" w:color="auto" w:sz="4" w:space="0"/>
+            <w:left w:val="single" w:color="auto" w:sz="4" w:space="0"/>
+            <w:bottom w:val="single" w:color="auto" w:sz="4" w:space="0"/>
+            <w:right w:val="single" w:color="auto" w:sz="4" w:space="0"/>
+            <w:insideH w:val="single" w:color="auto" w:sz="4" w:space="0"/>
+            <w:insideV w:val="single" w:color="auto" w:sz="4" w:space="0"/>
+          </w:tblBorders>
           <w:tblCellMar>
             <w:top w:w="0" w:type="dxa"/>
             <w:left w:w="108" w:type="dxa"/>
@@ -3680,7 +3732,7 @@
           </w:tblCellMar>
         </w:tblPrEx>
         <w:trPr>
-          <w:trHeight w:val="524"/>
+          <w:trHeight w:val="524" w:hRule="atLeast"/>
           <w:jc w:val="center"/>
         </w:trPr>
         <w:tc>
@@ -3692,7 +3744,7 @@
             <w:pPr>
               <w:widowControl w:val="0"/>
               <w:rPr>
-                <w:rFonts w:ascii="宋体" w:eastAsia="宋体" w:hAnsi="宋体" w:cs="宋体" w:hint="eastAsia"/>
+                <w:rFonts w:hint="eastAsia" w:ascii="宋体" w:hAnsi="宋体" w:eastAsia="宋体" w:cs="宋体"/>
                 <w:snapToGrid w:val="0"/>
                 <w:color w:val="000000"/>
                 <w:kern w:val="0"/>
@@ -3703,7 +3755,7 @@
             </w:pPr>
             <w:r>
               <w:rPr>
-                <w:rFonts w:ascii="宋体" w:eastAsia="宋体" w:hAnsi="宋体" w:cs="宋体" w:hint="eastAsia"/>
+                <w:rFonts w:hint="eastAsia" w:ascii="宋体" w:hAnsi="宋体" w:eastAsia="宋体" w:cs="宋体"/>
                 <w:sz w:val="18"/>
                 <w:szCs w:val="18"/>
                 <w:lang w:val="en-US" w:eastAsia="zh-CN"/>
@@ -3721,7 +3773,7 @@
             <w:pPr>
               <w:widowControl w:val="0"/>
               <w:rPr>
-                <w:rFonts w:ascii="宋体" w:eastAsia="宋体" w:hAnsi="宋体" w:cs="宋体" w:hint="eastAsia"/>
+                <w:rFonts w:hint="eastAsia" w:ascii="宋体" w:hAnsi="宋体" w:eastAsia="宋体" w:cs="宋体"/>
                 <w:snapToGrid w:val="0"/>
                 <w:color w:val="000000"/>
                 <w:kern w:val="0"/>
@@ -3732,7 +3784,7 @@
             </w:pPr>
             <w:r>
               <w:rPr>
-                <w:rFonts w:ascii="宋体" w:eastAsia="宋体" w:hAnsi="宋体" w:cs="宋体" w:hint="eastAsia"/>
+                <w:rFonts w:hint="eastAsia" w:ascii="宋体" w:hAnsi="宋体" w:eastAsia="宋体" w:cs="宋体"/>
                 <w:sz w:val="18"/>
                 <w:szCs w:val="18"/>
                 <w:lang w:val="en-US" w:eastAsia="zh-CN"/>
@@ -3750,7 +3802,7 @@
             <w:pPr>
               <w:widowControl w:val="0"/>
               <w:rPr>
-                <w:rFonts w:ascii="宋体" w:eastAsia="宋体" w:hAnsi="宋体" w:cs="宋体" w:hint="eastAsia"/>
+                <w:rFonts w:hint="eastAsia" w:ascii="宋体" w:hAnsi="宋体" w:eastAsia="宋体" w:cs="宋体"/>
                 <w:snapToGrid w:val="0"/>
                 <w:color w:val="000000"/>
                 <w:kern w:val="0"/>
@@ -3761,7 +3813,7 @@
             </w:pPr>
             <w:r>
               <w:rPr>
-                <w:rFonts w:ascii="宋体" w:eastAsia="宋体" w:hAnsi="宋体" w:cs="宋体" w:hint="eastAsia"/>
+                <w:rFonts w:hint="eastAsia" w:ascii="宋体" w:hAnsi="宋体" w:eastAsia="宋体" w:cs="宋体"/>
                 <w:sz w:val="18"/>
                 <w:szCs w:val="18"/>
               </w:rPr>
@@ -3778,7 +3830,7 @@
             <w:pPr>
               <w:widowControl w:val="0"/>
               <w:rPr>
-                <w:rFonts w:ascii="宋体" w:eastAsia="宋体" w:hAnsi="宋体" w:cs="宋体" w:hint="default"/>
+                <w:rFonts w:hint="default" w:ascii="宋体" w:hAnsi="宋体" w:eastAsia="宋体" w:cs="宋体"/>
                 <w:snapToGrid w:val="0"/>
                 <w:color w:val="000000"/>
                 <w:kern w:val="0"/>
@@ -3789,7 +3841,7 @@
             </w:pPr>
             <w:r>
               <w:rPr>
-                <w:rFonts w:ascii="宋体" w:eastAsia="宋体" w:hAnsi="宋体" w:cs="宋体" w:hint="eastAsia"/>
+                <w:rFonts w:hint="eastAsia" w:ascii="宋体" w:hAnsi="宋体" w:eastAsia="宋体" w:cs="宋体"/>
                 <w:sz w:val="18"/>
                 <w:szCs w:val="18"/>
                 <w:lang w:val="en-US" w:eastAsia="zh-CN"/>
@@ -3798,47 +3850,45 @@
             </w:r>
             <w:r>
               <w:rPr>
-                <w:rFonts w:ascii="宋体" w:hAnsi="宋体" w:cs="宋体" w:hint="eastAsia"/>
+                <w:rFonts w:hint="eastAsia" w:ascii="宋体" w:hAnsi="宋体" w:cs="宋体"/>
                 <w:sz w:val="18"/>
                 <w:szCs w:val="18"/>
                 <w:lang w:val="en-US" w:eastAsia="zh-CN"/>
               </w:rPr>
               <w:t>度</w:t>
             </w:r>
-            <w:bookmarkStart w:id="19" w:name="_GoBack"/>
-            <w:bookmarkEnd w:id="19"/>
           </w:p>
         </w:tc>
       </w:tr>
     </w:tbl>
     <w:p>
       <w:pPr>
-        <w:pStyle w:val="1"/>
+        <w:pStyle w:val="30"/>
         <w:keepLines w:val="0"/>
         <w:pageBreakBefore w:val="0"/>
         <w:wordWrap/>
         <w:overflowPunct/>
         <w:bidi w:val="0"/>
         <w:rPr>
-          <w:rStyle w:val="1Char"/>
-          <w:rFonts w:eastAsia="宋体" w:hint="default"/>
+          <w:rStyle w:val="40"/>
+          <w:rFonts w:hint="default" w:eastAsia="宋体"/>
           <w:lang w:val="en-US" w:eastAsia="zh-CN"/>
         </w:rPr>
       </w:pPr>
-      <w:bookmarkStart w:id="20" w:name="bookmark3"/>
+      <w:bookmarkStart w:id="19" w:name="bookmark3"/>
+      <w:bookmarkEnd w:id="19"/>
+      <w:bookmarkStart w:id="20" w:name="_Toc17424"/>
+      <w:bookmarkStart w:id="21" w:name="_Toc6051"/>
+      <w:r>
+        <w:rPr>
+          <w:rStyle w:val="40"/>
+          <w:rFonts w:hint="eastAsia" w:eastAsia="宋体"/>
+          <w:lang w:val="en-US" w:eastAsia="zh-CN"/>
+        </w:rPr>
+        <w:t>附则</w:t>
+      </w:r>
       <w:bookmarkEnd w:id="20"/>
-      <w:bookmarkStart w:id="21" w:name="_Toc17424"/>
-      <w:bookmarkStart w:id="22" w:name="_Toc6051"/>
-      <w:r>
-        <w:rPr>
-          <w:rStyle w:val="1Char"/>
-          <w:rFonts w:eastAsia="宋体" w:hint="eastAsia"/>
-          <w:lang w:val="en-US" w:eastAsia="zh-CN"/>
-        </w:rPr>
-        <w:t>附则</w:t>
-      </w:r>
       <w:bookmarkEnd w:id="21"/>
-      <w:bookmarkEnd w:id="22"/>
     </w:p>
     <w:p>
       <w:pPr>
@@ -3860,17 +3910,17 @@
         <w:adjustRightInd w:val="0"/>
         <w:snapToGrid w:val="0"/>
         <w:spacing w:line="360" w:lineRule="auto"/>
-        <w:ind w:left="425" w:hanging="425" w:leftChars="0" w:firstLineChars="0"/>
+        <w:ind w:left="425" w:leftChars="0" w:hanging="425" w:firstLineChars="0"/>
         <w:textAlignment w:val="baseline"/>
         <w:rPr>
-          <w:rFonts w:ascii="宋体" w:eastAsia="宋体" w:hAnsi="宋体" w:cs="宋体"/>
+          <w:rFonts w:ascii="宋体" w:hAnsi="宋体" w:eastAsia="宋体" w:cs="宋体"/>
           <w:sz w:val="24"/>
           <w:szCs w:val="24"/>
         </w:rPr>
       </w:pPr>
       <w:r>
         <w:rPr>
-          <w:rFonts w:ascii="宋体" w:eastAsia="宋体" w:hAnsi="宋体" w:cs="宋体"/>
+          <w:rFonts w:ascii="宋体" w:hAnsi="宋体" w:eastAsia="宋体" w:cs="宋体"/>
           <w:spacing w:val="-1"/>
           <w:sz w:val="24"/>
           <w:szCs w:val="24"/>
@@ -3879,7 +3929,7 @@
       </w:r>
       <w:r>
         <w:rPr>
-          <w:rFonts w:ascii="宋体" w:eastAsia="宋体" w:hAnsi="宋体" w:cs="宋体" w:hint="eastAsia"/>
+          <w:rFonts w:hint="eastAsia" w:ascii="宋体" w:hAnsi="宋体" w:eastAsia="宋体" w:cs="宋体"/>
           <w:spacing w:val="-1"/>
           <w:sz w:val="24"/>
           <w:szCs w:val="24"/>
@@ -3889,7 +3939,7 @@
       </w:r>
       <w:r>
         <w:rPr>
-          <w:rFonts w:ascii="宋体" w:eastAsia="宋体" w:hAnsi="宋体" w:cs="宋体"/>
+          <w:rFonts w:ascii="宋体" w:hAnsi="宋体" w:eastAsia="宋体" w:cs="宋体"/>
           <w:spacing w:val="-1"/>
           <w:sz w:val="24"/>
           <w:szCs w:val="24"/>
@@ -3917,7 +3967,7 @@
         <w:adjustRightInd w:val="0"/>
         <w:snapToGrid w:val="0"/>
         <w:spacing w:line="360" w:lineRule="auto"/>
-        <w:ind w:left="425" w:hanging="425" w:leftChars="0" w:firstLineChars="0"/>
+        <w:ind w:left="425" w:leftChars="0" w:hanging="425" w:firstLineChars="0"/>
         <w:textAlignment w:val="baseline"/>
         <w:rPr>
           <w:rFonts w:hint="default"/>
@@ -3926,7 +3976,7 @@
       </w:pPr>
       <w:r>
         <w:rPr>
-          <w:rFonts w:ascii="宋体" w:eastAsia="宋体" w:hAnsi="宋体" w:cs="宋体"/>
+          <w:rFonts w:ascii="宋体" w:hAnsi="宋体" w:eastAsia="宋体" w:cs="宋体"/>
           <w:spacing w:val="-2"/>
           <w:sz w:val="24"/>
           <w:szCs w:val="24"/>
@@ -3936,7 +3986,7 @@
     </w:p>
     <w:p>
       <w:pPr>
-        <w:pStyle w:val="1"/>
+        <w:pStyle w:val="30"/>
         <w:keepLines w:val="0"/>
         <w:pageBreakBefore w:val="0"/>
         <w:wordWrap/>
@@ -3947,9 +3997,9 @@
           <w:lang w:val="en-US" w:eastAsia="zh-CN"/>
         </w:rPr>
       </w:pPr>
-      <w:bookmarkStart w:id="23" w:name="bookmark14"/>
-      <w:bookmarkEnd w:id="23"/>
-      <w:bookmarkStart w:id="24" w:name="_Toc16339"/>
+      <w:bookmarkStart w:id="22" w:name="bookmark14"/>
+      <w:bookmarkEnd w:id="22"/>
+      <w:bookmarkStart w:id="23" w:name="_Toc16339"/>
       <w:r>
         <w:rPr>
           <w:rFonts w:hint="eastAsia"/>
@@ -3957,11 +4007,11 @@
         </w:rPr>
         <w:t>附件</w:t>
       </w:r>
-      <w:bookmarkEnd w:id="24"/>
+      <w:bookmarkEnd w:id="23"/>
     </w:p>
     <w:p>
       <w:pPr>
-        <w:pStyle w:val="a1"/>
+        <w:pStyle w:val="31"/>
         <w:keepLines w:val="0"/>
         <w:pageBreakBefore w:val="0"/>
         <w:wordWrap/>
@@ -3982,7 +4032,7 @@
     </w:p>
     <w:p>
       <w:pPr>
-        <w:pStyle w:val="1"/>
+        <w:pStyle w:val="30"/>
         <w:keepLines w:val="0"/>
         <w:pageBreakBefore w:val="0"/>
         <w:wordWrap/>
@@ -3993,7 +4043,7 @@
           <w:lang w:val="en-US" w:eastAsia="zh-CN"/>
         </w:rPr>
       </w:pPr>
-      <w:bookmarkStart w:id="25" w:name="_Toc13124"/>
+      <w:bookmarkStart w:id="24" w:name="_Toc13124"/>
       <w:r>
         <w:rPr>
           <w:rFonts w:hint="eastAsia"/>
@@ -4001,7 +4051,7 @@
         </w:rPr>
         <w:t>记录</w:t>
       </w:r>
-      <w:bookmarkEnd w:id="25"/>
+      <w:bookmarkEnd w:id="24"/>
     </w:p>
     <w:p>
       <w:pPr>
@@ -4015,9 +4065,9 @@
         <w:overflowPunct/>
         <w:bidi w:val="0"/>
         <w:spacing w:before="240" w:line="219" w:lineRule="auto"/>
-        <w:ind w:left="425" w:hanging="425" w:leftChars="0" w:firstLineChars="0"/>
-        <w:rPr>
-          <w:rFonts w:ascii="宋体" w:eastAsia="宋体" w:hAnsi="宋体" w:cs="宋体" w:hint="eastAsia"/>
+        <w:ind w:left="425" w:leftChars="0" w:hanging="425" w:firstLineChars="0"/>
+        <w:rPr>
+          <w:rFonts w:hint="eastAsia" w:ascii="宋体" w:hAnsi="宋体" w:eastAsia="宋体" w:cs="宋体"/>
           <w:sz w:val="24"/>
           <w:szCs w:val="24"/>
           <w:lang w:val="en-US" w:eastAsia="zh-CN"/>
@@ -4025,7 +4075,7 @@
       </w:pPr>
       <w:r>
         <w:rPr>
-          <w:rFonts w:ascii="宋体" w:eastAsia="宋体" w:hAnsi="宋体" w:cs="宋体"/>
+          <w:rFonts w:ascii="宋体" w:hAnsi="宋体" w:eastAsia="宋体" w:cs="宋体"/>
           <w:spacing w:val="-1"/>
           <w:sz w:val="24"/>
           <w:szCs w:val="24"/>
@@ -4034,19 +4084,44 @@
       </w:r>
     </w:p>
     <w:sectPr>
-      <w:headerReference w:type="default" r:id="rId5"/>
+      <w:headerReference r:id="rId5" w:type="default"/>
       <w:pgSz w:w="11906" w:h="16838"/>
       <w:pgMar w:top="1417" w:right="1800" w:bottom="1440" w:left="1800" w:header="1140" w:footer="992" w:gutter="0"/>
-      <w:cols w:num="1" w:space="425"/>
+      <w:cols w:space="425" w:num="1"/>
       <w:docGrid w:type="lines" w:linePitch="312" w:charSpace="0"/>
     </w:sectPr>
   </w:body>
 </w:document>
 </file>
 
+<file path=word/endnotes.xml><?xml version="1.0" encoding="utf-8"?>
+<w:endnotes xmlns:wpc="http://schemas.microsoft.com/office/word/2010/wordprocessingCanvas" xmlns:mc="http://schemas.openxmlformats.org/markup-compatibility/2006" xmlns:o="urn:schemas-microsoft-com:office:office" xmlns:r="http://schemas.openxmlformats.org/officeDocument/2006/relationships" xmlns:m="http://schemas.openxmlformats.org/officeDocument/2006/math" xmlns:v="urn:schemas-microsoft-com:vml" xmlns:wp14="http://schemas.microsoft.com/office/word/2010/wordprocessingDrawing" xmlns:wp="http://schemas.openxmlformats.org/drawingml/2006/wordprocessingDrawing" xmlns:w="http://schemas.openxmlformats.org/wordprocessingml/2006/main" xmlns:w14="http://schemas.microsoft.com/office/word/2010/wordml" xmlns:w15="http://schemas.microsoft.com/office/word/2012/wordml" xmlns:w10="urn:schemas-microsoft-com:office:word" xmlns:wpg="http://schemas.microsoft.com/office/word/2010/wordprocessingGroup" xmlns:wpi="http://schemas.microsoft.com/office/word/2010/wordprocessingInk" xmlns:wne="http://schemas.microsoft.com/office/word/2006/wordml" xmlns:wps="http://schemas.microsoft.com/office/word/2010/wordprocessingShape" xmlns:wpsCustomData="http://www.wps.cn/officeDocument/2013/wpsCustomData" mc:Ignorable="w14 w15 wp14">
+  <w:endnote w:type="separator" w:id="0">
+    <w:p>
+      <w:pPr>
+        <w:spacing w:line="240" w:lineRule="auto"/>
+      </w:pPr>
+      <w:r>
+        <w:separator/>
+      </w:r>
+    </w:p>
+  </w:endnote>
+  <w:endnote w:type="continuationSeparator" w:id="1">
+    <w:p>
+      <w:pPr>
+        <w:spacing w:line="240" w:lineRule="auto"/>
+      </w:pPr>
+      <w:r>
+        <w:continuationSeparator/>
+      </w:r>
+    </w:p>
+  </w:endnote>
+</w:endnotes>
+</file>
+
 <file path=word/footnotes.xml><?xml version="1.0" encoding="utf-8"?>
-<w:footnotes xmlns:wpc="http://schemas.microsoft.com/office/word/2010/wordprocessingCanvas" xmlns:mc="http://schemas.openxmlformats.org/markup-compatibility/2006" xmlns:o="urn:schemas-microsoft-com:office:office" xmlns:r="http://schemas.openxmlformats.org/officeDocument/2006/relationships" xmlns:m="http://schemas.openxmlformats.org/officeDocument/2006/math" xmlns:v="urn:schemas-microsoft-com:vml" xmlns:wp14="http://schemas.microsoft.com/office/word/2010/wordprocessingDrawing" xmlns:wp="http://schemas.openxmlformats.org/drawingml/2006/wordprocessingDrawing" xmlns:w10="urn:schemas-microsoft-com:office:word" xmlns:w="http://schemas.openxmlformats.org/wordprocessingml/2006/main" xmlns:w14="http://schemas.microsoft.com/office/word/2010/wordml" xmlns:w15="http://schemas.microsoft.com/office/word/2012/wordml" xmlns:wne="http://schemas.microsoft.com/office/word/2006/wordml" xmlns:wpg="http://schemas.microsoft.com/office/word/2010/wordprocessingGroup" xmlns:wpi="http://schemas.microsoft.com/office/word/2010/wordprocessingInk" xmlns:wps="http://schemas.microsoft.com/office/word/2010/wordprocessingShape" mc:Ignorable="w14 w15 wp14">
-  <w:footnote w:type="separator" w:id="0">
+<w:footnotes xmlns:wpc="http://schemas.microsoft.com/office/word/2010/wordprocessingCanvas" xmlns:mc="http://schemas.openxmlformats.org/markup-compatibility/2006" xmlns:o="urn:schemas-microsoft-com:office:office" xmlns:r="http://schemas.openxmlformats.org/officeDocument/2006/relationships" xmlns:m="http://schemas.openxmlformats.org/officeDocument/2006/math" xmlns:v="urn:schemas-microsoft-com:vml" xmlns:wp14="http://schemas.microsoft.com/office/word/2010/wordprocessingDrawing" xmlns:wp="http://schemas.openxmlformats.org/drawingml/2006/wordprocessingDrawing" xmlns:w="http://schemas.openxmlformats.org/wordprocessingml/2006/main" xmlns:w14="http://schemas.microsoft.com/office/word/2010/wordml" xmlns:w15="http://schemas.microsoft.com/office/word/2012/wordml" xmlns:w10="urn:schemas-microsoft-com:office:word" xmlns:wpg="http://schemas.microsoft.com/office/word/2010/wordprocessingGroup" xmlns:wpi="http://schemas.microsoft.com/office/word/2010/wordprocessingInk" xmlns:wne="http://schemas.microsoft.com/office/word/2006/wordml" xmlns:wps="http://schemas.microsoft.com/office/word/2010/wordprocessingShape" xmlns:wpsCustomData="http://www.wps.cn/officeDocument/2013/wpsCustomData" mc:Ignorable="w14 w15 wp14">
+  <w:footnote w:type="separator" w:id="2">
     <w:p>
       <w:pPr>
         <w:spacing w:line="360" w:lineRule="auto"/>
@@ -4056,7 +4131,7 @@
       </w:r>
     </w:p>
   </w:footnote>
-  <w:footnote w:type="continuationSeparator" w:id="1">
+  <w:footnote w:type="continuationSeparator" w:id="3">
     <w:p>
       <w:pPr>
         <w:spacing w:line="360" w:lineRule="auto"/>
@@ -4066,15 +4141,15 @@
       </w:r>
     </w:p>
   </w:footnote>
-  <w:footnote w:id="2">
+  <w:footnote w:id="0">
     <w:p>
       <w:pPr>
-        <w:pStyle w:val="FootnoteText"/>
+        <w:pStyle w:val="17"/>
         <w:snapToGrid w:val="0"/>
       </w:pPr>
       <w:r>
         <w:rPr>
-          <w:rStyle w:val="FootnoteReference"/>
+          <w:rStyle w:val="25"/>
         </w:rPr>
         <w:footnoteRef/>
       </w:r>
@@ -4083,7 +4158,7 @@
       </w:r>
       <w:r>
         <w:rPr>
-          <w:rFonts w:ascii="Helvetica" w:eastAsia="Helvetica" w:hAnsi="Helvetica" w:cs="Helvetica"/>
+          <w:rFonts w:ascii="Helvetica" w:hAnsi="Helvetica" w:eastAsia="Helvetica" w:cs="Helvetica"/>
           <w:i w:val="0"/>
           <w:iCs w:val="0"/>
           <w:caps w:val="0"/>
@@ -4101,22 +4176,22 @@
 </file>
 
 <file path=word/header1.xml><?xml version="1.0" encoding="utf-8"?>
-<w:hdr xmlns:wpc="http://schemas.microsoft.com/office/word/2010/wordprocessingCanvas" xmlns:mc="http://schemas.openxmlformats.org/markup-compatibility/2006" xmlns:o="urn:schemas-microsoft-com:office:office" xmlns:r="http://schemas.openxmlformats.org/officeDocument/2006/relationships" xmlns:m="http://schemas.openxmlformats.org/officeDocument/2006/math" xmlns:v="urn:schemas-microsoft-com:vml" xmlns:wp14="http://schemas.microsoft.com/office/word/2010/wordprocessingDrawing" xmlns:wp="http://schemas.openxmlformats.org/drawingml/2006/wordprocessingDrawing" xmlns:w10="urn:schemas-microsoft-com:office:word" xmlns:w="http://schemas.openxmlformats.org/wordprocessingml/2006/main" xmlns:w14="http://schemas.microsoft.com/office/word/2010/wordml" xmlns:w15="http://schemas.microsoft.com/office/word/2012/wordml" xmlns:wne="http://schemas.microsoft.com/office/word/2006/wordml" xmlns:wpg="http://schemas.microsoft.com/office/word/2010/wordprocessingGroup" xmlns:wpi="http://schemas.microsoft.com/office/word/2010/wordprocessingInk" xmlns:wps="http://schemas.microsoft.com/office/word/2010/wordprocessingShape" mc:Ignorable="w14 w15 wp14">
+<w:hdr xmlns:wpc="http://schemas.microsoft.com/office/word/2010/wordprocessingCanvas" xmlns:mc="http://schemas.openxmlformats.org/markup-compatibility/2006" xmlns:o="urn:schemas-microsoft-com:office:office" xmlns:r="http://schemas.openxmlformats.org/officeDocument/2006/relationships" xmlns:m="http://schemas.openxmlformats.org/officeDocument/2006/math" xmlns:v="urn:schemas-microsoft-com:vml" xmlns:wp14="http://schemas.microsoft.com/office/word/2010/wordprocessingDrawing" xmlns:wp="http://schemas.openxmlformats.org/drawingml/2006/wordprocessingDrawing" xmlns:w10="urn:schemas-microsoft-com:office:word" xmlns:w="http://schemas.openxmlformats.org/wordprocessingml/2006/main" xmlns:w14="http://schemas.microsoft.com/office/word/2010/wordml" xmlns:w15="http://schemas.microsoft.com/office/word/2012/wordml" xmlns:wpg="http://schemas.microsoft.com/office/word/2010/wordprocessingGroup" xmlns:wpi="http://schemas.microsoft.com/office/word/2010/wordprocessingInk" xmlns:wne="http://schemas.microsoft.com/office/word/2006/wordml" xmlns:wps="http://schemas.microsoft.com/office/word/2010/wordprocessingShape" xmlns:wpsCustomData="http://www.wps.cn/officeDocument/2013/wpsCustomData" mc:Ignorable="w14 w15 wp14">
   <w:p>
     <w:pPr>
-      <w:pStyle w:val="Header"/>
+      <w:pStyle w:val="15"/>
       <w:pBdr>
-        <w:bottom w:val="single" w:sz="4" w:space="1" w:color="auto"/>
+        <w:bottom w:val="single" w:color="auto" w:sz="4" w:space="1"/>
       </w:pBdr>
       <w:jc w:val="right"/>
       <w:rPr>
-        <w:rFonts w:eastAsiaTheme="minorEastAsia" w:hint="eastAsia"/>
+        <w:rFonts w:hint="eastAsia" w:eastAsiaTheme="minorEastAsia"/>
         <w:lang w:eastAsia="zh-CN"/>
       </w:rPr>
     </w:pPr>
     <w:r>
       <w:rPr>
-        <w:rFonts w:eastAsiaTheme="minorEastAsia" w:hint="eastAsia"/>
+        <w:rFonts w:hint="eastAsia" w:eastAsiaTheme="minorEastAsia"/>
         <w:lang w:eastAsia="zh-CN"/>
       </w:rPr>
       <w:t>天津通海信息技术有限公司</w:t>
@@ -4126,15 +4201,15 @@
 </file>
 
 <file path=word/numbering.xml><?xml version="1.0" encoding="utf-8"?>
-<w:numbering xmlns:wpc="http://schemas.microsoft.com/office/word/2010/wordprocessingCanvas" xmlns:mc="http://schemas.openxmlformats.org/markup-compatibility/2006" xmlns:o="urn:schemas-microsoft-com:office:office" xmlns:r="http://schemas.openxmlformats.org/officeDocument/2006/relationships" xmlns:m="http://schemas.openxmlformats.org/officeDocument/2006/math" xmlns:v="urn:schemas-microsoft-com:vml" xmlns:wp14="http://schemas.microsoft.com/office/word/2010/wordprocessingDrawing" xmlns:wp="http://schemas.openxmlformats.org/drawingml/2006/wordprocessingDrawing" xmlns:w10="urn:schemas-microsoft-com:office:word" xmlns:w="http://schemas.openxmlformats.org/wordprocessingml/2006/main" xmlns:w14="http://schemas.microsoft.com/office/word/2010/wordml" xmlns:w15="http://schemas.microsoft.com/office/word/2012/wordml" xmlns:wne="http://schemas.microsoft.com/office/word/2006/wordml" xmlns:wpg="http://schemas.microsoft.com/office/word/2010/wordprocessingGroup" xmlns:wpi="http://schemas.microsoft.com/office/word/2010/wordprocessingInk" xmlns:wps="http://schemas.microsoft.com/office/word/2010/wordprocessingShape" mc:Ignorable="w14 w15 wp14">
+<w:numbering xmlns:wpc="http://schemas.microsoft.com/office/word/2010/wordprocessingCanvas" xmlns:mc="http://schemas.openxmlformats.org/markup-compatibility/2006" xmlns:o="urn:schemas-microsoft-com:office:office" xmlns:r="http://schemas.openxmlformats.org/officeDocument/2006/relationships" xmlns:m="http://schemas.openxmlformats.org/officeDocument/2006/math" xmlns:v="urn:schemas-microsoft-com:vml" xmlns:wp14="http://schemas.microsoft.com/office/word/2010/wordprocessingDrawing" xmlns:wp="http://schemas.openxmlformats.org/drawingml/2006/wordprocessingDrawing" xmlns:w10="urn:schemas-microsoft-com:office:word" xmlns:w="http://schemas.openxmlformats.org/wordprocessingml/2006/main" xmlns:w14="http://schemas.microsoft.com/office/word/2010/wordml" xmlns:wpg="http://schemas.microsoft.com/office/word/2010/wordprocessingGroup" xmlns:wpi="http://schemas.microsoft.com/office/word/2010/wordprocessingInk" xmlns:wne="http://schemas.microsoft.com/office/word/2006/wordml" xmlns:wps="http://schemas.microsoft.com/office/word/2010/wordprocessingShape" xmlns:wpsCustomData="http://www.wps.cn/officeDocument/2013/wpsCustomData" mc:Ignorable="w14 wp14">
   <w:abstractNum w:abstractNumId="0">
     <w:nsid w:val="8E964DCE"/>
     <w:multiLevelType w:val="multilevel"/>
     <w:tmpl w:val="8E964DCE"/>
-    <w:lvl w:ilvl="0">
+    <w:lvl w:ilvl="0" w:tentative="0">
       <w:start w:val="1"/>
       <w:numFmt w:val="decimal"/>
-      <w:pStyle w:val="Heading1"/>
+      <w:pStyle w:val="2"/>
       <w:lvlText w:val="%1."/>
       <w:lvlJc w:val="left"/>
       <w:pPr>
@@ -4144,10 +4219,10 @@
         <w:rFonts w:hint="default"/>
       </w:rPr>
     </w:lvl>
-    <w:lvl w:ilvl="1">
+    <w:lvl w:ilvl="1" w:tentative="0">
       <w:start w:val="1"/>
       <w:numFmt w:val="decimal"/>
-      <w:pStyle w:val="Heading2"/>
+      <w:pStyle w:val="3"/>
       <w:lvlText w:val="%1.%2."/>
       <w:lvlJc w:val="left"/>
       <w:pPr>
@@ -4157,10 +4232,10 @@
         <w:rFonts w:hint="default"/>
       </w:rPr>
     </w:lvl>
-    <w:lvl w:ilvl="2">
+    <w:lvl w:ilvl="2" w:tentative="0">
       <w:start w:val="1"/>
       <w:numFmt w:val="decimal"/>
-      <w:pStyle w:val="Heading3"/>
+      <w:pStyle w:val="4"/>
       <w:lvlText w:val="%1.%2.%3."/>
       <w:lvlJc w:val="left"/>
       <w:pPr>
@@ -4170,10 +4245,10 @@
         <w:rFonts w:hint="default"/>
       </w:rPr>
     </w:lvl>
-    <w:lvl w:ilvl="3">
+    <w:lvl w:ilvl="3" w:tentative="0">
       <w:start w:val="1"/>
       <w:numFmt w:val="decimal"/>
-      <w:pStyle w:val="Heading4"/>
+      <w:pStyle w:val="5"/>
       <w:lvlText w:val="%1.%2.%3.%4."/>
       <w:lvlJc w:val="left"/>
       <w:pPr>
@@ -4183,10 +4258,10 @@
         <w:rFonts w:hint="default"/>
       </w:rPr>
     </w:lvl>
-    <w:lvl w:ilvl="4">
+    <w:lvl w:ilvl="4" w:tentative="0">
       <w:start w:val="1"/>
       <w:numFmt w:val="decimal"/>
-      <w:pStyle w:val="Heading5"/>
+      <w:pStyle w:val="6"/>
       <w:lvlText w:val="%1.%2.%3.%4.%5."/>
       <w:lvlJc w:val="left"/>
       <w:pPr>
@@ -4196,10 +4271,10 @@
         <w:rFonts w:hint="default"/>
       </w:rPr>
     </w:lvl>
-    <w:lvl w:ilvl="5">
+    <w:lvl w:ilvl="5" w:tentative="0">
       <w:start w:val="1"/>
       <w:numFmt w:val="decimal"/>
-      <w:pStyle w:val="Heading6"/>
+      <w:pStyle w:val="7"/>
       <w:lvlText w:val="%1.%2.%3.%4.%5.%6."/>
       <w:lvlJc w:val="left"/>
       <w:pPr>
@@ -4209,10 +4284,10 @@
         <w:rFonts w:hint="default"/>
       </w:rPr>
     </w:lvl>
-    <w:lvl w:ilvl="6">
+    <w:lvl w:ilvl="6" w:tentative="0">
       <w:start w:val="1"/>
       <w:numFmt w:val="decimal"/>
-      <w:pStyle w:val="Heading7"/>
+      <w:pStyle w:val="8"/>
       <w:lvlText w:val="%1.%2.%3.%4.%5.%6.%7."/>
       <w:lvlJc w:val="left"/>
       <w:pPr>
@@ -4222,10 +4297,10 @@
         <w:rFonts w:hint="default"/>
       </w:rPr>
     </w:lvl>
-    <w:lvl w:ilvl="7">
+    <w:lvl w:ilvl="7" w:tentative="0">
       <w:start w:val="1"/>
       <w:numFmt w:val="decimal"/>
-      <w:pStyle w:val="Heading8"/>
+      <w:pStyle w:val="9"/>
       <w:lvlText w:val="%1.%2.%3.%4.%5.%6.%7.%8."/>
       <w:lvlJc w:val="left"/>
       <w:pPr>
@@ -4235,10 +4310,10 @@
         <w:rFonts w:hint="default"/>
       </w:rPr>
     </w:lvl>
-    <w:lvl w:ilvl="8">
+    <w:lvl w:ilvl="8" w:tentative="0">
       <w:start w:val="1"/>
       <w:numFmt w:val="decimal"/>
-      <w:pStyle w:val="Heading9"/>
+      <w:pStyle w:val="10"/>
       <w:lvlText w:val="%1.%2.%3.%4.%5.%6.%7.%8.%9."/>
       <w:lvlJc w:val="left"/>
       <w:pPr>
@@ -4253,7 +4328,7 @@
     <w:nsid w:val="F24FB1A8"/>
     <w:multiLevelType w:val="singleLevel"/>
     <w:tmpl w:val="F24FB1A8"/>
-    <w:lvl w:ilvl="0">
+    <w:lvl w:ilvl="0" w:tentative="0">
       <w:start w:val="1"/>
       <w:numFmt w:val="decimal"/>
       <w:lvlText w:val="%1."/>
@@ -4270,7 +4345,7 @@
     <w:nsid w:val="F9539CF3"/>
     <w:multiLevelType w:val="singleLevel"/>
     <w:tmpl w:val="F9539CF3"/>
-    <w:lvl w:ilvl="0">
+    <w:lvl w:ilvl="0" w:tentative="0">
       <w:start w:val="1"/>
       <w:numFmt w:val="decimal"/>
       <w:lvlText w:val="%1."/>
@@ -4287,7 +4362,7 @@
     <w:nsid w:val="15114914"/>
     <w:multiLevelType w:val="singleLevel"/>
     <w:tmpl w:val="15114914"/>
-    <w:lvl w:ilvl="0">
+    <w:lvl w:ilvl="0" w:tentative="0">
       <w:start w:val="1"/>
       <w:numFmt w:val="decimal"/>
       <w:lvlText w:val="%1."/>
@@ -4304,7 +4379,7 @@
     <w:nsid w:val="1C68FD48"/>
     <w:multiLevelType w:val="singleLevel"/>
     <w:tmpl w:val="1C68FD48"/>
-    <w:lvl w:ilvl="0">
+    <w:lvl w:ilvl="0" w:tentative="0">
       <w:start w:val="1"/>
       <w:numFmt w:val="decimal"/>
       <w:lvlText w:val="%1."/>
@@ -4321,7 +4396,7 @@
     <w:nsid w:val="2FCAB04D"/>
     <w:multiLevelType w:val="singleLevel"/>
     <w:tmpl w:val="2FCAB04D"/>
-    <w:lvl w:ilvl="0">
+    <w:lvl w:ilvl="0" w:tentative="0">
       <w:start w:val="1"/>
       <w:numFmt w:val="decimal"/>
       <w:lvlText w:val="%1."/>
@@ -4356,267 +4431,269 @@
 </file>
 
 <file path=word/styles.xml><?xml version="1.0" encoding="utf-8"?>
-<w:styles xmlns:mc="http://schemas.openxmlformats.org/markup-compatibility/2006" xmlns:r="http://schemas.openxmlformats.org/officeDocument/2006/relationships" xmlns:w="http://schemas.openxmlformats.org/wordprocessingml/2006/main" xmlns:w14="http://schemas.microsoft.com/office/word/2010/wordml" xmlns:w15="http://schemas.microsoft.com/office/word/2012/wordml" mc:Ignorable="w14 w15">
+<w:styles xmlns:mc="http://schemas.openxmlformats.org/markup-compatibility/2006" xmlns:o="urn:schemas-microsoft-com:office:office" xmlns:r="http://schemas.openxmlformats.org/officeDocument/2006/relationships" xmlns:m="http://schemas.openxmlformats.org/officeDocument/2006/math" xmlns:v="urn:schemas-microsoft-com:vml" xmlns:w="http://schemas.openxmlformats.org/wordprocessingml/2006/main" xmlns:w14="http://schemas.microsoft.com/office/word/2010/wordml" xmlns:w10="urn:schemas-microsoft-com:office:word" xmlns:sl="http://schemas.openxmlformats.org/schemaLibrary/2006/main" xmlns:wpsCustomData="http://www.wps.cn/officeDocument/2013/wpsCustomData" mc:Ignorable="w14">
   <w:docDefaults>
     <w:rPrDefault>
       <w:rPr>
-        <w:rFonts w:ascii="Times New Roman" w:eastAsia="宋体" w:hAnsi="Times New Roman" w:cs="Times New Roman"/>
+        <w:rFonts w:ascii="Times New Roman" w:hAnsi="Times New Roman" w:eastAsia="宋体" w:cs="Times New Roman"/>
       </w:rPr>
     </w:rPrDefault>
     <w:pPrDefault/>
   </w:docDefaults>
-  <w:latentStyles w:defLockedState="0" w:defUIPriority="99" w:defSemiHidden="1" w:defUnhideWhenUsed="1" w:defQFormat="0" w:count="260">
-    <w:lsdException w:name="Normal" w:semiHidden="0" w:uiPriority="0" w:unhideWhenUsed="0" w:qFormat="1"/>
-    <w:lsdException w:name="heading 1" w:semiHidden="0" w:uiPriority="0" w:unhideWhenUsed="0" w:qFormat="1"/>
-    <w:lsdException w:name="heading 2" w:semiHidden="0" w:uiPriority="0" w:qFormat="1"/>
-    <w:lsdException w:name="heading 3" w:uiPriority="0" w:qFormat="1"/>
-    <w:lsdException w:name="heading 4" w:semiHidden="0" w:uiPriority="0" w:qFormat="1"/>
-    <w:lsdException w:name="heading 5" w:uiPriority="0" w:qFormat="1"/>
-    <w:lsdException w:name="heading 6" w:uiPriority="0" w:qFormat="1"/>
-    <w:lsdException w:name="heading 7" w:uiPriority="0" w:qFormat="1"/>
-    <w:lsdException w:name="heading 8" w:uiPriority="0" w:qFormat="1"/>
-    <w:lsdException w:name="heading 9" w:uiPriority="0" w:qFormat="1"/>
-    <w:lsdException w:name="index 1" w:semiHidden="0" w:uiPriority="0" w:unhideWhenUsed="0"/>
-    <w:lsdException w:name="index 2" w:semiHidden="0" w:uiPriority="0" w:unhideWhenUsed="0"/>
-    <w:lsdException w:name="index 3" w:semiHidden="0" w:uiPriority="0" w:unhideWhenUsed="0"/>
-    <w:lsdException w:name="index 4" w:semiHidden="0" w:uiPriority="0" w:unhideWhenUsed="0"/>
-    <w:lsdException w:name="index 5" w:semiHidden="0" w:uiPriority="0" w:unhideWhenUsed="0"/>
-    <w:lsdException w:name="index 6" w:semiHidden="0" w:uiPriority="0" w:unhideWhenUsed="0"/>
-    <w:lsdException w:name="index 7" w:semiHidden="0" w:uiPriority="0" w:unhideWhenUsed="0"/>
-    <w:lsdException w:name="index 8" w:semiHidden="0" w:uiPriority="0" w:unhideWhenUsed="0"/>
-    <w:lsdException w:name="index 9" w:semiHidden="0" w:uiPriority="0" w:unhideWhenUsed="0"/>
-    <w:lsdException w:name="toc 1" w:semiHidden="0" w:uiPriority="0" w:unhideWhenUsed="0" w:qFormat="1"/>
-    <w:lsdException w:name="toc 2" w:semiHidden="0" w:uiPriority="0" w:unhideWhenUsed="0" w:qFormat="1"/>
-    <w:lsdException w:name="toc 3" w:semiHidden="0" w:uiPriority="0" w:unhideWhenUsed="0" w:qFormat="1"/>
-    <w:lsdException w:name="toc 4" w:semiHidden="0" w:uiPriority="0" w:unhideWhenUsed="0"/>
-    <w:lsdException w:name="toc 5" w:semiHidden="0" w:uiPriority="0" w:unhideWhenUsed="0"/>
-    <w:lsdException w:name="toc 6" w:semiHidden="0" w:uiPriority="0" w:unhideWhenUsed="0"/>
-    <w:lsdException w:name="toc 7" w:semiHidden="0" w:uiPriority="0" w:unhideWhenUsed="0"/>
-    <w:lsdException w:name="toc 8" w:semiHidden="0" w:uiPriority="0" w:unhideWhenUsed="0"/>
-    <w:lsdException w:name="toc 9" w:semiHidden="0" w:uiPriority="0" w:unhideWhenUsed="0"/>
-    <w:lsdException w:name="Normal Indent" w:semiHidden="0" w:uiPriority="0" w:unhideWhenUsed="0"/>
-    <w:lsdException w:name="footnote text" w:semiHidden="0" w:uiPriority="0" w:unhideWhenUsed="0" w:qFormat="1"/>
-    <w:lsdException w:name="annotation text" w:semiHidden="0" w:uiPriority="0" w:unhideWhenUsed="0" w:qFormat="1"/>
-    <w:lsdException w:name="header" w:semiHidden="0" w:uiPriority="0" w:unhideWhenUsed="0" w:qFormat="1"/>
-    <w:lsdException w:name="footer" w:semiHidden="0" w:uiPriority="0" w:unhideWhenUsed="0" w:qFormat="1"/>
-    <w:lsdException w:name="index heading" w:semiHidden="0" w:uiPriority="0" w:unhideWhenUsed="0"/>
-    <w:lsdException w:name="caption" w:uiPriority="0" w:qFormat="1"/>
-    <w:lsdException w:name="table of figures" w:semiHidden="0" w:uiPriority="0" w:unhideWhenUsed="0"/>
-    <w:lsdException w:name="envelope address" w:semiHidden="0" w:uiPriority="0" w:unhideWhenUsed="0"/>
-    <w:lsdException w:name="envelope return" w:semiHidden="0" w:uiPriority="0" w:unhideWhenUsed="0"/>
-    <w:lsdException w:name="footnote reference" w:semiHidden="0" w:uiPriority="0" w:unhideWhenUsed="0" w:qFormat="1"/>
-    <w:lsdException w:name="annotation reference" w:semiHidden="0" w:uiPriority="0" w:unhideWhenUsed="0"/>
-    <w:lsdException w:name="line number" w:semiHidden="0" w:uiPriority="0" w:unhideWhenUsed="0"/>
-    <w:lsdException w:name="page number" w:semiHidden="0" w:uiPriority="0" w:unhideWhenUsed="0"/>
-    <w:lsdException w:name="endnote reference" w:semiHidden="0" w:uiPriority="0" w:unhideWhenUsed="0"/>
-    <w:lsdException w:name="endnote text" w:semiHidden="0" w:uiPriority="0" w:unhideWhenUsed="0"/>
-    <w:lsdException w:name="table of authorities" w:semiHidden="0" w:uiPriority="0" w:unhideWhenUsed="0"/>
-    <w:lsdException w:name="macro" w:semiHidden="0" w:uiPriority="0" w:unhideWhenUsed="0"/>
-    <w:lsdException w:name="toa heading" w:semiHidden="0" w:uiPriority="0" w:unhideWhenUsed="0"/>
-    <w:lsdException w:name="List" w:semiHidden="0" w:uiPriority="0" w:unhideWhenUsed="0"/>
-    <w:lsdException w:name="List Bullet" w:semiHidden="0" w:uiPriority="0" w:unhideWhenUsed="0"/>
-    <w:lsdException w:name="List Number" w:semiHidden="0" w:uiPriority="0" w:unhideWhenUsed="0"/>
-    <w:lsdException w:name="List 2" w:semiHidden="0" w:uiPriority="0" w:unhideWhenUsed="0"/>
-    <w:lsdException w:name="List 3" w:semiHidden="0" w:uiPriority="0" w:unhideWhenUsed="0"/>
-    <w:lsdException w:name="List 4" w:semiHidden="0" w:uiPriority="0" w:unhideWhenUsed="0"/>
-    <w:lsdException w:name="List 5" w:semiHidden="0" w:uiPriority="0" w:unhideWhenUsed="0"/>
-    <w:lsdException w:name="List Bullet 2" w:semiHidden="0" w:uiPriority="0" w:unhideWhenUsed="0"/>
-    <w:lsdException w:name="List Bullet 3" w:semiHidden="0" w:uiPriority="0" w:unhideWhenUsed="0"/>
-    <w:lsdException w:name="List Bullet 4" w:semiHidden="0" w:uiPriority="0" w:unhideWhenUsed="0"/>
-    <w:lsdException w:name="List Bullet 5" w:semiHidden="0" w:uiPriority="0" w:unhideWhenUsed="0"/>
-    <w:lsdException w:name="List Number 2" w:semiHidden="0" w:uiPriority="0" w:unhideWhenUsed="0"/>
-    <w:lsdException w:name="List Number 3" w:semiHidden="0" w:uiPriority="0" w:unhideWhenUsed="0"/>
-    <w:lsdException w:name="List Number 4" w:semiHidden="0" w:uiPriority="0" w:unhideWhenUsed="0"/>
-    <w:lsdException w:name="List Number 5" w:semiHidden="0" w:uiPriority="0" w:unhideWhenUsed="0"/>
-    <w:lsdException w:name="Title" w:semiHidden="0" w:uiPriority="0" w:unhideWhenUsed="0" w:qFormat="1"/>
-    <w:lsdException w:name="Closing" w:semiHidden="0" w:uiPriority="0" w:unhideWhenUsed="0"/>
-    <w:lsdException w:name="Signature" w:semiHidden="0" w:uiPriority="0" w:unhideWhenUsed="0"/>
-    <w:lsdException w:name="Default Paragraph Font" w:uiPriority="0" w:unhideWhenUsed="0" w:qFormat="1"/>
-    <w:lsdException w:name="Body Text" w:uiPriority="0" w:unhideWhenUsed="0" w:qFormat="1"/>
-    <w:lsdException w:name="Body Text Indent" w:semiHidden="0" w:uiPriority="0" w:unhideWhenUsed="0"/>
-    <w:lsdException w:name="List Continue" w:semiHidden="0" w:uiPriority="0" w:unhideWhenUsed="0"/>
-    <w:lsdException w:name="List Continue 2" w:semiHidden="0" w:uiPriority="0" w:unhideWhenUsed="0"/>
-    <w:lsdException w:name="List Continue 3" w:semiHidden="0" w:uiPriority="0" w:unhideWhenUsed="0"/>
-    <w:lsdException w:name="List Continue 4" w:semiHidden="0" w:uiPriority="0" w:unhideWhenUsed="0"/>
-    <w:lsdException w:name="List Continue 5" w:semiHidden="0" w:uiPriority="0" w:unhideWhenUsed="0"/>
-    <w:lsdException w:name="Message Header" w:semiHidden="0" w:uiPriority="0" w:unhideWhenUsed="0"/>
-    <w:lsdException w:name="Subtitle" w:semiHidden="0" w:uiPriority="0" w:unhideWhenUsed="0" w:qFormat="1"/>
-    <w:lsdException w:name="Salutation" w:semiHidden="0" w:uiPriority="0" w:unhideWhenUsed="0"/>
-    <w:lsdException w:name="Date" w:semiHidden="0" w:uiPriority="0" w:unhideWhenUsed="0"/>
-    <w:lsdException w:name="Body Text First Indent" w:semiHidden="0" w:uiPriority="0" w:unhideWhenUsed="0"/>
-    <w:lsdException w:name="Body Text First Indent 2" w:semiHidden="0" w:uiPriority="0" w:unhideWhenUsed="0"/>
-    <w:lsdException w:name="Body Text 2" w:semiHidden="0" w:uiPriority="0" w:unhideWhenUsed="0"/>
-    <w:lsdException w:name="Body Text 3" w:semiHidden="0" w:uiPriority="0" w:unhideWhenUsed="0"/>
-    <w:lsdException w:name="Body Text Indent 2" w:semiHidden="0" w:uiPriority="0" w:unhideWhenUsed="0"/>
-    <w:lsdException w:name="Body Text Indent 3" w:semiHidden="0" w:uiPriority="0" w:unhideWhenUsed="0"/>
-    <w:lsdException w:name="Block Text" w:semiHidden="0" w:uiPriority="0" w:unhideWhenUsed="0"/>
-    <w:lsdException w:name="Hyperlink" w:semiHidden="0" w:uiPriority="0" w:unhideWhenUsed="0"/>
-    <w:lsdException w:name="FollowedHyperlink" w:semiHidden="0" w:uiPriority="0" w:unhideWhenUsed="0"/>
-    <w:lsdException w:name="Strong" w:semiHidden="0" w:uiPriority="0" w:unhideWhenUsed="0" w:qFormat="1"/>
-    <w:lsdException w:name="Emphasis" w:semiHidden="0" w:uiPriority="0" w:unhideWhenUsed="0" w:qFormat="1"/>
-    <w:lsdException w:name="Document Map" w:semiHidden="0" w:uiPriority="0" w:unhideWhenUsed="0"/>
-    <w:lsdException w:name="Plain Text" w:semiHidden="0" w:uiPriority="0" w:unhideWhenUsed="0"/>
-    <w:lsdException w:name="E-mail Signature" w:semiHidden="0" w:uiPriority="0" w:unhideWhenUsed="0"/>
-    <w:lsdException w:name="Normal (Web)" w:semiHidden="0" w:uiPriority="0" w:unhideWhenUsed="0" w:qFormat="1"/>
-    <w:lsdException w:name="HTML Acronym" w:semiHidden="0" w:uiPriority="0" w:unhideWhenUsed="0"/>
-    <w:lsdException w:name="HTML Address" w:semiHidden="0" w:uiPriority="0" w:unhideWhenUsed="0"/>
-    <w:lsdException w:name="HTML Cite" w:semiHidden="0" w:uiPriority="0" w:unhideWhenUsed="0"/>
-    <w:lsdException w:name="HTML Code" w:semiHidden="0" w:uiPriority="0" w:unhideWhenUsed="0"/>
-    <w:lsdException w:name="HTML Definition" w:semiHidden="0" w:uiPriority="0" w:unhideWhenUsed="0"/>
-    <w:lsdException w:name="HTML Keyboard" w:semiHidden="0" w:uiPriority="0" w:unhideWhenUsed="0"/>
-    <w:lsdException w:name="HTML Preformatted" w:semiHidden="0" w:uiPriority="0" w:unhideWhenUsed="0"/>
-    <w:lsdException w:name="HTML Sample" w:semiHidden="0" w:uiPriority="0" w:unhideWhenUsed="0"/>
-    <w:lsdException w:name="HTML Typewriter" w:semiHidden="0" w:uiPriority="0" w:unhideWhenUsed="0"/>
-    <w:lsdException w:name="HTML Variable" w:semiHidden="0" w:uiPriority="0" w:unhideWhenUsed="0"/>
-    <w:lsdException w:name="Normal Table" w:uiPriority="0" w:unhideWhenUsed="0" w:qFormat="1"/>
-    <w:lsdException w:name="annotation subject" w:semiHidden="0" w:uiPriority="0" w:unhideWhenUsed="0"/>
-    <w:lsdException w:name="Table Simple 1" w:semiHidden="0" w:uiPriority="0" w:unhideWhenUsed="0"/>
-    <w:lsdException w:name="Table Simple 2" w:semiHidden="0" w:uiPriority="0" w:unhideWhenUsed="0"/>
-    <w:lsdException w:name="Table Simple 3" w:semiHidden="0" w:uiPriority="0" w:unhideWhenUsed="0"/>
-    <w:lsdException w:name="Table Classic 1" w:semiHidden="0" w:uiPriority="0" w:unhideWhenUsed="0"/>
-    <w:lsdException w:name="Table Classic 2" w:semiHidden="0" w:uiPriority="0" w:unhideWhenUsed="0"/>
-    <w:lsdException w:name="Table Classic 3" w:semiHidden="0" w:uiPriority="0" w:unhideWhenUsed="0"/>
-    <w:lsdException w:name="Table Classic 4" w:semiHidden="0" w:uiPriority="0" w:unhideWhenUsed="0"/>
-    <w:lsdException w:name="Table Colorful 1" w:semiHidden="0" w:uiPriority="0" w:unhideWhenUsed="0"/>
-    <w:lsdException w:name="Table Colorful 2" w:semiHidden="0" w:uiPriority="0" w:unhideWhenUsed="0"/>
-    <w:lsdException w:name="Table Colorful 3" w:semiHidden="0" w:uiPriority="0" w:unhideWhenUsed="0"/>
-    <w:lsdException w:name="Table Columns 1" w:semiHidden="0" w:uiPriority="0" w:unhideWhenUsed="0"/>
-    <w:lsdException w:name="Table Columns 2" w:semiHidden="0" w:uiPriority="0" w:unhideWhenUsed="0"/>
-    <w:lsdException w:name="Table Columns 3" w:semiHidden="0" w:uiPriority="0" w:unhideWhenUsed="0"/>
-    <w:lsdException w:name="Table Columns 4" w:semiHidden="0" w:uiPriority="0" w:unhideWhenUsed="0"/>
-    <w:lsdException w:name="Table Columns 5" w:semiHidden="0" w:uiPriority="0" w:unhideWhenUsed="0"/>
-    <w:lsdException w:name="Table Grid 1" w:semiHidden="0" w:uiPriority="0" w:unhideWhenUsed="0"/>
-    <w:lsdException w:name="Table Grid 2" w:semiHidden="0" w:uiPriority="0" w:unhideWhenUsed="0"/>
-    <w:lsdException w:name="Table Grid 3" w:semiHidden="0" w:uiPriority="0" w:unhideWhenUsed="0"/>
-    <w:lsdException w:name="Table Grid 4" w:semiHidden="0" w:uiPriority="0" w:unhideWhenUsed="0"/>
-    <w:lsdException w:name="Table Grid 5" w:semiHidden="0" w:uiPriority="0" w:unhideWhenUsed="0"/>
-    <w:lsdException w:name="Table Grid 6" w:semiHidden="0" w:uiPriority="0" w:unhideWhenUsed="0"/>
-    <w:lsdException w:name="Table Grid 7" w:semiHidden="0" w:uiPriority="0" w:unhideWhenUsed="0"/>
-    <w:lsdException w:name="Table Grid 8" w:semiHidden="0" w:uiPriority="0" w:unhideWhenUsed="0"/>
-    <w:lsdException w:name="Table List 1" w:semiHidden="0" w:uiPriority="0" w:unhideWhenUsed="0"/>
-    <w:lsdException w:name="Table List 2" w:semiHidden="0" w:uiPriority="0" w:unhideWhenUsed="0"/>
-    <w:lsdException w:name="Table List 3" w:semiHidden="0" w:uiPriority="0" w:unhideWhenUsed="0"/>
-    <w:lsdException w:name="Table List 4" w:semiHidden="0" w:uiPriority="0" w:unhideWhenUsed="0"/>
-    <w:lsdException w:name="Table List 5" w:semiHidden="0" w:uiPriority="0" w:unhideWhenUsed="0"/>
-    <w:lsdException w:name="Table List 6" w:semiHidden="0" w:uiPriority="0" w:unhideWhenUsed="0"/>
-    <w:lsdException w:name="Table List 7" w:semiHidden="0" w:uiPriority="0" w:unhideWhenUsed="0"/>
-    <w:lsdException w:name="Table List 8" w:semiHidden="0" w:uiPriority="0" w:unhideWhenUsed="0"/>
-    <w:lsdException w:name="Table 3D effects 1" w:semiHidden="0" w:uiPriority="0" w:unhideWhenUsed="0"/>
-    <w:lsdException w:name="Table 3D effects 2" w:semiHidden="0" w:uiPriority="0" w:unhideWhenUsed="0"/>
-    <w:lsdException w:name="Table 3D effects 3" w:semiHidden="0" w:uiPriority="0" w:unhideWhenUsed="0"/>
-    <w:lsdException w:name="Table Contemporary" w:semiHidden="0" w:uiPriority="0" w:unhideWhenUsed="0"/>
-    <w:lsdException w:name="Table Elegant" w:semiHidden="0" w:uiPriority="0" w:unhideWhenUsed="0"/>
-    <w:lsdException w:name="Table Professional" w:semiHidden="0" w:uiPriority="0" w:unhideWhenUsed="0"/>
-    <w:lsdException w:name="Table Subtle 1" w:semiHidden="0" w:uiPriority="0" w:unhideWhenUsed="0"/>
-    <w:lsdException w:name="Table Subtle 2" w:semiHidden="0" w:uiPriority="0" w:unhideWhenUsed="0"/>
-    <w:lsdException w:name="Table Web 1" w:semiHidden="0" w:uiPriority="0" w:unhideWhenUsed="0"/>
-    <w:lsdException w:name="Table Web 2" w:semiHidden="0" w:uiPriority="0" w:unhideWhenUsed="0"/>
-    <w:lsdException w:name="Table Web 3" w:semiHidden="0" w:uiPriority="0" w:unhideWhenUsed="0"/>
-    <w:lsdException w:name="Balloon Text" w:semiHidden="0" w:uiPriority="0" w:unhideWhenUsed="0"/>
-    <w:lsdException w:name="Table Grid" w:semiHidden="0" w:uiPriority="0" w:unhideWhenUsed="0" w:qFormat="1"/>
-    <w:lsdException w:name="Table Theme" w:semiHidden="0" w:uiPriority="0" w:unhideWhenUsed="0"/>
-    <w:lsdException w:name="Light Shading" w:semiHidden="0" w:uiPriority="60" w:unhideWhenUsed="0"/>
-    <w:lsdException w:name="Light List" w:semiHidden="0" w:uiPriority="61" w:unhideWhenUsed="0"/>
-    <w:lsdException w:name="Light Grid" w:semiHidden="0" w:uiPriority="62" w:unhideWhenUsed="0"/>
-    <w:lsdException w:name="Medium Shading 1" w:semiHidden="0" w:uiPriority="63" w:unhideWhenUsed="0"/>
-    <w:lsdException w:name="Medium Shading 2" w:semiHidden="0" w:uiPriority="64" w:unhideWhenUsed="0"/>
-    <w:lsdException w:name="Medium List 1" w:semiHidden="0" w:uiPriority="65" w:unhideWhenUsed="0"/>
-    <w:lsdException w:name="Medium List 2" w:semiHidden="0" w:uiPriority="66" w:unhideWhenUsed="0"/>
-    <w:lsdException w:name="Medium Grid 1" w:semiHidden="0" w:uiPriority="67" w:unhideWhenUsed="0"/>
-    <w:lsdException w:name="Medium Grid 2" w:semiHidden="0" w:uiPriority="68" w:unhideWhenUsed="0"/>
-    <w:lsdException w:name="Medium Grid 3" w:semiHidden="0" w:uiPriority="69" w:unhideWhenUsed="0"/>
-    <w:lsdException w:name="Dark List" w:semiHidden="0" w:uiPriority="70" w:unhideWhenUsed="0"/>
-    <w:lsdException w:name="Colorful Shading" w:semiHidden="0" w:uiPriority="71" w:unhideWhenUsed="0"/>
-    <w:lsdException w:name="Colorful List" w:semiHidden="0" w:uiPriority="72" w:unhideWhenUsed="0"/>
-    <w:lsdException w:name="Colorful Grid" w:semiHidden="0" w:uiPriority="73" w:unhideWhenUsed="0"/>
-    <w:lsdException w:name="Light Shading Accent 1" w:semiHidden="0" w:uiPriority="60" w:unhideWhenUsed="0"/>
-    <w:lsdException w:name="Light List Accent 1" w:semiHidden="0" w:uiPriority="61" w:unhideWhenUsed="0"/>
-    <w:lsdException w:name="Light Grid Accent 1" w:semiHidden="0" w:uiPriority="62" w:unhideWhenUsed="0"/>
-    <w:lsdException w:name="Medium Shading 1 Accent 1" w:semiHidden="0" w:uiPriority="63" w:unhideWhenUsed="0"/>
-    <w:lsdException w:name="Medium Shading 2 Accent 1" w:semiHidden="0" w:uiPriority="64" w:unhideWhenUsed="0"/>
-    <w:lsdException w:name="Medium List 1 Accent 1" w:semiHidden="0" w:uiPriority="65" w:unhideWhenUsed="0"/>
-    <w:lsdException w:name="Medium List 2 Accent 1" w:semiHidden="0" w:uiPriority="66" w:unhideWhenUsed="0"/>
-    <w:lsdException w:name="Medium Grid 1 Accent 1" w:semiHidden="0" w:uiPriority="67" w:unhideWhenUsed="0"/>
-    <w:lsdException w:name="Medium Grid 2 Accent 1" w:semiHidden="0" w:uiPriority="68" w:unhideWhenUsed="0"/>
-    <w:lsdException w:name="Medium Grid 3 Accent 1" w:semiHidden="0" w:uiPriority="69" w:unhideWhenUsed="0"/>
-    <w:lsdException w:name="Dark List Accent 1" w:semiHidden="0" w:uiPriority="70" w:unhideWhenUsed="0"/>
-    <w:lsdException w:name="Colorful Shading Accent 1" w:semiHidden="0" w:uiPriority="71" w:unhideWhenUsed="0"/>
-    <w:lsdException w:name="Colorful List Accent 1" w:semiHidden="0" w:uiPriority="72" w:unhideWhenUsed="0"/>
-    <w:lsdException w:name="Colorful Grid Accent 1" w:semiHidden="0" w:uiPriority="73" w:unhideWhenUsed="0"/>
-    <w:lsdException w:name="Light Shading Accent 2" w:semiHidden="0" w:uiPriority="60" w:unhideWhenUsed="0"/>
-    <w:lsdException w:name="Light List Accent 2" w:semiHidden="0" w:uiPriority="61" w:unhideWhenUsed="0"/>
-    <w:lsdException w:name="Light Grid Accent 2" w:semiHidden="0" w:uiPriority="62" w:unhideWhenUsed="0"/>
-    <w:lsdException w:name="Medium Shading 1 Accent 2" w:semiHidden="0" w:uiPriority="63" w:unhideWhenUsed="0"/>
-    <w:lsdException w:name="Medium Shading 2 Accent 2" w:semiHidden="0" w:uiPriority="64" w:unhideWhenUsed="0"/>
-    <w:lsdException w:name="Medium List 1 Accent 2" w:semiHidden="0" w:uiPriority="65" w:unhideWhenUsed="0"/>
-    <w:lsdException w:name="Medium List 2 Accent 2" w:semiHidden="0" w:uiPriority="66" w:unhideWhenUsed="0"/>
-    <w:lsdException w:name="Medium Grid 1 Accent 2" w:semiHidden="0" w:uiPriority="67" w:unhideWhenUsed="0"/>
-    <w:lsdException w:name="Medium Grid 2 Accent 2" w:semiHidden="0" w:uiPriority="68" w:unhideWhenUsed="0"/>
-    <w:lsdException w:name="Medium Grid 3 Accent 2" w:semiHidden="0" w:uiPriority="69" w:unhideWhenUsed="0"/>
-    <w:lsdException w:name="Dark List Accent 2" w:semiHidden="0" w:uiPriority="70" w:unhideWhenUsed="0"/>
-    <w:lsdException w:name="Colorful Shading Accent 2" w:semiHidden="0" w:uiPriority="71" w:unhideWhenUsed="0"/>
-    <w:lsdException w:name="Colorful List Accent 2" w:semiHidden="0" w:uiPriority="72" w:unhideWhenUsed="0"/>
-    <w:lsdException w:name="Colorful Grid Accent 2" w:semiHidden="0" w:uiPriority="73" w:unhideWhenUsed="0"/>
-    <w:lsdException w:name="Light Shading Accent 3" w:semiHidden="0" w:uiPriority="60" w:unhideWhenUsed="0"/>
-    <w:lsdException w:name="Light List Accent 3" w:semiHidden="0" w:uiPriority="61" w:unhideWhenUsed="0"/>
-    <w:lsdException w:name="Light Grid Accent 3" w:semiHidden="0" w:uiPriority="62" w:unhideWhenUsed="0"/>
-    <w:lsdException w:name="Medium Shading 1 Accent 3" w:semiHidden="0" w:uiPriority="63" w:unhideWhenUsed="0"/>
-    <w:lsdException w:name="Medium Shading 2 Accent 3" w:semiHidden="0" w:uiPriority="64" w:unhideWhenUsed="0"/>
-    <w:lsdException w:name="Medium List 1 Accent 3" w:semiHidden="0" w:uiPriority="65" w:unhideWhenUsed="0"/>
-    <w:lsdException w:name="Medium List 2 Accent 3" w:semiHidden="0" w:uiPriority="66" w:unhideWhenUsed="0"/>
-    <w:lsdException w:name="Medium Grid 1 Accent 3" w:semiHidden="0" w:uiPriority="67" w:unhideWhenUsed="0"/>
-    <w:lsdException w:name="Medium Grid 2 Accent 3" w:semiHidden="0" w:uiPriority="68" w:unhideWhenUsed="0"/>
-    <w:lsdException w:name="Medium Grid 3 Accent 3" w:semiHidden="0" w:uiPriority="69" w:unhideWhenUsed="0"/>
-    <w:lsdException w:name="Dark List Accent 3" w:semiHidden="0" w:uiPriority="70" w:unhideWhenUsed="0"/>
-    <w:lsdException w:name="Colorful Shading Accent 3" w:semiHidden="0" w:uiPriority="71" w:unhideWhenUsed="0"/>
-    <w:lsdException w:name="Colorful List Accent 3" w:semiHidden="0" w:uiPriority="72" w:unhideWhenUsed="0"/>
-    <w:lsdException w:name="Colorful Grid Accent 3" w:semiHidden="0" w:uiPriority="73" w:unhideWhenUsed="0"/>
-    <w:lsdException w:name="Light Shading Accent 4" w:semiHidden="0" w:uiPriority="60" w:unhideWhenUsed="0"/>
-    <w:lsdException w:name="Light List Accent 4" w:semiHidden="0" w:uiPriority="61" w:unhideWhenUsed="0"/>
-    <w:lsdException w:name="Light Grid Accent 4" w:semiHidden="0" w:uiPriority="62" w:unhideWhenUsed="0"/>
-    <w:lsdException w:name="Medium Shading 1 Accent 4" w:semiHidden="0" w:uiPriority="63" w:unhideWhenUsed="0"/>
-    <w:lsdException w:name="Medium Shading 2 Accent 4" w:semiHidden="0" w:uiPriority="64" w:unhideWhenUsed="0"/>
-    <w:lsdException w:name="Medium List 1 Accent 4" w:semiHidden="0" w:uiPriority="65" w:unhideWhenUsed="0"/>
-    <w:lsdException w:name="Medium List 2 Accent 4" w:semiHidden="0" w:uiPriority="66" w:unhideWhenUsed="0"/>
-    <w:lsdException w:name="Medium Grid 1 Accent 4" w:semiHidden="0" w:uiPriority="67" w:unhideWhenUsed="0"/>
-    <w:lsdException w:name="Medium Grid 2 Accent 4" w:semiHidden="0" w:uiPriority="68" w:unhideWhenUsed="0"/>
-    <w:lsdException w:name="Medium Grid 3 Accent 4" w:semiHidden="0" w:uiPriority="69" w:unhideWhenUsed="0"/>
-    <w:lsdException w:name="Dark List Accent 4" w:semiHidden="0" w:uiPriority="70" w:unhideWhenUsed="0"/>
-    <w:lsdException w:name="Colorful Shading Accent 4" w:semiHidden="0" w:uiPriority="71" w:unhideWhenUsed="0"/>
-    <w:lsdException w:name="Colorful List Accent 4" w:semiHidden="0" w:uiPriority="72" w:unhideWhenUsed="0"/>
-    <w:lsdException w:name="Colorful Grid Accent 4" w:semiHidden="0" w:uiPriority="73" w:unhideWhenUsed="0"/>
-    <w:lsdException w:name="Light Shading Accent 5" w:semiHidden="0" w:uiPriority="60" w:unhideWhenUsed="0"/>
-    <w:lsdException w:name="Light List Accent 5" w:semiHidden="0" w:uiPriority="61" w:unhideWhenUsed="0"/>
-    <w:lsdException w:name="Light Grid Accent 5" w:semiHidden="0" w:uiPriority="62" w:unhideWhenUsed="0"/>
-    <w:lsdException w:name="Medium Shading 1 Accent 5" w:semiHidden="0" w:uiPriority="63" w:unhideWhenUsed="0"/>
-    <w:lsdException w:name="Medium Shading 2 Accent 5" w:semiHidden="0" w:uiPriority="64" w:unhideWhenUsed="0"/>
-    <w:lsdException w:name="Medium List 1 Accent 5" w:semiHidden="0" w:uiPriority="65" w:unhideWhenUsed="0"/>
-    <w:lsdException w:name="Medium List 2 Accent 5" w:semiHidden="0" w:uiPriority="66" w:unhideWhenUsed="0"/>
-    <w:lsdException w:name="Medium Grid 1 Accent 5" w:semiHidden="0" w:uiPriority="67" w:unhideWhenUsed="0"/>
-    <w:lsdException w:name="Medium Grid 2 Accent 5" w:semiHidden="0" w:uiPriority="68" w:unhideWhenUsed="0"/>
-    <w:lsdException w:name="Medium Grid 3 Accent 5" w:semiHidden="0" w:uiPriority="69" w:unhideWhenUsed="0"/>
-    <w:lsdException w:name="Dark List Accent 5" w:semiHidden="0" w:uiPriority="70" w:unhideWhenUsed="0"/>
-    <w:lsdException w:name="Colorful Shading Accent 5" w:semiHidden="0" w:uiPriority="71" w:unhideWhenUsed="0"/>
-    <w:lsdException w:name="Colorful List Accent 5" w:semiHidden="0" w:uiPriority="72" w:unhideWhenUsed="0"/>
-    <w:lsdException w:name="Colorful Grid Accent 5" w:semiHidden="0" w:uiPriority="73" w:unhideWhenUsed="0"/>
-    <w:lsdException w:name="Light Shading Accent 6" w:semiHidden="0" w:uiPriority="60" w:unhideWhenUsed="0"/>
-    <w:lsdException w:name="Light List Accent 6" w:semiHidden="0" w:uiPriority="61" w:unhideWhenUsed="0"/>
-    <w:lsdException w:name="Light Grid Accent 6" w:semiHidden="0" w:uiPriority="62" w:unhideWhenUsed="0"/>
-    <w:lsdException w:name="Medium Shading 1 Accent 6" w:semiHidden="0" w:uiPriority="63" w:unhideWhenUsed="0"/>
-    <w:lsdException w:name="Medium Shading 2 Accent 6" w:semiHidden="0" w:uiPriority="64" w:unhideWhenUsed="0"/>
-    <w:lsdException w:name="Medium List 1 Accent 6" w:semiHidden="0" w:uiPriority="65" w:unhideWhenUsed="0"/>
-    <w:lsdException w:name="Medium List 2 Accent 6" w:semiHidden="0" w:uiPriority="66" w:unhideWhenUsed="0"/>
-    <w:lsdException w:name="Medium Grid 1 Accent 6" w:semiHidden="0" w:uiPriority="67" w:unhideWhenUsed="0"/>
-    <w:lsdException w:name="Medium Grid 2 Accent 6" w:semiHidden="0" w:uiPriority="68" w:unhideWhenUsed="0"/>
-    <w:lsdException w:name="Medium Grid 3 Accent 6" w:semiHidden="0" w:uiPriority="69" w:unhideWhenUsed="0"/>
-    <w:lsdException w:name="Dark List Accent 6" w:semiHidden="0" w:uiPriority="70" w:unhideWhenUsed="0"/>
-    <w:lsdException w:name="Colorful Shading Accent 6" w:semiHidden="0" w:uiPriority="71" w:unhideWhenUsed="0"/>
-    <w:lsdException w:name="Colorful List Accent 6" w:semiHidden="0" w:uiPriority="72" w:unhideWhenUsed="0"/>
-    <w:lsdException w:name="Colorful Grid Accent 6" w:semiHidden="0" w:uiPriority="73" w:unhideWhenUsed="0"/>
+  <w:latentStyles w:count="260" w:defQFormat="0" w:defUnhideWhenUsed="1" w:defSemiHidden="1" w:defUIPriority="99" w:defLockedState="0">
+    <w:lsdException w:qFormat="1" w:unhideWhenUsed="0" w:uiPriority="0" w:semiHidden="0" w:name="Normal"/>
+    <w:lsdException w:qFormat="1" w:unhideWhenUsed="0" w:uiPriority="0" w:semiHidden="0" w:name="heading 1"/>
+    <w:lsdException w:qFormat="1" w:uiPriority="0" w:semiHidden="0" w:name="heading 2"/>
+    <w:lsdException w:qFormat="1" w:uiPriority="0" w:name="heading 3"/>
+    <w:lsdException w:qFormat="1" w:uiPriority="0" w:semiHidden="0" w:name="heading 4"/>
+    <w:lsdException w:qFormat="1" w:uiPriority="0" w:name="heading 5"/>
+    <w:lsdException w:qFormat="1" w:uiPriority="0" w:name="heading 6"/>
+    <w:lsdException w:qFormat="1" w:uiPriority="0" w:name="heading 7"/>
+    <w:lsdException w:qFormat="1" w:uiPriority="0" w:name="heading 8"/>
+    <w:lsdException w:qFormat="1" w:uiPriority="0" w:name="heading 9"/>
+    <w:lsdException w:unhideWhenUsed="0" w:uiPriority="0" w:semiHidden="0" w:name="index 1"/>
+    <w:lsdException w:unhideWhenUsed="0" w:uiPriority="0" w:semiHidden="0" w:name="index 2"/>
+    <w:lsdException w:unhideWhenUsed="0" w:uiPriority="0" w:semiHidden="0" w:name="index 3"/>
+    <w:lsdException w:unhideWhenUsed="0" w:uiPriority="0" w:semiHidden="0" w:name="index 4"/>
+    <w:lsdException w:unhideWhenUsed="0" w:uiPriority="0" w:semiHidden="0" w:name="index 5"/>
+    <w:lsdException w:unhideWhenUsed="0" w:uiPriority="0" w:semiHidden="0" w:name="index 6"/>
+    <w:lsdException w:unhideWhenUsed="0" w:uiPriority="0" w:semiHidden="0" w:name="index 7"/>
+    <w:lsdException w:unhideWhenUsed="0" w:uiPriority="0" w:semiHidden="0" w:name="index 8"/>
+    <w:lsdException w:unhideWhenUsed="0" w:uiPriority="0" w:semiHidden="0" w:name="index 9"/>
+    <w:lsdException w:qFormat="1" w:unhideWhenUsed="0" w:uiPriority="0" w:semiHidden="0" w:name="toc 1"/>
+    <w:lsdException w:qFormat="1" w:unhideWhenUsed="0" w:uiPriority="0" w:semiHidden="0" w:name="toc 2"/>
+    <w:lsdException w:qFormat="1" w:unhideWhenUsed="0" w:uiPriority="0" w:semiHidden="0" w:name="toc 3"/>
+    <w:lsdException w:unhideWhenUsed="0" w:uiPriority="0" w:semiHidden="0" w:name="toc 4"/>
+    <w:lsdException w:unhideWhenUsed="0" w:uiPriority="0" w:semiHidden="0" w:name="toc 5"/>
+    <w:lsdException w:unhideWhenUsed="0" w:uiPriority="0" w:semiHidden="0" w:name="toc 6"/>
+    <w:lsdException w:unhideWhenUsed="0" w:uiPriority="0" w:semiHidden="0" w:name="toc 7"/>
+    <w:lsdException w:unhideWhenUsed="0" w:uiPriority="0" w:semiHidden="0" w:name="toc 8"/>
+    <w:lsdException w:unhideWhenUsed="0" w:uiPriority="0" w:semiHidden="0" w:name="toc 9"/>
+    <w:lsdException w:unhideWhenUsed="0" w:uiPriority="0" w:semiHidden="0" w:name="Normal Indent"/>
+    <w:lsdException w:qFormat="1" w:unhideWhenUsed="0" w:uiPriority="0" w:semiHidden="0" w:name="footnote text"/>
+    <w:lsdException w:qFormat="1" w:unhideWhenUsed="0" w:uiPriority="0" w:semiHidden="0" w:name="annotation text"/>
+    <w:lsdException w:qFormat="1" w:unhideWhenUsed="0" w:uiPriority="0" w:semiHidden="0" w:name="header"/>
+    <w:lsdException w:qFormat="1" w:unhideWhenUsed="0" w:uiPriority="0" w:semiHidden="0" w:name="footer"/>
+    <w:lsdException w:unhideWhenUsed="0" w:uiPriority="0" w:semiHidden="0" w:name="index heading"/>
+    <w:lsdException w:qFormat="1" w:uiPriority="0" w:name="caption"/>
+    <w:lsdException w:unhideWhenUsed="0" w:uiPriority="0" w:semiHidden="0" w:name="table of figures"/>
+    <w:lsdException w:unhideWhenUsed="0" w:uiPriority="0" w:semiHidden="0" w:name="envelope address"/>
+    <w:lsdException w:unhideWhenUsed="0" w:uiPriority="0" w:semiHidden="0" w:name="envelope return"/>
+    <w:lsdException w:qFormat="1" w:unhideWhenUsed="0" w:uiPriority="0" w:semiHidden="0" w:name="footnote reference"/>
+    <w:lsdException w:unhideWhenUsed="0" w:uiPriority="0" w:semiHidden="0" w:name="annotation reference"/>
+    <w:lsdException w:unhideWhenUsed="0" w:uiPriority="0" w:semiHidden="0" w:name="line number"/>
+    <w:lsdException w:unhideWhenUsed="0" w:uiPriority="0" w:semiHidden="0" w:name="page number"/>
+    <w:lsdException w:unhideWhenUsed="0" w:uiPriority="0" w:semiHidden="0" w:name="endnote reference"/>
+    <w:lsdException w:unhideWhenUsed="0" w:uiPriority="0" w:semiHidden="0" w:name="endnote text"/>
+    <w:lsdException w:unhideWhenUsed="0" w:uiPriority="0" w:semiHidden="0" w:name="table of authorities"/>
+    <w:lsdException w:unhideWhenUsed="0" w:uiPriority="0" w:semiHidden="0" w:name="macro"/>
+    <w:lsdException w:unhideWhenUsed="0" w:uiPriority="0" w:semiHidden="0" w:name="toa heading"/>
+    <w:lsdException w:unhideWhenUsed="0" w:uiPriority="0" w:semiHidden="0" w:name="List"/>
+    <w:lsdException w:unhideWhenUsed="0" w:uiPriority="0" w:semiHidden="0" w:name="List Bullet"/>
+    <w:lsdException w:unhideWhenUsed="0" w:uiPriority="0" w:semiHidden="0" w:name="List Number"/>
+    <w:lsdException w:unhideWhenUsed="0" w:uiPriority="0" w:semiHidden="0" w:name="List 2"/>
+    <w:lsdException w:unhideWhenUsed="0" w:uiPriority="0" w:semiHidden="0" w:name="List 3"/>
+    <w:lsdException w:unhideWhenUsed="0" w:uiPriority="0" w:semiHidden="0" w:name="List 4"/>
+    <w:lsdException w:unhideWhenUsed="0" w:uiPriority="0" w:semiHidden="0" w:name="List 5"/>
+    <w:lsdException w:unhideWhenUsed="0" w:uiPriority="0" w:semiHidden="0" w:name="List Bullet 2"/>
+    <w:lsdException w:unhideWhenUsed="0" w:uiPriority="0" w:semiHidden="0" w:name="List Bullet 3"/>
+    <w:lsdException w:unhideWhenUsed="0" w:uiPriority="0" w:semiHidden="0" w:name="List Bullet 4"/>
+    <w:lsdException w:unhideWhenUsed="0" w:uiPriority="0" w:semiHidden="0" w:name="List Bullet 5"/>
+    <w:lsdException w:unhideWhenUsed="0" w:uiPriority="0" w:semiHidden="0" w:name="List Number 2"/>
+    <w:lsdException w:unhideWhenUsed="0" w:uiPriority="0" w:semiHidden="0" w:name="List Number 3"/>
+    <w:lsdException w:unhideWhenUsed="0" w:uiPriority="0" w:semiHidden="0" w:name="List Number 4"/>
+    <w:lsdException w:unhideWhenUsed="0" w:uiPriority="0" w:semiHidden="0" w:name="List Number 5"/>
+    <w:lsdException w:qFormat="1" w:unhideWhenUsed="0" w:uiPriority="0" w:semiHidden="0" w:name="Title"/>
+    <w:lsdException w:unhideWhenUsed="0" w:uiPriority="0" w:semiHidden="0" w:name="Closing"/>
+    <w:lsdException w:unhideWhenUsed="0" w:uiPriority="0" w:semiHidden="0" w:name="Signature"/>
+    <w:lsdException w:qFormat="1" w:unhideWhenUsed="0" w:uiPriority="0" w:name="Default Paragraph Font"/>
+    <w:lsdException w:qFormat="1" w:unhideWhenUsed="0" w:uiPriority="0" w:name="Body Text"/>
+    <w:lsdException w:unhideWhenUsed="0" w:uiPriority="0" w:semiHidden="0" w:name="Body Text Indent"/>
+    <w:lsdException w:unhideWhenUsed="0" w:uiPriority="0" w:semiHidden="0" w:name="List Continue"/>
+    <w:lsdException w:unhideWhenUsed="0" w:uiPriority="0" w:semiHidden="0" w:name="List Continue 2"/>
+    <w:lsdException w:unhideWhenUsed="0" w:uiPriority="0" w:semiHidden="0" w:name="List Continue 3"/>
+    <w:lsdException w:unhideWhenUsed="0" w:uiPriority="0" w:semiHidden="0" w:name="List Continue 4"/>
+    <w:lsdException w:unhideWhenUsed="0" w:uiPriority="0" w:semiHidden="0" w:name="List Continue 5"/>
+    <w:lsdException w:unhideWhenUsed="0" w:uiPriority="0" w:semiHidden="0" w:name="Message Header"/>
+    <w:lsdException w:qFormat="1" w:unhideWhenUsed="0" w:uiPriority="0" w:semiHidden="0" w:name="Subtitle"/>
+    <w:lsdException w:unhideWhenUsed="0" w:uiPriority="0" w:semiHidden="0" w:name="Salutation"/>
+    <w:lsdException w:unhideWhenUsed="0" w:uiPriority="0" w:semiHidden="0" w:name="Date"/>
+    <w:lsdException w:unhideWhenUsed="0" w:uiPriority="0" w:semiHidden="0" w:name="Body Text First Indent"/>
+    <w:lsdException w:unhideWhenUsed="0" w:uiPriority="0" w:semiHidden="0" w:name="Body Text First Indent 2"/>
+    <w:lsdException w:uiPriority="99" w:name="Note Heading"/>
+    <w:lsdException w:unhideWhenUsed="0" w:uiPriority="0" w:semiHidden="0" w:name="Body Text 2"/>
+    <w:lsdException w:unhideWhenUsed="0" w:uiPriority="0" w:semiHidden="0" w:name="Body Text 3"/>
+    <w:lsdException w:unhideWhenUsed="0" w:uiPriority="0" w:semiHidden="0" w:name="Body Text Indent 2"/>
+    <w:lsdException w:unhideWhenUsed="0" w:uiPriority="0" w:semiHidden="0" w:name="Body Text Indent 3"/>
+    <w:lsdException w:unhideWhenUsed="0" w:uiPriority="0" w:semiHidden="0" w:name="Block Text"/>
+    <w:lsdException w:unhideWhenUsed="0" w:uiPriority="0" w:semiHidden="0" w:name="Hyperlink"/>
+    <w:lsdException w:unhideWhenUsed="0" w:uiPriority="0" w:semiHidden="0" w:name="FollowedHyperlink"/>
+    <w:lsdException w:qFormat="1" w:unhideWhenUsed="0" w:uiPriority="0" w:semiHidden="0" w:name="Strong"/>
+    <w:lsdException w:qFormat="1" w:unhideWhenUsed="0" w:uiPriority="0" w:semiHidden="0" w:name="Emphasis"/>
+    <w:lsdException w:unhideWhenUsed="0" w:uiPriority="0" w:semiHidden="0" w:name="Document Map"/>
+    <w:lsdException w:unhideWhenUsed="0" w:uiPriority="0" w:semiHidden="0" w:name="Plain Text"/>
+    <w:lsdException w:unhideWhenUsed="0" w:uiPriority="0" w:semiHidden="0" w:name="E-mail Signature"/>
+    <w:lsdException w:qFormat="1" w:unhideWhenUsed="0" w:uiPriority="0" w:semiHidden="0" w:name="Normal (Web)"/>
+    <w:lsdException w:unhideWhenUsed="0" w:uiPriority="0" w:semiHidden="0" w:name="HTML Acronym"/>
+    <w:lsdException w:unhideWhenUsed="0" w:uiPriority="0" w:semiHidden="0" w:name="HTML Address"/>
+    <w:lsdException w:unhideWhenUsed="0" w:uiPriority="0" w:semiHidden="0" w:name="HTML Cite"/>
+    <w:lsdException w:unhideWhenUsed="0" w:uiPriority="0" w:semiHidden="0" w:name="HTML Code"/>
+    <w:lsdException w:unhideWhenUsed="0" w:uiPriority="0" w:semiHidden="0" w:name="HTML Definition"/>
+    <w:lsdException w:unhideWhenUsed="0" w:uiPriority="0" w:semiHidden="0" w:name="HTML Keyboard"/>
+    <w:lsdException w:unhideWhenUsed="0" w:uiPriority="0" w:semiHidden="0" w:name="HTML Preformatted"/>
+    <w:lsdException w:unhideWhenUsed="0" w:uiPriority="0" w:semiHidden="0" w:name="HTML Sample"/>
+    <w:lsdException w:unhideWhenUsed="0" w:uiPriority="0" w:semiHidden="0" w:name="HTML Typewriter"/>
+    <w:lsdException w:unhideWhenUsed="0" w:uiPriority="0" w:semiHidden="0" w:name="HTML Variable"/>
+    <w:lsdException w:qFormat="1" w:unhideWhenUsed="0" w:uiPriority="0" w:name="Normal Table"/>
+    <w:lsdException w:unhideWhenUsed="0" w:uiPriority="0" w:semiHidden="0" w:name="annotation subject"/>
+    <w:lsdException w:unhideWhenUsed="0" w:uiPriority="0" w:semiHidden="0" w:name="Table Simple 1"/>
+    <w:lsdException w:unhideWhenUsed="0" w:uiPriority="0" w:semiHidden="0" w:name="Table Simple 2"/>
+    <w:lsdException w:unhideWhenUsed="0" w:uiPriority="0" w:semiHidden="0" w:name="Table Simple 3"/>
+    <w:lsdException w:unhideWhenUsed="0" w:uiPriority="0" w:semiHidden="0" w:name="Table Classic 1"/>
+    <w:lsdException w:unhideWhenUsed="0" w:uiPriority="0" w:semiHidden="0" w:name="Table Classic 2"/>
+    <w:lsdException w:unhideWhenUsed="0" w:uiPriority="0" w:semiHidden="0" w:name="Table Classic 3"/>
+    <w:lsdException w:unhideWhenUsed="0" w:uiPriority="0" w:semiHidden="0" w:name="Table Classic 4"/>
+    <w:lsdException w:unhideWhenUsed="0" w:uiPriority="0" w:semiHidden="0" w:name="Table Colorful 1"/>
+    <w:lsdException w:unhideWhenUsed="0" w:uiPriority="0" w:semiHidden="0" w:name="Table Colorful 2"/>
+    <w:lsdException w:unhideWhenUsed="0" w:uiPriority="0" w:semiHidden="0" w:name="Table Colorful 3"/>
+    <w:lsdException w:unhideWhenUsed="0" w:uiPriority="0" w:semiHidden="0" w:name="Table Columns 1"/>
+    <w:lsdException w:unhideWhenUsed="0" w:uiPriority="0" w:semiHidden="0" w:name="Table Columns 2"/>
+    <w:lsdException w:unhideWhenUsed="0" w:uiPriority="0" w:semiHidden="0" w:name="Table Columns 3"/>
+    <w:lsdException w:unhideWhenUsed="0" w:uiPriority="0" w:semiHidden="0" w:name="Table Columns 4"/>
+    <w:lsdException w:unhideWhenUsed="0" w:uiPriority="0" w:semiHidden="0" w:name="Table Columns 5"/>
+    <w:lsdException w:unhideWhenUsed="0" w:uiPriority="0" w:semiHidden="0" w:name="Table Grid 1"/>
+    <w:lsdException w:unhideWhenUsed="0" w:uiPriority="0" w:semiHidden="0" w:name="Table Grid 2"/>
+    <w:lsdException w:unhideWhenUsed="0" w:uiPriority="0" w:semiHidden="0" w:name="Table Grid 3"/>
+    <w:lsdException w:unhideWhenUsed="0" w:uiPriority="0" w:semiHidden="0" w:name="Table Grid 4"/>
+    <w:lsdException w:unhideWhenUsed="0" w:uiPriority="0" w:semiHidden="0" w:name="Table Grid 5"/>
+    <w:lsdException w:unhideWhenUsed="0" w:uiPriority="0" w:semiHidden="0" w:name="Table Grid 6"/>
+    <w:lsdException w:unhideWhenUsed="0" w:uiPriority="0" w:semiHidden="0" w:name="Table Grid 7"/>
+    <w:lsdException w:unhideWhenUsed="0" w:uiPriority="0" w:semiHidden="0" w:name="Table Grid 8"/>
+    <w:lsdException w:unhideWhenUsed="0" w:uiPriority="0" w:semiHidden="0" w:name="Table List 1"/>
+    <w:lsdException w:unhideWhenUsed="0" w:uiPriority="0" w:semiHidden="0" w:name="Table List 2"/>
+    <w:lsdException w:unhideWhenUsed="0" w:uiPriority="0" w:semiHidden="0" w:name="Table List 3"/>
+    <w:lsdException w:unhideWhenUsed="0" w:uiPriority="0" w:semiHidden="0" w:name="Table List 4"/>
+    <w:lsdException w:unhideWhenUsed="0" w:uiPriority="0" w:semiHidden="0" w:name="Table List 5"/>
+    <w:lsdException w:unhideWhenUsed="0" w:uiPriority="0" w:semiHidden="0" w:name="Table List 6"/>
+    <w:lsdException w:unhideWhenUsed="0" w:uiPriority="0" w:semiHidden="0" w:name="Table List 7"/>
+    <w:lsdException w:unhideWhenUsed="0" w:uiPriority="0" w:semiHidden="0" w:name="Table List 8"/>
+    <w:lsdException w:unhideWhenUsed="0" w:uiPriority="0" w:semiHidden="0" w:name="Table 3D effects 1"/>
+    <w:lsdException w:unhideWhenUsed="0" w:uiPriority="0" w:semiHidden="0" w:name="Table 3D effects 2"/>
+    <w:lsdException w:unhideWhenUsed="0" w:uiPriority="0" w:semiHidden="0" w:name="Table 3D effects 3"/>
+    <w:lsdException w:unhideWhenUsed="0" w:uiPriority="0" w:semiHidden="0" w:name="Table Contemporary"/>
+    <w:lsdException w:unhideWhenUsed="0" w:uiPriority="0" w:semiHidden="0" w:name="Table Elegant"/>
+    <w:lsdException w:unhideWhenUsed="0" w:uiPriority="0" w:semiHidden="0" w:name="Table Professional"/>
+    <w:lsdException w:unhideWhenUsed="0" w:uiPriority="0" w:semiHidden="0" w:name="Table Subtle 1"/>
+    <w:lsdException w:unhideWhenUsed="0" w:uiPriority="0" w:semiHidden="0" w:name="Table Subtle 2"/>
+    <w:lsdException w:unhideWhenUsed="0" w:uiPriority="0" w:semiHidden="0" w:name="Table Web 1"/>
+    <w:lsdException w:unhideWhenUsed="0" w:uiPriority="0" w:semiHidden="0" w:name="Table Web 2"/>
+    <w:lsdException w:unhideWhenUsed="0" w:uiPriority="0" w:semiHidden="0" w:name="Table Web 3"/>
+    <w:lsdException w:unhideWhenUsed="0" w:uiPriority="0" w:semiHidden="0" w:name="Balloon Text"/>
+    <w:lsdException w:qFormat="1" w:unhideWhenUsed="0" w:uiPriority="0" w:semiHidden="0" w:name="Table Grid"/>
+    <w:lsdException w:unhideWhenUsed="0" w:uiPriority="0" w:semiHidden="0" w:name="Table Theme"/>
+    <w:lsdException w:unhideWhenUsed="0" w:uiPriority="60" w:semiHidden="0" w:name="Light Shading"/>
+    <w:lsdException w:unhideWhenUsed="0" w:uiPriority="61" w:semiHidden="0" w:name="Light List"/>
+    <w:lsdException w:unhideWhenUsed="0" w:uiPriority="62" w:semiHidden="0" w:name="Light Grid"/>
+    <w:lsdException w:unhideWhenUsed="0" w:uiPriority="63" w:semiHidden="0" w:name="Medium Shading 1"/>
+    <w:lsdException w:unhideWhenUsed="0" w:uiPriority="64" w:semiHidden="0" w:name="Medium Shading 2"/>
+    <w:lsdException w:unhideWhenUsed="0" w:uiPriority="65" w:semiHidden="0" w:name="Medium List 1"/>
+    <w:lsdException w:unhideWhenUsed="0" w:uiPriority="66" w:semiHidden="0" w:name="Medium List 2"/>
+    <w:lsdException w:unhideWhenUsed="0" w:uiPriority="67" w:semiHidden="0" w:name="Medium Grid 1"/>
+    <w:lsdException w:unhideWhenUsed="0" w:uiPriority="68" w:semiHidden="0" w:name="Medium Grid 2"/>
+    <w:lsdException w:unhideWhenUsed="0" w:uiPriority="69" w:semiHidden="0" w:name="Medium Grid 3"/>
+    <w:lsdException w:unhideWhenUsed="0" w:uiPriority="70" w:semiHidden="0" w:name="Dark List"/>
+    <w:lsdException w:unhideWhenUsed="0" w:uiPriority="71" w:semiHidden="0" w:name="Colorful Shading"/>
+    <w:lsdException w:unhideWhenUsed="0" w:uiPriority="72" w:semiHidden="0" w:name="Colorful List"/>
+    <w:lsdException w:unhideWhenUsed="0" w:uiPriority="73" w:semiHidden="0" w:name="Colorful Grid"/>
+    <w:lsdException w:unhideWhenUsed="0" w:uiPriority="60" w:semiHidden="0" w:name="Light Shading Accent 1"/>
+    <w:lsdException w:unhideWhenUsed="0" w:uiPriority="61" w:semiHidden="0" w:name="Light List Accent 1"/>
+    <w:lsdException w:unhideWhenUsed="0" w:uiPriority="62" w:semiHidden="0" w:name="Light Grid Accent 1"/>
+    <w:lsdException w:unhideWhenUsed="0" w:uiPriority="63" w:semiHidden="0" w:name="Medium Shading 1 Accent 1"/>
+    <w:lsdException w:unhideWhenUsed="0" w:uiPriority="64" w:semiHidden="0" w:name="Medium Shading 2 Accent 1"/>
+    <w:lsdException w:unhideWhenUsed="0" w:uiPriority="65" w:semiHidden="0" w:name="Medium List 1 Accent 1"/>
+    <w:lsdException w:unhideWhenUsed="0" w:uiPriority="66" w:semiHidden="0" w:name="Medium List 2 Accent 1"/>
+    <w:lsdException w:unhideWhenUsed="0" w:uiPriority="67" w:semiHidden="0" w:name="Medium Grid 1 Accent 1"/>
+    <w:lsdException w:unhideWhenUsed="0" w:uiPriority="68" w:semiHidden="0" w:name="Medium Grid 2 Accent 1"/>
+    <w:lsdException w:unhideWhenUsed="0" w:uiPriority="69" w:semiHidden="0" w:name="Medium Grid 3 Accent 1"/>
+    <w:lsdException w:unhideWhenUsed="0" w:uiPriority="70" w:semiHidden="0" w:name="Dark List Accent 1"/>
+    <w:lsdException w:unhideWhenUsed="0" w:uiPriority="71" w:semiHidden="0" w:name="Colorful Shading Accent 1"/>
+    <w:lsdException w:unhideWhenUsed="0" w:uiPriority="72" w:semiHidden="0" w:name="Colorful List Accent 1"/>
+    <w:lsdException w:unhideWhenUsed="0" w:uiPriority="73" w:semiHidden="0" w:name="Colorful Grid Accent 1"/>
+    <w:lsdException w:unhideWhenUsed="0" w:uiPriority="60" w:semiHidden="0" w:name="Light Shading Accent 2"/>
+    <w:lsdException w:unhideWhenUsed="0" w:uiPriority="61" w:semiHidden="0" w:name="Light List Accent 2"/>
+    <w:lsdException w:unhideWhenUsed="0" w:uiPriority="62" w:semiHidden="0" w:name="Light Grid Accent 2"/>
+    <w:lsdException w:unhideWhenUsed="0" w:uiPriority="63" w:semiHidden="0" w:name="Medium Shading 1 Accent 2"/>
+    <w:lsdException w:unhideWhenUsed="0" w:uiPriority="64" w:semiHidden="0" w:name="Medium Shading 2 Accent 2"/>
+    <w:lsdException w:unhideWhenUsed="0" w:uiPriority="65" w:semiHidden="0" w:name="Medium List 1 Accent 2"/>
+    <w:lsdException w:unhideWhenUsed="0" w:uiPriority="66" w:semiHidden="0" w:name="Medium List 2 Accent 2"/>
+    <w:lsdException w:unhideWhenUsed="0" w:uiPriority="67" w:semiHidden="0" w:name="Medium Grid 1 Accent 2"/>
+    <w:lsdException w:unhideWhenUsed="0" w:uiPriority="68" w:semiHidden="0" w:name="Medium Grid 2 Accent 2"/>
+    <w:lsdException w:unhideWhenUsed="0" w:uiPriority="69" w:semiHidden="0" w:name="Medium Grid 3 Accent 2"/>
+    <w:lsdException w:unhideWhenUsed="0" w:uiPriority="70" w:semiHidden="0" w:name="Dark List Accent 2"/>
+    <w:lsdException w:unhideWhenUsed="0" w:uiPriority="71" w:semiHidden="0" w:name="Colorful Shading Accent 2"/>
+    <w:lsdException w:unhideWhenUsed="0" w:uiPriority="72" w:semiHidden="0" w:name="Colorful List Accent 2"/>
+    <w:lsdException w:unhideWhenUsed="0" w:uiPriority="73" w:semiHidden="0" w:name="Colorful Grid Accent 2"/>
+    <w:lsdException w:unhideWhenUsed="0" w:uiPriority="60" w:semiHidden="0" w:name="Light Shading Accent 3"/>
+    <w:lsdException w:unhideWhenUsed="0" w:uiPriority="61" w:semiHidden="0" w:name="Light List Accent 3"/>
+    <w:lsdException w:unhideWhenUsed="0" w:uiPriority="62" w:semiHidden="0" w:name="Light Grid Accent 3"/>
+    <w:lsdException w:unhideWhenUsed="0" w:uiPriority="63" w:semiHidden="0" w:name="Medium Shading 1 Accent 3"/>
+    <w:lsdException w:unhideWhenUsed="0" w:uiPriority="64" w:semiHidden="0" w:name="Medium Shading 2 Accent 3"/>
+    <w:lsdException w:unhideWhenUsed="0" w:uiPriority="65" w:semiHidden="0" w:name="Medium List 1 Accent 3"/>
+    <w:lsdException w:unhideWhenUsed="0" w:uiPriority="66" w:semiHidden="0" w:name="Medium List 2 Accent 3"/>
+    <w:lsdException w:unhideWhenUsed="0" w:uiPriority="67" w:semiHidden="0" w:name="Medium Grid 1 Accent 3"/>
+    <w:lsdException w:unhideWhenUsed="0" w:uiPriority="68" w:semiHidden="0" w:name="Medium Grid 2 Accent 3"/>
+    <w:lsdException w:unhideWhenUsed="0" w:uiPriority="69" w:semiHidden="0" w:name="Medium Grid 3 Accent 3"/>
+    <w:lsdException w:unhideWhenUsed="0" w:uiPriority="70" w:semiHidden="0" w:name="Dark List Accent 3"/>
+    <w:lsdException w:unhideWhenUsed="0" w:uiPriority="71" w:semiHidden="0" w:name="Colorful Shading Accent 3"/>
+    <w:lsdException w:unhideWhenUsed="0" w:uiPriority="72" w:semiHidden="0" w:name="Colorful List Accent 3"/>
+    <w:lsdException w:unhideWhenUsed="0" w:uiPriority="73" w:semiHidden="0" w:name="Colorful Grid Accent 3"/>
+    <w:lsdException w:unhideWhenUsed="0" w:uiPriority="60" w:semiHidden="0" w:name="Light Shading Accent 4"/>
+    <w:lsdException w:unhideWhenUsed="0" w:uiPriority="61" w:semiHidden="0" w:name="Light List Accent 4"/>
+    <w:lsdException w:unhideWhenUsed="0" w:uiPriority="62" w:semiHidden="0" w:name="Light Grid Accent 4"/>
+    <w:lsdException w:unhideWhenUsed="0" w:uiPriority="63" w:semiHidden="0" w:name="Medium Shading 1 Accent 4"/>
+    <w:lsdException w:unhideWhenUsed="0" w:uiPriority="64" w:semiHidden="0" w:name="Medium Shading 2 Accent 4"/>
+    <w:lsdException w:unhideWhenUsed="0" w:uiPriority="65" w:semiHidden="0" w:name="Medium List 1 Accent 4"/>
+    <w:lsdException w:unhideWhenUsed="0" w:uiPriority="66" w:semiHidden="0" w:name="Medium List 2 Accent 4"/>
+    <w:lsdException w:unhideWhenUsed="0" w:uiPriority="67" w:semiHidden="0" w:name="Medium Grid 1 Accent 4"/>
+    <w:lsdException w:unhideWhenUsed="0" w:uiPriority="68" w:semiHidden="0" w:name="Medium Grid 2 Accent 4"/>
+    <w:lsdException w:unhideWhenUsed="0" w:uiPriority="69" w:semiHidden="0" w:name="Medium Grid 3 Accent 4"/>
+    <w:lsdException w:unhideWhenUsed="0" w:uiPriority="70" w:semiHidden="0" w:name="Dark List Accent 4"/>
+    <w:lsdException w:unhideWhenUsed="0" w:uiPriority="71" w:semiHidden="0" w:name="Colorful Shading Accent 4"/>
+    <w:lsdException w:unhideWhenUsed="0" w:uiPriority="72" w:semiHidden="0" w:name="Colorful List Accent 4"/>
+    <w:lsdException w:unhideWhenUsed="0" w:uiPriority="73" w:semiHidden="0" w:name="Colorful Grid Accent 4"/>
+    <w:lsdException w:unhideWhenUsed="0" w:uiPriority="60" w:semiHidden="0" w:name="Light Shading Accent 5"/>
+    <w:lsdException w:unhideWhenUsed="0" w:uiPriority="61" w:semiHidden="0" w:name="Light List Accent 5"/>
+    <w:lsdException w:unhideWhenUsed="0" w:uiPriority="62" w:semiHidden="0" w:name="Light Grid Accent 5"/>
+    <w:lsdException w:unhideWhenUsed="0" w:uiPriority="63" w:semiHidden="0" w:name="Medium Shading 1 Accent 5"/>
+    <w:lsdException w:unhideWhenUsed="0" w:uiPriority="64" w:semiHidden="0" w:name="Medium Shading 2 Accent 5"/>
+    <w:lsdException w:unhideWhenUsed="0" w:uiPriority="65" w:semiHidden="0" w:name="Medium List 1 Accent 5"/>
+    <w:lsdException w:unhideWhenUsed="0" w:uiPriority="66" w:semiHidden="0" w:name="Medium List 2 Accent 5"/>
+    <w:lsdException w:unhideWhenUsed="0" w:uiPriority="67" w:semiHidden="0" w:name="Medium Grid 1 Accent 5"/>
+    <w:lsdException w:unhideWhenUsed="0" w:uiPriority="68" w:semiHidden="0" w:name="Medium Grid 2 Accent 5"/>
+    <w:lsdException w:unhideWhenUsed="0" w:uiPriority="69" w:semiHidden="0" w:name="Medium Grid 3 Accent 5"/>
+    <w:lsdException w:unhideWhenUsed="0" w:uiPriority="70" w:semiHidden="0" w:name="Dark List Accent 5"/>
+    <w:lsdException w:unhideWhenUsed="0" w:uiPriority="71" w:semiHidden="0" w:name="Colorful Shading Accent 5"/>
+    <w:lsdException w:unhideWhenUsed="0" w:uiPriority="72" w:semiHidden="0" w:name="Colorful List Accent 5"/>
+    <w:lsdException w:unhideWhenUsed="0" w:uiPriority="73" w:semiHidden="0" w:name="Colorful Grid Accent 5"/>
+    <w:lsdException w:unhideWhenUsed="0" w:uiPriority="60" w:semiHidden="0" w:name="Light Shading Accent 6"/>
+    <w:lsdException w:unhideWhenUsed="0" w:uiPriority="61" w:semiHidden="0" w:name="Light List Accent 6"/>
+    <w:lsdException w:unhideWhenUsed="0" w:uiPriority="62" w:semiHidden="0" w:name="Light Grid Accent 6"/>
+    <w:lsdException w:unhideWhenUsed="0" w:uiPriority="63" w:semiHidden="0" w:name="Medium Shading 1 Accent 6"/>
+    <w:lsdException w:unhideWhenUsed="0" w:uiPriority="64" w:semiHidden="0" w:name="Medium Shading 2 Accent 6"/>
+    <w:lsdException w:unhideWhenUsed="0" w:uiPriority="65" w:semiHidden="0" w:name="Medium List 1 Accent 6"/>
+    <w:lsdException w:unhideWhenUsed="0" w:uiPriority="66" w:semiHidden="0" w:name="Medium List 2 Accent 6"/>
+    <w:lsdException w:unhideWhenUsed="0" w:uiPriority="67" w:semiHidden="0" w:name="Medium Grid 1 Accent 6"/>
+    <w:lsdException w:unhideWhenUsed="0" w:uiPriority="68" w:semiHidden="0" w:name="Medium Grid 2 Accent 6"/>
+    <w:lsdException w:unhideWhenUsed="0" w:uiPriority="69" w:semiHidden="0" w:name="Medium Grid 3 Accent 6"/>
+    <w:lsdException w:unhideWhenUsed="0" w:uiPriority="70" w:semiHidden="0" w:name="Dark List Accent 6"/>
+    <w:lsdException w:unhideWhenUsed="0" w:uiPriority="71" w:semiHidden="0" w:name="Colorful Shading Accent 6"/>
+    <w:lsdException w:unhideWhenUsed="0" w:uiPriority="72" w:semiHidden="0" w:name="Colorful List Accent 6"/>
+    <w:lsdException w:unhideWhenUsed="0" w:uiPriority="73" w:semiHidden="0" w:name="Colorful Grid Accent 6"/>
   </w:latentStyles>
-  <w:style w:type="paragraph" w:default="1" w:styleId="Normal">
+  <w:style w:type="paragraph" w:default="1" w:styleId="1">
     <w:name w:val="Normal"/>
     <w:qFormat/>
+    <w:uiPriority w:val="0"/>
     <w:pPr>
       <w:kinsoku w:val="0"/>
       <w:autoSpaceDE w:val="0"/>
@@ -4628,7 +4705,7 @@
       <w:textAlignment w:val="baseline"/>
     </w:pPr>
     <w:rPr>
-      <w:rFonts w:ascii="Arial" w:eastAsia="宋体" w:hAnsi="Arial" w:cs="Arial"/>
+      <w:rFonts w:ascii="Arial" w:hAnsi="Arial" w:eastAsia="宋体" w:cs="Arial"/>
       <w:snapToGrid w:val="0"/>
       <w:color w:val="000000"/>
       <w:kern w:val="0"/>
@@ -4637,11 +4714,12 @@
       <w:lang w:val="en-US" w:eastAsia="en-US" w:bidi="ar-SA"/>
     </w:rPr>
   </w:style>
-  <w:style w:type="paragraph" w:styleId="Heading1">
+  <w:style w:type="paragraph" w:styleId="2">
     <w:name w:val="heading 1"/>
-    <w:basedOn w:val="Normal"/>
-    <w:next w:val="Normal"/>
+    <w:basedOn w:val="1"/>
+    <w:next w:val="1"/>
     <w:qFormat/>
+    <w:uiPriority w:val="0"/>
     <w:pPr>
       <w:keepNext/>
       <w:keepLines/>
@@ -4659,12 +4737,13 @@
       <w:sz w:val="44"/>
     </w:rPr>
   </w:style>
-  <w:style w:type="paragraph" w:styleId="Heading2">
+  <w:style w:type="paragraph" w:styleId="3">
     <w:name w:val="heading 2"/>
-    <w:basedOn w:val="Normal"/>
-    <w:next w:val="Normal"/>
+    <w:basedOn w:val="1"/>
+    <w:next w:val="1"/>
     <w:unhideWhenUsed/>
     <w:qFormat/>
+    <w:uiPriority w:val="0"/>
     <w:pPr>
       <w:keepNext/>
       <w:keepLines/>
@@ -4677,18 +4756,19 @@
       <w:outlineLvl w:val="1"/>
     </w:pPr>
     <w:rPr>
-      <w:rFonts w:ascii="Arial" w:eastAsia="黑体" w:hAnsi="Arial"/>
+      <w:rFonts w:ascii="Arial" w:hAnsi="Arial" w:eastAsia="黑体"/>
       <w:b/>
       <w:sz w:val="32"/>
     </w:rPr>
   </w:style>
-  <w:style w:type="paragraph" w:styleId="Heading3">
+  <w:style w:type="paragraph" w:styleId="4">
     <w:name w:val="heading 3"/>
-    <w:basedOn w:val="Normal"/>
-    <w:next w:val="Normal"/>
+    <w:basedOn w:val="1"/>
+    <w:next w:val="1"/>
     <w:semiHidden/>
     <w:unhideWhenUsed/>
     <w:qFormat/>
+    <w:uiPriority w:val="0"/>
     <w:pPr>
       <w:keepNext/>
       <w:keepLines/>
@@ -4705,12 +4785,13 @@
       <w:sz w:val="32"/>
     </w:rPr>
   </w:style>
-  <w:style w:type="paragraph" w:styleId="Heading4">
+  <w:style w:type="paragraph" w:styleId="5">
     <w:name w:val="heading 4"/>
-    <w:basedOn w:val="Normal"/>
-    <w:next w:val="Normal"/>
+    <w:basedOn w:val="1"/>
+    <w:next w:val="1"/>
     <w:unhideWhenUsed/>
     <w:qFormat/>
+    <w:uiPriority w:val="0"/>
     <w:pPr>
       <w:keepNext/>
       <w:keepLines/>
@@ -4723,18 +4804,19 @@
       <w:outlineLvl w:val="3"/>
     </w:pPr>
     <w:rPr>
-      <w:rFonts w:ascii="Arial" w:eastAsia="黑体" w:hAnsi="Arial"/>
+      <w:rFonts w:ascii="Arial" w:hAnsi="Arial" w:eastAsia="黑体"/>
       <w:b/>
       <w:sz w:val="28"/>
     </w:rPr>
   </w:style>
-  <w:style w:type="paragraph" w:styleId="Heading5">
+  <w:style w:type="paragraph" w:styleId="6">
     <w:name w:val="heading 5"/>
-    <w:basedOn w:val="Normal"/>
-    <w:next w:val="Normal"/>
+    <w:basedOn w:val="1"/>
+    <w:next w:val="1"/>
     <w:semiHidden/>
     <w:unhideWhenUsed/>
     <w:qFormat/>
+    <w:uiPriority w:val="0"/>
     <w:pPr>
       <w:keepNext/>
       <w:keepLines/>
@@ -4751,13 +4833,14 @@
       <w:sz w:val="28"/>
     </w:rPr>
   </w:style>
-  <w:style w:type="paragraph" w:styleId="Heading6">
+  <w:style w:type="paragraph" w:styleId="7">
     <w:name w:val="heading 6"/>
-    <w:basedOn w:val="Normal"/>
-    <w:next w:val="Normal"/>
+    <w:basedOn w:val="1"/>
+    <w:next w:val="1"/>
     <w:semiHidden/>
     <w:unhideWhenUsed/>
     <w:qFormat/>
+    <w:uiPriority w:val="0"/>
     <w:pPr>
       <w:keepNext/>
       <w:keepLines/>
@@ -4770,18 +4853,19 @@
       <w:outlineLvl w:val="5"/>
     </w:pPr>
     <w:rPr>
-      <w:rFonts w:ascii="Arial" w:eastAsia="黑体" w:hAnsi="Arial"/>
+      <w:rFonts w:ascii="Arial" w:hAnsi="Arial" w:eastAsia="黑体"/>
       <w:b/>
       <w:sz w:val="24"/>
     </w:rPr>
   </w:style>
-  <w:style w:type="paragraph" w:styleId="Heading7">
+  <w:style w:type="paragraph" w:styleId="8">
     <w:name w:val="heading 7"/>
-    <w:basedOn w:val="Normal"/>
-    <w:next w:val="Normal"/>
+    <w:basedOn w:val="1"/>
+    <w:next w:val="1"/>
     <w:semiHidden/>
     <w:unhideWhenUsed/>
     <w:qFormat/>
+    <w:uiPriority w:val="0"/>
     <w:pPr>
       <w:keepNext/>
       <w:keepLines/>
@@ -4798,13 +4882,14 @@
       <w:sz w:val="24"/>
     </w:rPr>
   </w:style>
-  <w:style w:type="paragraph" w:styleId="Heading8">
+  <w:style w:type="paragraph" w:styleId="9">
     <w:name w:val="heading 8"/>
-    <w:basedOn w:val="Normal"/>
-    <w:next w:val="Normal"/>
+    <w:basedOn w:val="1"/>
+    <w:next w:val="1"/>
     <w:semiHidden/>
     <w:unhideWhenUsed/>
     <w:qFormat/>
+    <w:uiPriority w:val="0"/>
     <w:pPr>
       <w:keepNext/>
       <w:keepLines/>
@@ -4817,17 +4902,18 @@
       <w:outlineLvl w:val="7"/>
     </w:pPr>
     <w:rPr>
-      <w:rFonts w:ascii="Arial" w:eastAsia="黑体" w:hAnsi="Arial"/>
+      <w:rFonts w:ascii="Arial" w:hAnsi="Arial" w:eastAsia="黑体"/>
       <w:sz w:val="24"/>
     </w:rPr>
   </w:style>
-  <w:style w:type="paragraph" w:styleId="Heading9">
+  <w:style w:type="paragraph" w:styleId="10">
     <w:name w:val="heading 9"/>
-    <w:basedOn w:val="Normal"/>
-    <w:next w:val="Normal"/>
+    <w:basedOn w:val="1"/>
+    <w:next w:val="1"/>
     <w:semiHidden/>
     <w:unhideWhenUsed/>
     <w:qFormat/>
+    <w:uiPriority w:val="0"/>
     <w:pPr>
       <w:keepNext/>
       <w:keepLines/>
@@ -4840,19 +4926,21 @@
       <w:outlineLvl w:val="8"/>
     </w:pPr>
     <w:rPr>
-      <w:rFonts w:ascii="Arial" w:eastAsia="黑体" w:hAnsi="Arial"/>
+      <w:rFonts w:ascii="Arial" w:hAnsi="Arial" w:eastAsia="黑体"/>
       <w:sz w:val="21"/>
     </w:rPr>
   </w:style>
-  <w:style w:type="character" w:default="1" w:styleId="DefaultParagraphFont">
+  <w:style w:type="character" w:default="1" w:styleId="23">
     <w:name w:val="Default Paragraph Font"/>
     <w:semiHidden/>
     <w:qFormat/>
+    <w:uiPriority w:val="0"/>
   </w:style>
-  <w:style w:type="table" w:default="1" w:styleId="TableNormal">
+  <w:style w:type="table" w:default="1" w:styleId="21">
     <w:name w:val="Normal Table"/>
     <w:semiHidden/>
     <w:qFormat/>
+    <w:uiPriority w:val="0"/>
     <w:tblPr>
       <w:tblCellMar>
         <w:top w:w="0" w:type="dxa"/>
@@ -4862,39 +4950,43 @@
       </w:tblCellMar>
     </w:tblPr>
   </w:style>
-  <w:style w:type="paragraph" w:styleId="CommentText">
+  <w:style w:type="paragraph" w:styleId="11">
     <w:name w:val="annotation text"/>
-    <w:basedOn w:val="Normal"/>
+    <w:basedOn w:val="1"/>
     <w:qFormat/>
+    <w:uiPriority w:val="0"/>
     <w:pPr>
       <w:jc w:val="left"/>
     </w:pPr>
   </w:style>
-  <w:style w:type="paragraph" w:styleId="BodyText">
+  <w:style w:type="paragraph" w:styleId="12">
     <w:name w:val="Body Text"/>
-    <w:basedOn w:val="Normal"/>
+    <w:basedOn w:val="1"/>
     <w:semiHidden/>
     <w:qFormat/>
+    <w:uiPriority w:val="0"/>
     <w:rPr>
-      <w:rFonts w:ascii="Arial" w:eastAsia="Arial" w:hAnsi="Arial" w:cs="Arial"/>
+      <w:rFonts w:ascii="Arial" w:hAnsi="Arial" w:eastAsia="Arial" w:cs="Arial"/>
       <w:sz w:val="21"/>
       <w:szCs w:val="21"/>
       <w:lang w:val="en-US" w:eastAsia="en-US" w:bidi="ar-SA"/>
     </w:rPr>
   </w:style>
-  <w:style w:type="paragraph" w:styleId="TOC3">
+  <w:style w:type="paragraph" w:styleId="13">
     <w:name w:val="toc 3"/>
-    <w:basedOn w:val="Normal"/>
-    <w:next w:val="Normal"/>
+    <w:basedOn w:val="1"/>
+    <w:next w:val="1"/>
     <w:qFormat/>
+    <w:uiPriority w:val="0"/>
     <w:pPr>
       <w:ind w:left="840" w:leftChars="400"/>
     </w:pPr>
   </w:style>
-  <w:style w:type="paragraph" w:styleId="Footer">
+  <w:style w:type="paragraph" w:styleId="14">
     <w:name w:val="footer"/>
-    <w:basedOn w:val="Normal"/>
+    <w:basedOn w:val="1"/>
     <w:qFormat/>
+    <w:uiPriority w:val="0"/>
     <w:pPr>
       <w:tabs>
         <w:tab w:val="center" w:pos="4153"/>
@@ -4907,16 +4999,17 @@
       <w:sz w:val="18"/>
     </w:rPr>
   </w:style>
-  <w:style w:type="paragraph" w:styleId="Header">
+  <w:style w:type="paragraph" w:styleId="15">
     <w:name w:val="header"/>
-    <w:basedOn w:val="Normal"/>
+    <w:basedOn w:val="1"/>
     <w:qFormat/>
+    <w:uiPriority w:val="0"/>
     <w:pPr>
       <w:pBdr>
-        <w:top w:val="nil"/>
-        <w:left w:val="nil"/>
-        <w:bottom w:val="nil"/>
-        <w:right w:val="nil"/>
+        <w:top w:val="none" w:color="auto" w:sz="0" w:space="0"/>
+        <w:left w:val="none" w:color="auto" w:sz="0" w:space="0"/>
+        <w:bottom w:val="none" w:color="auto" w:sz="0" w:space="0"/>
+        <w:right w:val="none" w:color="auto" w:sz="0" w:space="0"/>
       </w:pBdr>
       <w:tabs>
         <w:tab w:val="center" w:pos="4153"/>
@@ -4931,20 +5024,22 @@
       <w:sz w:val="18"/>
     </w:rPr>
   </w:style>
-  <w:style w:type="paragraph" w:styleId="TOC1">
+  <w:style w:type="paragraph" w:styleId="16">
     <w:name w:val="toc 1"/>
-    <w:basedOn w:val="Normal"/>
-    <w:next w:val="Normal"/>
+    <w:basedOn w:val="1"/>
+    <w:next w:val="1"/>
     <w:qFormat/>
+    <w:uiPriority w:val="0"/>
     <w:rPr>
-      <w:rFonts w:ascii="Arial" w:eastAsia="Microsoft JhengHei" w:hAnsi="Arial"/>
+      <w:rFonts w:ascii="Arial" w:hAnsi="Arial" w:eastAsia="Microsoft JhengHei"/>
       <w:sz w:val="24"/>
     </w:rPr>
   </w:style>
-  <w:style w:type="paragraph" w:styleId="FootnoteText">
+  <w:style w:type="paragraph" w:styleId="17">
     <w:name w:val="footnote text"/>
-    <w:basedOn w:val="Normal"/>
+    <w:basedOn w:val="1"/>
     <w:qFormat/>
+    <w:uiPriority w:val="0"/>
     <w:pPr>
       <w:snapToGrid w:val="0"/>
       <w:jc w:val="left"/>
@@ -4953,27 +5048,30 @@
       <w:sz w:val="18"/>
     </w:rPr>
   </w:style>
-  <w:style w:type="paragraph" w:styleId="TOC2">
+  <w:style w:type="paragraph" w:styleId="18">
     <w:name w:val="toc 2"/>
-    <w:basedOn w:val="Normal"/>
-    <w:next w:val="Normal"/>
+    <w:basedOn w:val="1"/>
+    <w:next w:val="1"/>
     <w:qFormat/>
+    <w:uiPriority w:val="0"/>
     <w:pPr>
       <w:ind w:left="420" w:leftChars="200"/>
     </w:pPr>
   </w:style>
-  <w:style w:type="paragraph" w:styleId="NormalWeb">
+  <w:style w:type="paragraph" w:styleId="19">
     <w:name w:val="Normal (Web)"/>
-    <w:basedOn w:val="Normal"/>
+    <w:basedOn w:val="1"/>
     <w:qFormat/>
+    <w:uiPriority w:val="0"/>
     <w:rPr>
       <w:sz w:val="24"/>
     </w:rPr>
   </w:style>
-  <w:style w:type="paragraph" w:styleId="Title">
+  <w:style w:type="paragraph" w:styleId="20">
     <w:name w:val="Title"/>
-    <w:basedOn w:val="Normal"/>
+    <w:basedOn w:val="1"/>
     <w:qFormat/>
+    <w:uiPriority w:val="0"/>
     <w:pPr>
       <w:spacing w:before="240" w:beforeLines="0" w:beforeAutospacing="0" w:after="60" w:afterLines="0" w:afterAutospacing="0"/>
       <w:jc w:val="center"/>
@@ -4985,76 +5083,82 @@
       <w:sz w:val="32"/>
     </w:rPr>
   </w:style>
-  <w:style w:type="table" w:styleId="TableGrid">
+  <w:style w:type="table" w:styleId="22">
     <w:name w:val="Table Grid"/>
-    <w:basedOn w:val="TableNormal"/>
+    <w:basedOn w:val="21"/>
     <w:qFormat/>
+    <w:uiPriority w:val="0"/>
     <w:pPr>
       <w:widowControl w:val="0"/>
       <w:jc w:val="both"/>
     </w:pPr>
     <w:tblPr>
       <w:tblBorders>
-        <w:top w:val="single" w:sz="4" w:space="0" w:color="auto"/>
-        <w:left w:val="single" w:sz="4" w:space="0" w:color="auto"/>
-        <w:bottom w:val="single" w:sz="4" w:space="0" w:color="auto"/>
-        <w:right w:val="single" w:sz="4" w:space="0" w:color="auto"/>
-        <w:insideH w:val="single" w:sz="4" w:space="0" w:color="auto"/>
-        <w:insideV w:val="single" w:sz="4" w:space="0" w:color="auto"/>
+        <w:top w:val="single" w:color="auto" w:sz="4" w:space="0"/>
+        <w:left w:val="single" w:color="auto" w:sz="4" w:space="0"/>
+        <w:bottom w:val="single" w:color="auto" w:sz="4" w:space="0"/>
+        <w:right w:val="single" w:color="auto" w:sz="4" w:space="0"/>
+        <w:insideH w:val="single" w:color="auto" w:sz="4" w:space="0"/>
+        <w:insideV w:val="single" w:color="auto" w:sz="4" w:space="0"/>
       </w:tblBorders>
     </w:tblPr>
   </w:style>
-  <w:style w:type="character" w:styleId="Strong">
+  <w:style w:type="character" w:styleId="24">
     <w:name w:val="Strong"/>
-    <w:basedOn w:val="DefaultParagraphFont"/>
+    <w:basedOn w:val="23"/>
     <w:qFormat/>
+    <w:uiPriority w:val="0"/>
     <w:rPr>
       <w:b/>
     </w:rPr>
   </w:style>
-  <w:style w:type="character" w:styleId="FootnoteReference">
+  <w:style w:type="character" w:styleId="25">
     <w:name w:val="footnote reference"/>
-    <w:basedOn w:val="DefaultParagraphFont"/>
+    <w:basedOn w:val="23"/>
     <w:qFormat/>
+    <w:uiPriority w:val="0"/>
     <w:rPr>
       <w:vertAlign w:val="superscript"/>
     </w:rPr>
   </w:style>
-  <w:style w:type="paragraph" w:customStyle="1" w:styleId="a">
+  <w:style w:type="paragraph" w:customStyle="1" w:styleId="26">
     <w:name w:val="柴_公司名"/>
-    <w:basedOn w:val="Title"/>
+    <w:basedOn w:val="20"/>
     <w:qFormat/>
+    <w:uiPriority w:val="0"/>
     <w:pPr>
       <w:spacing w:after="600" w:afterLines="600"/>
     </w:pPr>
     <w:rPr>
-      <w:rFonts w:ascii="宋体" w:eastAsia="宋体" w:hAnsi="宋体" w:cs="宋体" w:hint="eastAsia"/>
+      <w:rFonts w:hint="eastAsia" w:ascii="宋体" w:hAnsi="宋体" w:eastAsia="宋体" w:cs="宋体"/>
       <w:bCs/>
       <w:spacing w:val="-6"/>
       <w:sz w:val="52"/>
       <w:szCs w:val="52"/>
     </w:rPr>
   </w:style>
-  <w:style w:type="paragraph" w:customStyle="1" w:styleId="a0">
+  <w:style w:type="paragraph" w:customStyle="1" w:styleId="27">
     <w:name w:val="柴_文档名"/>
-    <w:basedOn w:val="Title"/>
+    <w:basedOn w:val="20"/>
     <w:qFormat/>
+    <w:uiPriority w:val="0"/>
     <w:pPr>
       <w:spacing w:after="900" w:afterLines="900"/>
     </w:pPr>
     <w:rPr>
-      <w:rFonts w:ascii="黑体" w:eastAsia="黑体" w:hAnsi="黑体" w:cs="黑体"/>
+      <w:rFonts w:ascii="黑体" w:hAnsi="黑体" w:eastAsia="黑体" w:cs="黑体"/>
       <w:bCs/>
       <w:spacing w:val="-7"/>
       <w:sz w:val="52"/>
       <w:szCs w:val="52"/>
     </w:rPr>
   </w:style>
-  <w:style w:type="table" w:customStyle="1" w:styleId="TableNormal0">
+  <w:style w:type="table" w:customStyle="1" w:styleId="28">
     <w:name w:val="Table Normal_0"/>
     <w:semiHidden/>
     <w:unhideWhenUsed/>
     <w:qFormat/>
+    <w:uiPriority w:val="0"/>
     <w:tblPr>
       <w:tblCellMar>
         <w:top w:w="0" w:type="dxa"/>
@@ -5064,81 +5168,87 @@
       </w:tblCellMar>
     </w:tblPr>
   </w:style>
-  <w:style w:type="paragraph" w:customStyle="1" w:styleId="TableText">
+  <w:style w:type="paragraph" w:customStyle="1" w:styleId="29">
     <w:name w:val="Table Text"/>
-    <w:basedOn w:val="Normal"/>
+    <w:basedOn w:val="1"/>
     <w:semiHidden/>
     <w:qFormat/>
+    <w:uiPriority w:val="0"/>
     <w:rPr>
-      <w:rFonts w:ascii="宋体" w:eastAsia="宋体" w:hAnsi="宋体" w:cs="宋体"/>
+      <w:rFonts w:ascii="宋体" w:hAnsi="宋体" w:eastAsia="宋体" w:cs="宋体"/>
       <w:sz w:val="21"/>
       <w:szCs w:val="21"/>
       <w:lang w:val="en-US" w:eastAsia="en-US" w:bidi="ar-SA"/>
     </w:rPr>
   </w:style>
-  <w:style w:type="paragraph" w:customStyle="1" w:styleId="1">
+  <w:style w:type="paragraph" w:customStyle="1" w:styleId="30">
     <w:name w:val="柴_标题1"/>
-    <w:basedOn w:val="Heading1"/>
-    <w:next w:val="a1"/>
-    <w:link w:val="1Char"/>
+    <w:basedOn w:val="2"/>
+    <w:next w:val="31"/>
+    <w:link w:val="40"/>
     <w:qFormat/>
+    <w:uiPriority w:val="0"/>
     <w:pPr>
       <w:spacing w:before="100" w:after="90" w:line="360" w:lineRule="auto"/>
     </w:pPr>
     <w:rPr>
-      <w:rFonts w:ascii="Arial" w:eastAsia="宋体" w:hAnsi="Arial"/>
+      <w:rFonts w:ascii="Arial" w:hAnsi="Arial" w:eastAsia="宋体"/>
       <w:sz w:val="32"/>
     </w:rPr>
   </w:style>
-  <w:style w:type="paragraph" w:customStyle="1" w:styleId="a1">
+  <w:style w:type="paragraph" w:customStyle="1" w:styleId="31">
     <w:name w:val="柴_正文"/>
-    <w:basedOn w:val="BodyText"/>
-    <w:link w:val="Char"/>
+    <w:basedOn w:val="12"/>
+    <w:link w:val="44"/>
     <w:qFormat/>
+    <w:uiPriority w:val="0"/>
     <w:pPr>
       <w:spacing w:line="360" w:lineRule="auto"/>
       <w:ind w:firstLine="470" w:firstLineChars="200"/>
     </w:pPr>
     <w:rPr>
-      <w:rFonts w:ascii="Arial" w:eastAsia="宋体" w:hAnsi="Arial"/>
+      <w:rFonts w:ascii="Arial" w:hAnsi="Arial" w:eastAsia="宋体"/>
       <w:sz w:val="24"/>
       <w:lang w:eastAsia="zh-CN"/>
     </w:rPr>
   </w:style>
-  <w:style w:type="paragraph" w:customStyle="1" w:styleId="2">
+  <w:style w:type="paragraph" w:customStyle="1" w:styleId="32">
     <w:name w:val="柴_标题2"/>
-    <w:basedOn w:val="Heading2"/>
-    <w:next w:val="a1"/>
+    <w:basedOn w:val="3"/>
+    <w:next w:val="31"/>
     <w:qFormat/>
+    <w:uiPriority w:val="0"/>
     <w:pPr>
       <w:spacing w:line="360" w:lineRule="auto"/>
     </w:pPr>
     <w:rPr>
-      <w:rFonts w:ascii="Arial" w:eastAsia="宋体" w:hAnsi="Arial"/>
+      <w:rFonts w:ascii="Arial" w:hAnsi="Arial" w:eastAsia="宋体"/>
       <w:sz w:val="28"/>
     </w:rPr>
   </w:style>
-  <w:style w:type="paragraph" w:customStyle="1" w:styleId="3">
+  <w:style w:type="paragraph" w:customStyle="1" w:styleId="33">
     <w:name w:val="柴_标题3"/>
-    <w:basedOn w:val="Heading3"/>
-    <w:next w:val="a1"/>
+    <w:basedOn w:val="4"/>
+    <w:next w:val="31"/>
     <w:qFormat/>
+    <w:uiPriority w:val="0"/>
     <w:pPr>
       <w:spacing w:line="360" w:lineRule="auto"/>
       <w:ind w:left="0" w:firstLine="472" w:firstLineChars="200"/>
     </w:pPr>
     <w:rPr>
-      <w:rFonts w:ascii="宋体" w:eastAsia="宋体" w:hAnsi="宋体" w:cs="宋体"/>
+      <w:rFonts w:ascii="宋体" w:hAnsi="宋体" w:eastAsia="宋体" w:cs="宋体"/>
       <w:spacing w:val="-2"/>
       <w:sz w:val="24"/>
       <w:szCs w:val="24"/>
     </w:rPr>
   </w:style>
-  <w:style w:type="paragraph" w:customStyle="1" w:styleId="a2">
+  <w:style w:type="paragraph" w:customStyle="1" w:styleId="34">
     <w:name w:val="柴_目录"/>
-    <w:basedOn w:val="Normal"/>
-    <w:next w:val="BodyText"/>
+    <w:basedOn w:val="1"/>
+    <w:next w:val="12"/>
     <w:qFormat/>
+    <w:uiPriority w:val="0"/>
     <w:pPr>
       <w:tabs>
         <w:tab w:val="right" w:leader="dot" w:pos="8442"/>
@@ -5146,59 +5256,64 @@
       <w:ind w:left="0" w:leftChars="0"/>
     </w:pPr>
     <w:rPr>
-      <w:rFonts w:ascii="Arial" w:eastAsia="Microsoft JhengHei" w:hAnsi="Arial"/>
+      <w:rFonts w:ascii="Arial" w:hAnsi="Arial" w:eastAsia="Microsoft JhengHei"/>
       <w:sz w:val="24"/>
     </w:rPr>
   </w:style>
-  <w:style w:type="paragraph" w:customStyle="1" w:styleId="WPSOffice1">
+  <w:style w:type="paragraph" w:customStyle="1" w:styleId="35">
     <w:name w:val="WPSOffice手动目录 1"/>
     <w:qFormat/>
+    <w:uiPriority w:val="0"/>
     <w:pPr>
       <w:ind w:leftChars="0"/>
     </w:pPr>
     <w:rPr>
-      <w:rFonts w:ascii="Times New Roman" w:eastAsia="宋体" w:hAnsi="Times New Roman" w:cs="Times New Roman"/>
+      <w:rFonts w:ascii="Times New Roman" w:hAnsi="Times New Roman" w:eastAsia="宋体" w:cs="Times New Roman"/>
       <w:sz w:val="20"/>
       <w:szCs w:val="20"/>
     </w:rPr>
   </w:style>
-  <w:style w:type="paragraph" w:customStyle="1" w:styleId="WPSOffice2">
+  <w:style w:type="paragraph" w:customStyle="1" w:styleId="36">
     <w:name w:val="WPSOffice手动目录 2"/>
     <w:qFormat/>
+    <w:uiPriority w:val="0"/>
     <w:pPr>
       <w:ind w:leftChars="200"/>
     </w:pPr>
     <w:rPr>
-      <w:rFonts w:ascii="Times New Roman" w:eastAsia="宋体" w:hAnsi="Times New Roman" w:cs="Times New Roman"/>
+      <w:rFonts w:ascii="Times New Roman" w:hAnsi="Times New Roman" w:eastAsia="宋体" w:cs="Times New Roman"/>
       <w:sz w:val="20"/>
       <w:szCs w:val="20"/>
     </w:rPr>
   </w:style>
-  <w:style w:type="paragraph" w:customStyle="1" w:styleId="WPSOffice3">
+  <w:style w:type="paragraph" w:customStyle="1" w:styleId="37">
     <w:name w:val="WPSOffice手动目录 3"/>
     <w:qFormat/>
+    <w:uiPriority w:val="0"/>
     <w:pPr>
       <w:ind w:leftChars="400"/>
     </w:pPr>
     <w:rPr>
-      <w:rFonts w:ascii="Times New Roman" w:eastAsia="宋体" w:hAnsi="Times New Roman" w:cs="Times New Roman"/>
+      <w:rFonts w:ascii="Times New Roman" w:hAnsi="Times New Roman" w:eastAsia="宋体" w:cs="Times New Roman"/>
       <w:sz w:val="20"/>
       <w:szCs w:val="20"/>
     </w:rPr>
   </w:style>
-  <w:style w:type="paragraph" w:customStyle="1" w:styleId="Compact">
+  <w:style w:type="paragraph" w:customStyle="1" w:styleId="38">
     <w:name w:val="Compact"/>
-    <w:basedOn w:val="BodyText"/>
+    <w:basedOn w:val="12"/>
     <w:qFormat/>
+    <w:uiPriority w:val="0"/>
     <w:pPr>
       <w:spacing w:before="36" w:after="36"/>
     </w:pPr>
   </w:style>
-  <w:style w:type="table" w:customStyle="1" w:styleId="Table">
+  <w:style w:type="table" w:customStyle="1" w:styleId="39">
     <w:name w:val="Table"/>
     <w:semiHidden/>
     <w:unhideWhenUsed/>
     <w:qFormat/>
+    <w:uiPriority w:val="0"/>
     <w:tblPr>
       <w:tblCellMar>
         <w:top w:w="0" w:type="dxa"/>
@@ -5210,26 +5325,28 @@
     <w:tblStylePr w:type="firstRow">
       <w:tcPr>
         <w:tcBorders>
-          <w:bottom w:val="single" w:sz="0" w:space="0" w:color="auto"/>
+          <w:bottom w:val="single" w:color="auto" w:sz="0" w:space="0"/>
         </w:tcBorders>
         <w:vAlign w:val="bottom"/>
       </w:tcPr>
     </w:tblStylePr>
   </w:style>
-  <w:style w:type="character" w:customStyle="1" w:styleId="1Char">
+  <w:style w:type="character" w:customStyle="1" w:styleId="40">
     <w:name w:val="柴_标题1 Char"/>
-    <w:link w:val="1"/>
+    <w:link w:val="30"/>
     <w:qFormat/>
+    <w:uiPriority w:val="0"/>
     <w:rPr>
-      <w:rFonts w:ascii="Arial" w:eastAsia="宋体" w:hAnsi="Arial"/>
+      <w:rFonts w:ascii="Arial" w:hAnsi="Arial" w:eastAsia="宋体"/>
       <w:sz w:val="32"/>
     </w:rPr>
   </w:style>
-  <w:style w:type="table" w:customStyle="1" w:styleId="TableNormal1">
+  <w:style w:type="table" w:customStyle="1" w:styleId="41">
     <w:name w:val="Table Normal_1"/>
     <w:semiHidden/>
     <w:unhideWhenUsed/>
     <w:qFormat/>
+    <w:uiPriority w:val="0"/>
     <w:tblPr>
       <w:tblCellMar>
         <w:top w:w="0" w:type="dxa"/>
@@ -5239,10 +5356,11 @@
       </w:tblCellMar>
     </w:tblPr>
   </w:style>
-  <w:style w:type="paragraph" w:customStyle="1" w:styleId="a3">
+  <w:style w:type="paragraph" w:customStyle="1" w:styleId="42">
     <w:name w:val="柴_正文_无缩进"/>
-    <w:basedOn w:val="Normal"/>
+    <w:basedOn w:val="1"/>
     <w:qFormat/>
+    <w:uiPriority w:val="0"/>
     <w:pPr>
       <w:ind w:firstLine="0" w:firstLineChars="0"/>
     </w:pPr>
@@ -5252,29 +5370,31 @@
       <w:lang w:eastAsia="zh-CN"/>
     </w:rPr>
   </w:style>
-  <w:style w:type="paragraph" w:customStyle="1" w:styleId="4">
+  <w:style w:type="paragraph" w:customStyle="1" w:styleId="43">
     <w:name w:val="柴_标题4"/>
-    <w:basedOn w:val="Heading4"/>
-    <w:next w:val="Normal"/>
+    <w:basedOn w:val="5"/>
+    <w:next w:val="1"/>
     <w:qFormat/>
+    <w:uiPriority w:val="0"/>
     <w:pPr>
       <w:widowControl w:val="0"/>
       <w:spacing w:before="160" w:line="360" w:lineRule="auto"/>
-      <w:ind w:left="981" w:hanging="862" w:leftChars="300"/>
+      <w:ind w:left="981" w:leftChars="300" w:hanging="862"/>
     </w:pPr>
     <w:rPr>
-      <w:rFonts w:ascii="Calibri" w:eastAsia="宋体" w:hAnsi="Calibri" w:cs="宋体" w:hint="eastAsia"/>
+      <w:rFonts w:hint="eastAsia" w:ascii="Calibri" w:hAnsi="Calibri" w:eastAsia="宋体" w:cs="宋体"/>
       <w:sz w:val="24"/>
       <w:szCs w:val="24"/>
       <w:lang w:eastAsia="zh-CN" w:bidi="zh-CN"/>
     </w:rPr>
   </w:style>
-  <w:style w:type="character" w:customStyle="1" w:styleId="Char">
+  <w:style w:type="character" w:customStyle="1" w:styleId="44">
     <w:name w:val="柴_正文 Char"/>
-    <w:link w:val="a1"/>
+    <w:link w:val="31"/>
     <w:qFormat/>
+    <w:uiPriority w:val="0"/>
     <w:rPr>
-      <w:rFonts w:ascii="Arial" w:eastAsia="宋体" w:hAnsi="Arial"/>
+      <w:rFonts w:ascii="Arial" w:hAnsi="Arial" w:eastAsia="宋体"/>
       <w:sz w:val="24"/>
       <w:lang w:eastAsia="zh-CN"/>
     </w:rPr>
